--- a/docs/index.docx
+++ b/docs/index.docx
@@ -15,7 +15,7 @@
         <w:pStyle w:val="Subtitle"/>
       </w:pPr>
       <w:r>
-        <w:t xml:space="preserve">Issue: 1 Amendment 15 </w:t>
+        <w:t xml:space="preserve">Issue: 1 Amendment 16 </w:t>
       </w:r>
       <w:r>
         <w:t xml:space="preserve"> </w:t>
@@ -26,7 +26,7 @@
         <w:pStyle w:val="Date"/>
       </w:pPr>
       <w:r>
-        <w:t xml:space="preserve">Issue Date: April 2025</w:t>
+        <w:t xml:space="preserve">Issue Date: November 2025</w:t>
       </w:r>
     </w:p>
     <w:sdt>
@@ -2816,6 +2816,56 @@
           </w:p>
         </w:tc>
       </w:tr>
+      <w:tr>
+        <w:tc>
+          <w:tcPr/>
+          <w:p>
+            <w:pPr>
+              <w:pStyle w:val="Compact"/>
+              <w:jc w:val="left"/>
+            </w:pPr>
+            <w:r>
+              <w:t xml:space="preserve">Amendment 16</w:t>
+            </w:r>
+          </w:p>
+        </w:tc>
+        <w:tc>
+          <w:tcPr/>
+          <w:p>
+            <w:pPr>
+              <w:pStyle w:val="Compact"/>
+              <w:jc w:val="left"/>
+            </w:pPr>
+            <w:r>
+              <w:t xml:space="preserve">November 2025</w:t>
+            </w:r>
+          </w:p>
+        </w:tc>
+        <w:tc>
+          <w:tcPr/>
+          <w:p>
+            <w:pPr>
+              <w:pStyle w:val="Compact"/>
+            </w:pPr>
+          </w:p>
+        </w:tc>
+        <w:tc>
+          <w:tcPr/>
+          <w:p>
+            <w:pPr>
+              <w:pStyle w:val="Compact"/>
+              <w:numPr>
+                <w:ilvl w:val="0"/>
+                <w:numId w:val="1032"/>
+              </w:numPr>
+              <w:jc w:val="left"/>
+            </w:pPr>
+            <w:r>
+              <w:t xml:space="preserve">Document not updated</w:t>
+            </w:r>
+          </w:p>
+        </w:tc>
+      </w:tr>
     </w:tbl>
     <w:p>
       <w:pPr>
@@ -2854,33 +2904,11 @@
         <w:pStyle w:val="Compact"/>
         <w:numPr>
           <w:ilvl w:val="0"/>
-          <w:numId w:val="1032"/>
+          <w:numId w:val="1033"/>
         </w:numPr>
       </w:pPr>
       <w:r>
         <w:t xml:space="preserve">Jason Walls, QA Cafe</w:t>
-      </w:r>
-    </w:p>
-    <w:p>
-      <w:pPr>
-        <w:pStyle w:val="Compact"/>
-        <w:numPr>
-          <w:ilvl w:val="0"/>
-          <w:numId w:val="1032"/>
-        </w:numPr>
-      </w:pPr>
-      <w:r>
-        <w:t xml:space="preserve">John Blackford, Vantiva</w:t>
-      </w:r>
-    </w:p>
-    <w:bookmarkEnd w:id="41"/>
-    <w:bookmarkStart w:id="42" w:name="Xbce985358baf60c68379bed7265a70d900e8838"/>
-    <w:p>
-      <w:pPr>
-        <w:pStyle w:val="Heading3"/>
-      </w:pPr>
-      <w:r>
-        <w:t xml:space="preserve"> Project Stream Leaders</w:t>
       </w:r>
     </w:p>
     <w:p>
@@ -2892,7 +2920,17 @@
         </w:numPr>
       </w:pPr>
       <w:r>
-        <w:t xml:space="preserve">Daniel Egger, Axiros</w:t>
+        <w:t xml:space="preserve">John Blackford, Vantiva</w:t>
+      </w:r>
+    </w:p>
+    <w:bookmarkEnd w:id="41"/>
+    <w:bookmarkStart w:id="42" w:name="Xbce985358baf60c68379bed7265a70d900e8838"/>
+    <w:p>
+      <w:pPr>
+        <w:pStyle w:val="Heading3"/>
+      </w:pPr>
+      <w:r>
+        <w:t xml:space="preserve"> Project Stream Leaders</w:t>
       </w:r>
     </w:p>
     <w:p>
@@ -2900,7 +2938,19 @@
         <w:pStyle w:val="Compact"/>
         <w:numPr>
           <w:ilvl w:val="0"/>
-          <w:numId w:val="1033"/>
+          <w:numId w:val="1034"/>
+        </w:numPr>
+      </w:pPr>
+      <w:r>
+        <w:t xml:space="preserve">Daniel Egger</w:t>
+      </w:r>
+    </w:p>
+    <w:p>
+      <w:pPr>
+        <w:pStyle w:val="Compact"/>
+        <w:numPr>
+          <w:ilvl w:val="0"/>
+          <w:numId w:val="1034"/>
         </w:numPr>
       </w:pPr>
       <w:r>
@@ -2970,7 +3020,7 @@
         <w:pStyle w:val="Compact"/>
         <w:numPr>
           <w:ilvl w:val="0"/>
-          <w:numId w:val="1034"/>
+          <w:numId w:val="1035"/>
         </w:numPr>
       </w:pPr>
       <w:r>
@@ -2980,82 +3030,82 @@
     <w:p>
       <w:pPr>
         <w:pStyle w:val="Compact"/>
-        <w:numPr>
-          <w:ilvl w:val="0"/>
-          <w:numId w:val="1034"/>
-        </w:numPr>
-      </w:pPr>
-      <w:r>
-        <w:t xml:space="preserve">Requirements for versioning of data models</w:t>
-      </w:r>
-    </w:p>
-    <w:p>
-      <w:pPr>
-        <w:pStyle w:val="Compact"/>
-        <w:numPr>
-          <w:ilvl w:val="0"/>
-          <w:numId w:val="1034"/>
-        </w:numPr>
-      </w:pPr>
-      <w:r>
-        <w:t xml:space="preserve">Requirements for defining profiles</w:t>
-      </w:r>
-    </w:p>
-    <w:p>
-      <w:pPr>
-        <w:pStyle w:val="FirstParagraph"/>
-      </w:pPr>
-      <w:r>
-        <w:t xml:space="preserve">As part of this data modeling framework, TR-106 defines two XML Schemas:</w:t>
-      </w:r>
-    </w:p>
-    <w:p>
-      <w:pPr>
         <w:numPr>
           <w:ilvl w:val="0"/>
           <w:numId w:val="1035"/>
         </w:numPr>
       </w:pPr>
       <w:r>
-        <w:t xml:space="preserve">The</w:t>
-      </w:r>
-      <w:r>
-        <w:t xml:space="preserve"> </w:t>
-      </w:r>
-      <w:r>
-        <w:rPr>
-          <w:i/>
-          <w:iCs/>
-        </w:rPr>
-        <w:t xml:space="preserve">Data Modeling (DM) Schema</w:t>
-      </w:r>
-      <w:r>
-        <w:t xml:space="preserve">, which is used for defining all CWMP and</w:t>
-      </w:r>
-      <w:r>
-        <w:t xml:space="preserve"> </w:t>
-      </w:r>
-      <w:r>
-        <w:t xml:space="preserve">USP data models. This makes data model definitions rigorous, and helps to</w:t>
-      </w:r>
-      <w:r>
-        <w:t xml:space="preserve"> </w:t>
-      </w:r>
-      <w:r>
-        <w:t xml:space="preserve">reduce the danger that different implementations will interpret data</w:t>
-      </w:r>
-      <w:r>
-        <w:t xml:space="preserve"> </w:t>
-      </w:r>
-      <w:r>
-        <w:t xml:space="preserve">model definitions in different ways.</w:t>
-      </w:r>
-    </w:p>
-    <w:p>
-      <w:pPr>
+        <w:t xml:space="preserve">Requirements for versioning of data models</w:t>
+      </w:r>
+    </w:p>
+    <w:p>
+      <w:pPr>
+        <w:pStyle w:val="Compact"/>
         <w:numPr>
           <w:ilvl w:val="0"/>
           <w:numId w:val="1035"/>
+        </w:numPr>
+      </w:pPr>
+      <w:r>
+        <w:t xml:space="preserve">Requirements for defining profiles</w:t>
+      </w:r>
+    </w:p>
+    <w:p>
+      <w:pPr>
+        <w:pStyle w:val="FirstParagraph"/>
+      </w:pPr>
+      <w:r>
+        <w:t xml:space="preserve">As part of this data modeling framework, TR-106 defines two XML Schemas:</w:t>
+      </w:r>
+    </w:p>
+    <w:p>
+      <w:pPr>
+        <w:numPr>
+          <w:ilvl w:val="0"/>
+          <w:numId w:val="1036"/>
+        </w:numPr>
+      </w:pPr>
+      <w:r>
+        <w:t xml:space="preserve">The</w:t>
+      </w:r>
+      <w:r>
+        <w:t xml:space="preserve"> </w:t>
+      </w:r>
+      <w:r>
+        <w:rPr>
+          <w:i/>
+          <w:iCs/>
+        </w:rPr>
+        <w:t xml:space="preserve">Data Modeling (DM) Schema</w:t>
+      </w:r>
+      <w:r>
+        <w:t xml:space="preserve">, which is used for defining all CWMP and</w:t>
+      </w:r>
+      <w:r>
+        <w:t xml:space="preserve"> </w:t>
+      </w:r>
+      <w:r>
+        <w:t xml:space="preserve">USP data models. This makes data model definitions rigorous, and helps to</w:t>
+      </w:r>
+      <w:r>
+        <w:t xml:space="preserve"> </w:t>
+      </w:r>
+      <w:r>
+        <w:t xml:space="preserve">reduce the danger that different implementations will interpret data</w:t>
+      </w:r>
+      <w:r>
+        <w:t xml:space="preserve"> </w:t>
+      </w:r>
+      <w:r>
+        <w:t xml:space="preserve">model definitions in different ways.</w:t>
+      </w:r>
+    </w:p>
+    <w:p>
+      <w:pPr>
+        <w:numPr>
+          <w:ilvl w:val="0"/>
+          <w:numId w:val="1036"/>
         </w:numPr>
       </w:pPr>
       <w:r>
@@ -3387,7 +3437,7 @@
       <w:pPr>
         <w:numPr>
           <w:ilvl w:val="0"/>
-          <w:numId w:val="1036"/>
+          <w:numId w:val="1037"/>
         </w:numPr>
       </w:pPr>
       <w:r>
@@ -3398,7 +3448,7 @@
       <w:pPr>
         <w:numPr>
           <w:ilvl w:val="0"/>
-          <w:numId w:val="1036"/>
+          <w:numId w:val="1037"/>
         </w:numPr>
       </w:pPr>
       <w:r>
@@ -3409,7 +3459,7 @@
       <w:pPr>
         <w:numPr>
           <w:ilvl w:val="0"/>
-          <w:numId w:val="1036"/>
+          <w:numId w:val="1037"/>
         </w:numPr>
       </w:pPr>
       <w:r>
@@ -3420,7 +3470,7 @@
       <w:pPr>
         <w:numPr>
           <w:ilvl w:val="0"/>
-          <w:numId w:val="1036"/>
+          <w:numId w:val="1037"/>
         </w:numPr>
       </w:pPr>
       <w:r>
@@ -3623,7 +3673,7 @@
       <w:pPr>
         <w:numPr>
           <w:ilvl w:val="0"/>
-          <w:numId w:val="1037"/>
+          <w:numId w:val="1038"/>
         </w:numPr>
       </w:pPr>
       <w:r>
@@ -3634,7 +3684,7 @@
       <w:pPr>
         <w:numPr>
           <w:ilvl w:val="0"/>
-          <w:numId w:val="1037"/>
+          <w:numId w:val="1038"/>
         </w:numPr>
       </w:pPr>
       <w:r>
@@ -3651,7 +3701,7 @@
       <w:pPr>
         <w:numPr>
           <w:ilvl w:val="0"/>
-          <w:numId w:val="1037"/>
+          <w:numId w:val="1038"/>
         </w:numPr>
       </w:pPr>
       <w:r>
@@ -4085,41 +4135,11 @@
       <w:pPr>
         <w:numPr>
           <w:ilvl w:val="0"/>
-          <w:numId w:val="1038"/>
+          <w:numId w:val="1039"/>
         </w:numPr>
       </w:pPr>
       <w:r>
         <w:t xml:space="preserve">Structural requirements for the data hierarchy</w:t>
-      </w:r>
-    </w:p>
-    <w:p>
-      <w:pPr>
-        <w:numPr>
-          <w:ilvl w:val="0"/>
-          <w:numId w:val="1038"/>
-        </w:numPr>
-      </w:pPr>
-      <w:r>
-        <w:t xml:space="preserve">Requirements for versioning of data models</w:t>
-      </w:r>
-    </w:p>
-    <w:p>
-      <w:pPr>
-        <w:numPr>
-          <w:ilvl w:val="0"/>
-          <w:numId w:val="1038"/>
-        </w:numPr>
-      </w:pPr>
-      <w:r>
-        <w:t xml:space="preserve">Requirements for defining profiles</w:t>
-      </w:r>
-    </w:p>
-    <w:p>
-      <w:pPr>
-        <w:pStyle w:val="FirstParagraph"/>
-      </w:pPr>
-      <w:r>
-        <w:t xml:space="preserve">In addition, this document defines two XML Schemas:</w:t>
       </w:r>
     </w:p>
     <w:p>
@@ -4130,31 +4150,7 @@
         </w:numPr>
       </w:pPr>
       <w:r>
-        <w:t xml:space="preserve">An XML Schema that as far as possible embodies these guidelines, and</w:t>
-      </w:r>
-      <w:r>
-        <w:t xml:space="preserve"> </w:t>
-      </w:r>
-      <w:r>
-        <w:t xml:space="preserve">which is used for defining all CWMP and USP data models. This makes</w:t>
-      </w:r>
-      <w:r>
-        <w:t xml:space="preserve"> </w:t>
-      </w:r>
-      <w:r>
-        <w:t xml:space="preserve">data model definitions rigorous, and helps to reduce the danger that</w:t>
-      </w:r>
-      <w:r>
-        <w:t xml:space="preserve"> </w:t>
-      </w:r>
-      <w:r>
-        <w:t xml:space="preserve">different implementations will interpret data model definitions in</w:t>
-      </w:r>
-      <w:r>
-        <w:t xml:space="preserve"> </w:t>
-      </w:r>
-      <w:r>
-        <w:t xml:space="preserve">different ways.</w:t>
+        <w:t xml:space="preserve">Requirements for versioning of data models</w:t>
       </w:r>
     </w:p>
     <w:p>
@@ -4162,6 +4158,60 @@
         <w:numPr>
           <w:ilvl w:val="0"/>
           <w:numId w:val="1039"/>
+        </w:numPr>
+      </w:pPr>
+      <w:r>
+        <w:t xml:space="preserve">Requirements for defining profiles</w:t>
+      </w:r>
+    </w:p>
+    <w:p>
+      <w:pPr>
+        <w:pStyle w:val="FirstParagraph"/>
+      </w:pPr>
+      <w:r>
+        <w:t xml:space="preserve">In addition, this document defines two XML Schemas:</w:t>
+      </w:r>
+    </w:p>
+    <w:p>
+      <w:pPr>
+        <w:numPr>
+          <w:ilvl w:val="0"/>
+          <w:numId w:val="1040"/>
+        </w:numPr>
+      </w:pPr>
+      <w:r>
+        <w:t xml:space="preserve">An XML Schema that as far as possible embodies these guidelines, and</w:t>
+      </w:r>
+      <w:r>
+        <w:t xml:space="preserve"> </w:t>
+      </w:r>
+      <w:r>
+        <w:t xml:space="preserve">which is used for defining all CWMP and USP data models. This makes</w:t>
+      </w:r>
+      <w:r>
+        <w:t xml:space="preserve"> </w:t>
+      </w:r>
+      <w:r>
+        <w:t xml:space="preserve">data model definitions rigorous, and helps to reduce the danger that</w:t>
+      </w:r>
+      <w:r>
+        <w:t xml:space="preserve"> </w:t>
+      </w:r>
+      <w:r>
+        <w:t xml:space="preserve">different implementations will interpret data model definitions in</w:t>
+      </w:r>
+      <w:r>
+        <w:t xml:space="preserve"> </w:t>
+      </w:r>
+      <w:r>
+        <w:t xml:space="preserve">different ways.</w:t>
+      </w:r>
+    </w:p>
+    <w:p>
+      <w:pPr>
+        <w:numPr>
+          <w:ilvl w:val="0"/>
+          <w:numId w:val="1040"/>
         </w:numPr>
       </w:pPr>
       <w:r>
@@ -7703,7 +7753,7 @@
       <w:pPr>
         <w:numPr>
           <w:ilvl w:val="0"/>
-          <w:numId w:val="1040"/>
+          <w:numId w:val="1041"/>
         </w:numPr>
       </w:pPr>
       <w:r>
@@ -7723,202 +7773,6 @@
       </w:r>
       <w:r>
         <w:t xml:space="preserve">.</w:t>
-      </w:r>
-    </w:p>
-    <w:p>
-      <w:pPr>
-        <w:numPr>
-          <w:ilvl w:val="0"/>
-          <w:numId w:val="1040"/>
-        </w:numPr>
-      </w:pPr>
-      <w:r>
-        <w:t xml:space="preserve">A Root Object definition MUST contain exactly one</w:t>
-      </w:r>
-      <w:r>
-        <w:t xml:space="preserve"> </w:t>
-      </w:r>
-      <w:r>
-        <w:t xml:space="preserve">“Services.”</w:t>
-      </w:r>
-      <w:r>
-        <w:t xml:space="preserve"> </w:t>
-      </w:r>
-      <w:r>
-        <w:t xml:space="preserve">object.</w:t>
-      </w:r>
-    </w:p>
-    <w:p>
-      <w:pPr>
-        <w:numPr>
-          <w:ilvl w:val="0"/>
-          <w:numId w:val="1040"/>
-        </w:numPr>
-      </w:pPr>
-      <w:r>
-        <w:t xml:space="preserve">A service data model definition MUST define an object hierarchy that</w:t>
-      </w:r>
-      <w:r>
-        <w:t xml:space="preserve"> </w:t>
-      </w:r>
-      <w:r>
-        <w:t xml:space="preserve">starts just under the</w:t>
-      </w:r>
-      <w:r>
-        <w:t xml:space="preserve"> </w:t>
-      </w:r>
-      <w:r>
-        <w:t xml:space="preserve">“Device.Services.”</w:t>
-      </w:r>
-      <w:r>
-        <w:t xml:space="preserve"> </w:t>
-      </w:r>
-      <w:r>
-        <w:t xml:space="preserve">object.</w:t>
-      </w:r>
-    </w:p>
-    <w:p>
-      <w:pPr>
-        <w:numPr>
-          <w:ilvl w:val="0"/>
-          <w:numId w:val="1040"/>
-        </w:numPr>
-      </w:pPr>
-      <w:r>
-        <w:t xml:space="preserve">For each Multi-Instance Object defined, a data model MUST also</w:t>
-      </w:r>
-      <w:r>
-        <w:t xml:space="preserve"> </w:t>
-      </w:r>
-      <w:r>
-        <w:t xml:space="preserve">define a corresponding parameter indicating the number of instances</w:t>
-      </w:r>
-      <w:r>
-        <w:t xml:space="preserve"> </w:t>
-      </w:r>
-      <w:r>
-        <w:t xml:space="preserve">of the Multi-Instance Object. The name of this parameter MUST be the</w:t>
-      </w:r>
-      <w:r>
-        <w:t xml:space="preserve"> </w:t>
-      </w:r>
-      <w:r>
-        <w:t xml:space="preserve">name of the object concatenated with</w:t>
-      </w:r>
-      <w:r>
-        <w:t xml:space="preserve"> </w:t>
-      </w:r>
-      <w:r>
-        <w:t xml:space="preserve">“NumberOfEntries”</w:t>
-      </w:r>
-      <w:r>
-        <w:t xml:space="preserve">. This</w:t>
-      </w:r>
-      <w:r>
-        <w:t xml:space="preserve"> </w:t>
-      </w:r>
-      <w:r>
-        <w:t xml:space="preserve">parameter MUST appear in the same object as the Multi-Instance</w:t>
-      </w:r>
-      <w:r>
-        <w:t xml:space="preserve"> </w:t>
-      </w:r>
-      <w:r>
-        <w:t xml:space="preserve">Object it is related to.</w:t>
-      </w:r>
-    </w:p>
-    <w:p>
-      <w:pPr>
-        <w:pStyle w:val="FirstParagraph"/>
-      </w:pPr>
-      <w:r>
-        <w:t xml:space="preserve">Formally, the top level of the data hierarchy is defined as follows:</w:t>
-      </w:r>
-    </w:p>
-    <w:p>
-      <w:pPr>
-        <w:pStyle w:val="SourceCode"/>
-      </w:pPr>
-      <w:r>
-        <w:rPr>
-          <w:rStyle w:val="VerbatimChar"/>
-        </w:rPr>
-        <w:t xml:space="preserve">    Element = "Device"</w:t>
-      </w:r>
-      <w:r>
-        <w:br/>
-      </w:r>
-      <w:r>
-        <w:rPr>
-          <w:rStyle w:val="VerbatimChar"/>
-        </w:rPr>
-        <w:t xml:space="preserve">            | "Device." TR-181DeviceObject</w:t>
-      </w:r>
-      <w:r>
-        <w:br/>
-      </w:r>
-      <w:r>
-        <w:rPr>
-          <w:rStyle w:val="VerbatimChar"/>
-        </w:rPr>
-        <w:t xml:space="preserve">            | "Device.Services." ServiceObject "NumberOfEntries"</w:t>
-      </w:r>
-      <w:r>
-        <w:br/>
-      </w:r>
-      <w:r>
-        <w:rPr>
-          <w:rStyle w:val="VerbatimChar"/>
-        </w:rPr>
-        <w:t xml:space="preserve">            | "Device.Services." ServiceObject ".{i}"</w:t>
-      </w:r>
-      <w:r>
-        <w:br/>
-      </w:r>
-      <w:r>
-        <w:br/>
-      </w:r>
-      <w:r>
-        <w:rPr>
-          <w:rStyle w:val="VerbatimChar"/>
-        </w:rPr>
-        <w:t xml:space="preserve">    TR-181DeviceObject = // As defined in TR-181i2, e.g. "UserInterface" or "ManagementServer"</w:t>
-      </w:r>
-      <w:r>
-        <w:br/>
-      </w:r>
-      <w:r>
-        <w:br/>
-      </w:r>
-      <w:r>
-        <w:rPr>
-          <w:rStyle w:val="VerbatimChar"/>
-        </w:rPr>
-        <w:t xml:space="preserve">    ServiceObject = // As defined in other specs, e.g. TR-140</w:t>
-      </w:r>
-    </w:p>
-    <w:bookmarkEnd w:id="70"/>
-    <w:bookmarkStart w:id="71" w:name="X24d4eb39814c5521403c7a21c7fff9f228b24a7"/>
-    <w:p>
-      <w:pPr>
-        <w:pStyle w:val="Heading3"/>
-      </w:pPr>
-      <w:r>
-        <w:t xml:space="preserve">2.1.2 The Supported Data Model and the Instantiated Data Model</w:t>
-      </w:r>
-    </w:p>
-    <w:p>
-      <w:pPr>
-        <w:pStyle w:val="FirstParagraph"/>
-      </w:pPr>
-      <w:r>
-        <w:t xml:space="preserve">There is a distinction between an Agent’s Supported Data Model and its</w:t>
-      </w:r>
-      <w:r>
-        <w:t xml:space="preserve"> </w:t>
-      </w:r>
-      <w:r>
-        <w:t xml:space="preserve">Instantiated Data Model.</w:t>
       </w:r>
     </w:p>
     <w:p>
@@ -7929,13 +7783,19 @@
         </w:numPr>
       </w:pPr>
       <w:r>
-        <w:t xml:space="preserve">The Supported Data Model is those Objects and/or Parameters that</w:t>
-      </w:r>
-      <w:r>
-        <w:t xml:space="preserve"> </w:t>
-      </w:r>
-      <w:r>
-        <w:t xml:space="preserve">have code support in the Agent.</w:t>
+        <w:t xml:space="preserve">A Root Object definition MUST contain exactly one</w:t>
+      </w:r>
+      <w:r>
+        <w:t xml:space="preserve"> </w:t>
+      </w:r>
+      <w:r>
+        <w:t xml:space="preserve">“Services.”</w:t>
+      </w:r>
+      <w:r>
+        <w:t xml:space="preserve"> </w:t>
+      </w:r>
+      <w:r>
+        <w:t xml:space="preserve">object.</w:t>
       </w:r>
     </w:p>
     <w:p>
@@ -7943,6 +7803,196 @@
         <w:numPr>
           <w:ilvl w:val="0"/>
           <w:numId w:val="1041"/>
+        </w:numPr>
+      </w:pPr>
+      <w:r>
+        <w:t xml:space="preserve">A service data model definition MUST define an object hierarchy that</w:t>
+      </w:r>
+      <w:r>
+        <w:t xml:space="preserve"> </w:t>
+      </w:r>
+      <w:r>
+        <w:t xml:space="preserve">starts just under the</w:t>
+      </w:r>
+      <w:r>
+        <w:t xml:space="preserve"> </w:t>
+      </w:r>
+      <w:r>
+        <w:t xml:space="preserve">“Device.Services.”</w:t>
+      </w:r>
+      <w:r>
+        <w:t xml:space="preserve"> </w:t>
+      </w:r>
+      <w:r>
+        <w:t xml:space="preserve">object.</w:t>
+      </w:r>
+    </w:p>
+    <w:p>
+      <w:pPr>
+        <w:numPr>
+          <w:ilvl w:val="0"/>
+          <w:numId w:val="1041"/>
+        </w:numPr>
+      </w:pPr>
+      <w:r>
+        <w:t xml:space="preserve">For each Multi-Instance Object defined, a data model MUST also</w:t>
+      </w:r>
+      <w:r>
+        <w:t xml:space="preserve"> </w:t>
+      </w:r>
+      <w:r>
+        <w:t xml:space="preserve">define a corresponding parameter indicating the number of instances</w:t>
+      </w:r>
+      <w:r>
+        <w:t xml:space="preserve"> </w:t>
+      </w:r>
+      <w:r>
+        <w:t xml:space="preserve">of the Multi-Instance Object. The name of this parameter MUST be the</w:t>
+      </w:r>
+      <w:r>
+        <w:t xml:space="preserve"> </w:t>
+      </w:r>
+      <w:r>
+        <w:t xml:space="preserve">name of the object concatenated with</w:t>
+      </w:r>
+      <w:r>
+        <w:t xml:space="preserve"> </w:t>
+      </w:r>
+      <w:r>
+        <w:t xml:space="preserve">“NumberOfEntries”</w:t>
+      </w:r>
+      <w:r>
+        <w:t xml:space="preserve">. This</w:t>
+      </w:r>
+      <w:r>
+        <w:t xml:space="preserve"> </w:t>
+      </w:r>
+      <w:r>
+        <w:t xml:space="preserve">parameter MUST appear in the same object as the Multi-Instance</w:t>
+      </w:r>
+      <w:r>
+        <w:t xml:space="preserve"> </w:t>
+      </w:r>
+      <w:r>
+        <w:t xml:space="preserve">Object it is related to.</w:t>
+      </w:r>
+    </w:p>
+    <w:p>
+      <w:pPr>
+        <w:pStyle w:val="FirstParagraph"/>
+      </w:pPr>
+      <w:r>
+        <w:t xml:space="preserve">Formally, the top level of the data hierarchy is defined as follows:</w:t>
+      </w:r>
+    </w:p>
+    <w:p>
+      <w:pPr>
+        <w:pStyle w:val="SourceCode"/>
+      </w:pPr>
+      <w:r>
+        <w:rPr>
+          <w:rStyle w:val="VerbatimChar"/>
+        </w:rPr>
+        <w:t xml:space="preserve">    Element = "Device"</w:t>
+      </w:r>
+      <w:r>
+        <w:br/>
+      </w:r>
+      <w:r>
+        <w:rPr>
+          <w:rStyle w:val="VerbatimChar"/>
+        </w:rPr>
+        <w:t xml:space="preserve">            | "Device." TR-181DeviceObject</w:t>
+      </w:r>
+      <w:r>
+        <w:br/>
+      </w:r>
+      <w:r>
+        <w:rPr>
+          <w:rStyle w:val="VerbatimChar"/>
+        </w:rPr>
+        <w:t xml:space="preserve">            | "Device.Services." ServiceObject "NumberOfEntries"</w:t>
+      </w:r>
+      <w:r>
+        <w:br/>
+      </w:r>
+      <w:r>
+        <w:rPr>
+          <w:rStyle w:val="VerbatimChar"/>
+        </w:rPr>
+        <w:t xml:space="preserve">            | "Device.Services." ServiceObject ".{i}"</w:t>
+      </w:r>
+      <w:r>
+        <w:br/>
+      </w:r>
+      <w:r>
+        <w:br/>
+      </w:r>
+      <w:r>
+        <w:rPr>
+          <w:rStyle w:val="VerbatimChar"/>
+        </w:rPr>
+        <w:t xml:space="preserve">    TR-181DeviceObject = // As defined in TR-181i2, e.g. "UserInterface" or "ManagementServer"</w:t>
+      </w:r>
+      <w:r>
+        <w:br/>
+      </w:r>
+      <w:r>
+        <w:br/>
+      </w:r>
+      <w:r>
+        <w:rPr>
+          <w:rStyle w:val="VerbatimChar"/>
+        </w:rPr>
+        <w:t xml:space="preserve">    ServiceObject = // As defined in other specs, e.g. TR-140</w:t>
+      </w:r>
+    </w:p>
+    <w:bookmarkEnd w:id="70"/>
+    <w:bookmarkStart w:id="71" w:name="X24d4eb39814c5521403c7a21c7fff9f228b24a7"/>
+    <w:p>
+      <w:pPr>
+        <w:pStyle w:val="Heading3"/>
+      </w:pPr>
+      <w:r>
+        <w:t xml:space="preserve">2.1.2 The Supported Data Model and the Instantiated Data Model</w:t>
+      </w:r>
+    </w:p>
+    <w:p>
+      <w:pPr>
+        <w:pStyle w:val="FirstParagraph"/>
+      </w:pPr>
+      <w:r>
+        <w:t xml:space="preserve">There is a distinction between an Agent’s Supported Data Model and its</w:t>
+      </w:r>
+      <w:r>
+        <w:t xml:space="preserve"> </w:t>
+      </w:r>
+      <w:r>
+        <w:t xml:space="preserve">Instantiated Data Model.</w:t>
+      </w:r>
+    </w:p>
+    <w:p>
+      <w:pPr>
+        <w:numPr>
+          <w:ilvl w:val="0"/>
+          <w:numId w:val="1042"/>
+        </w:numPr>
+      </w:pPr>
+      <w:r>
+        <w:t xml:space="preserve">The Supported Data Model is those Objects and/or Parameters that</w:t>
+      </w:r>
+      <w:r>
+        <w:t xml:space="preserve"> </w:t>
+      </w:r>
+      <w:r>
+        <w:t xml:space="preserve">have code support in the Agent.</w:t>
+      </w:r>
+    </w:p>
+    <w:p>
+      <w:pPr>
+        <w:numPr>
+          <w:ilvl w:val="0"/>
+          <w:numId w:val="1042"/>
         </w:numPr>
       </w:pPr>
       <w:r>
@@ -8004,7 +8054,7 @@
       <w:pPr>
         <w:numPr>
           <w:ilvl w:val="0"/>
-          <w:numId w:val="1042"/>
+          <w:numId w:val="1043"/>
         </w:numPr>
       </w:pPr>
       <w:r>
@@ -8021,7 +8071,7 @@
       <w:pPr>
         <w:numPr>
           <w:ilvl w:val="0"/>
-          <w:numId w:val="1042"/>
+          <w:numId w:val="1043"/>
         </w:numPr>
       </w:pPr>
       <w:r>
@@ -8157,55 +8207,11 @@
         <w:pStyle w:val="Compact"/>
         <w:numPr>
           <w:ilvl w:val="0"/>
-          <w:numId w:val="1043"/>
+          <w:numId w:val="1044"/>
         </w:numPr>
       </w:pPr>
       <w:r>
         <w:t xml:space="preserve">Device.Node.{i}.</w:t>
-      </w:r>
-    </w:p>
-    <w:p>
-      <w:pPr>
-        <w:pStyle w:val="Compact"/>
-        <w:numPr>
-          <w:ilvl w:val="0"/>
-          <w:numId w:val="1043"/>
-        </w:numPr>
-      </w:pPr>
-      <w:r>
-        <w:t xml:space="preserve">Device.ProxiedDevice.{i}.</w:t>
-      </w:r>
-    </w:p>
-    <w:p>
-      <w:pPr>
-        <w:pStyle w:val="Compact"/>
-        <w:numPr>
-          <w:ilvl w:val="0"/>
-          <w:numId w:val="1043"/>
-        </w:numPr>
-      </w:pPr>
-      <w:r>
-        <w:t xml:space="preserve">Device.ProxiedDevice.{i}.Node.{i}.</w:t>
-      </w:r>
-    </w:p>
-    <w:p>
-      <w:pPr>
-        <w:pStyle w:val="FirstParagraph"/>
-      </w:pPr>
-      <w:r>
-        <w:t xml:space="preserve">Apart from the Device.Node.{i}. and Device.ProxiedDevice.{i}. Mount Points,</w:t>
-      </w:r>
-      <w:r>
-        <w:t xml:space="preserve"> </w:t>
-      </w:r>
-      <w:r>
-        <w:t xml:space="preserve">every direct child of the Device. Root Object is a Mountable Object. So, for</w:t>
-      </w:r>
-      <w:r>
-        <w:t xml:space="preserve"> </w:t>
-      </w:r>
-      <w:r>
-        <w:t xml:space="preserve">example, these are all Mountable Objects:</w:t>
       </w:r>
     </w:p>
     <w:p>
@@ -8217,7 +8223,7 @@
         </w:numPr>
       </w:pPr>
       <w:r>
-        <w:t xml:space="preserve">Device.DeviceInfo.</w:t>
+        <w:t xml:space="preserve">Device.ProxiedDevice.{i}.</w:t>
       </w:r>
     </w:p>
     <w:p>
@@ -8229,31 +8235,7 @@
         </w:numPr>
       </w:pPr>
       <w:r>
-        <w:t xml:space="preserve">Device.InterfaceStack.{i}.</w:t>
-      </w:r>
-    </w:p>
-    <w:p>
-      <w:pPr>
-        <w:pStyle w:val="Compact"/>
-        <w:numPr>
-          <w:ilvl w:val="0"/>
-          <w:numId w:val="1044"/>
-        </w:numPr>
-      </w:pPr>
-      <w:r>
-        <w:t xml:space="preserve">Device.IP.</w:t>
-      </w:r>
-    </w:p>
-    <w:p>
-      <w:pPr>
-        <w:pStyle w:val="Compact"/>
-        <w:numPr>
-          <w:ilvl w:val="0"/>
-          <w:numId w:val="1044"/>
-        </w:numPr>
-      </w:pPr>
-      <w:r>
-        <w:t xml:space="preserve">Device.QoS.</w:t>
+        <w:t xml:space="preserve">Device.ProxiedDevice.{i}.Node.{i}.</w:t>
       </w:r>
     </w:p>
     <w:p>
@@ -8261,13 +8243,19 @@
         <w:pStyle w:val="FirstParagraph"/>
       </w:pPr>
       <w:r>
-        <w:t xml:space="preserve">Taking Device.DeviceInfo. as an example, this means that all of the following</w:t>
-      </w:r>
-      <w:r>
-        <w:t xml:space="preserve"> </w:t>
-      </w:r>
-      <w:r>
-        <w:t xml:space="preserve">are valid Path Names:</w:t>
+        <w:t xml:space="preserve">Apart from the Device.Node.{i}. and Device.ProxiedDevice.{i}. Mount Points,</w:t>
+      </w:r>
+      <w:r>
+        <w:t xml:space="preserve"> </w:t>
+      </w:r>
+      <w:r>
+        <w:t xml:space="preserve">every direct child of the Device. Root Object is a Mountable Object. So, for</w:t>
+      </w:r>
+      <w:r>
+        <w:t xml:space="preserve"> </w:t>
+      </w:r>
+      <w:r>
+        <w:t xml:space="preserve">example, these are all Mountable Objects:</w:t>
       </w:r>
     </w:p>
     <w:p>
@@ -8291,7 +8279,7 @@
         </w:numPr>
       </w:pPr>
       <w:r>
-        <w:t xml:space="preserve">Device.Node.{i}.DeviceInfo.</w:t>
+        <w:t xml:space="preserve">Device.InterfaceStack.{i}.</w:t>
       </w:r>
     </w:p>
     <w:p>
@@ -8303,7 +8291,7 @@
         </w:numPr>
       </w:pPr>
       <w:r>
-        <w:t xml:space="preserve">Device.ProxiedDevice.{i}.DeviceInfo.</w:t>
+        <w:t xml:space="preserve">Device.IP.</w:t>
       </w:r>
     </w:p>
     <w:p>
@@ -8312,6 +8300,68 @@
         <w:numPr>
           <w:ilvl w:val="0"/>
           <w:numId w:val="1045"/>
+        </w:numPr>
+      </w:pPr>
+      <w:r>
+        <w:t xml:space="preserve">Device.QoS.</w:t>
+      </w:r>
+    </w:p>
+    <w:p>
+      <w:pPr>
+        <w:pStyle w:val="FirstParagraph"/>
+      </w:pPr>
+      <w:r>
+        <w:t xml:space="preserve">Taking Device.DeviceInfo. as an example, this means that all of the following</w:t>
+      </w:r>
+      <w:r>
+        <w:t xml:space="preserve"> </w:t>
+      </w:r>
+      <w:r>
+        <w:t xml:space="preserve">are valid Path Names:</w:t>
+      </w:r>
+    </w:p>
+    <w:p>
+      <w:pPr>
+        <w:pStyle w:val="Compact"/>
+        <w:numPr>
+          <w:ilvl w:val="0"/>
+          <w:numId w:val="1046"/>
+        </w:numPr>
+      </w:pPr>
+      <w:r>
+        <w:t xml:space="preserve">Device.DeviceInfo.</w:t>
+      </w:r>
+    </w:p>
+    <w:p>
+      <w:pPr>
+        <w:pStyle w:val="Compact"/>
+        <w:numPr>
+          <w:ilvl w:val="0"/>
+          <w:numId w:val="1046"/>
+        </w:numPr>
+      </w:pPr>
+      <w:r>
+        <w:t xml:space="preserve">Device.Node.{i}.DeviceInfo.</w:t>
+      </w:r>
+    </w:p>
+    <w:p>
+      <w:pPr>
+        <w:pStyle w:val="Compact"/>
+        <w:numPr>
+          <w:ilvl w:val="0"/>
+          <w:numId w:val="1046"/>
+        </w:numPr>
+      </w:pPr>
+      <w:r>
+        <w:t xml:space="preserve">Device.ProxiedDevice.{i}.DeviceInfo.</w:t>
+      </w:r>
+    </w:p>
+    <w:p>
+      <w:pPr>
+        <w:pStyle w:val="Compact"/>
+        <w:numPr>
+          <w:ilvl w:val="0"/>
+          <w:numId w:val="1046"/>
         </w:numPr>
       </w:pPr>
       <w:r>
@@ -8720,7 +8770,7 @@
       <w:pPr>
         <w:numPr>
           <w:ilvl w:val="0"/>
-          <w:numId w:val="1046"/>
+          <w:numId w:val="1047"/>
         </w:numPr>
       </w:pPr>
       <w:r>
@@ -8737,102 +8787,6 @@
       </w:r>
       <w:r>
         <w:t xml:space="preserve">already defined in earlier versions.</w:t>
-      </w:r>
-    </w:p>
-    <w:p>
-      <w:pPr>
-        <w:numPr>
-          <w:ilvl w:val="0"/>
-          <w:numId w:val="1046"/>
-        </w:numPr>
-      </w:pPr>
-      <w:r>
-        <w:t xml:space="preserve">The later version MUST NOT modify the definition of any parameter or</w:t>
-      </w:r>
-      <w:r>
-        <w:t xml:space="preserve"> </w:t>
-      </w:r>
-      <w:r>
-        <w:t xml:space="preserve">object already defined in an earlier version (unless the original</w:t>
-      </w:r>
-      <w:r>
-        <w:t xml:space="preserve"> </w:t>
-      </w:r>
-      <w:r>
-        <w:t xml:space="preserve">definition was clearly in error and has to be modified as an erratum</w:t>
-      </w:r>
-      <w:r>
-        <w:t xml:space="preserve"> </w:t>
-      </w:r>
-      <w:r>
-        <w:t xml:space="preserve">or clarified through a corrigendum process).</w:t>
-      </w:r>
-    </w:p>
-    <w:p>
-      <w:pPr>
-        <w:numPr>
-          <w:ilvl w:val="0"/>
-          <w:numId w:val="1046"/>
-        </w:numPr>
-      </w:pPr>
-      <w:r>
-        <w:t xml:space="preserve">The later version MUST NOT require any of the objects or parameters</w:t>
-      </w:r>
-      <w:r>
-        <w:t xml:space="preserve"> </w:t>
-      </w:r>
-      <w:r>
-        <w:t xml:space="preserve">that have been added since the earliest compatible version to be</w:t>
-      </w:r>
-      <w:r>
-        <w:t xml:space="preserve"> </w:t>
-      </w:r>
-      <w:r>
-        <w:t xml:space="preserve">explicitly operated upon by the Controller to ensure proper</w:t>
-      </w:r>
-      <w:r>
-        <w:t xml:space="preserve"> </w:t>
-      </w:r>
-      <w:r>
-        <w:t xml:space="preserve">operation of the device (except those functions specifically</w:t>
-      </w:r>
-      <w:r>
-        <w:t xml:space="preserve"> </w:t>
-      </w:r>
-      <w:r>
-        <w:t xml:space="preserve">associated with functionality added in later versions). That is, the</w:t>
-      </w:r>
-      <w:r>
-        <w:t xml:space="preserve"> </w:t>
-      </w:r>
-      <w:r>
-        <w:t xml:space="preserve">later version will accommodate a Controller that knows nothing of</w:t>
-      </w:r>
-      <w:r>
-        <w:t xml:space="preserve"> </w:t>
-      </w:r>
-      <w:r>
-        <w:t xml:space="preserve">elements added in later versions.</w:t>
-      </w:r>
-    </w:p>
-    <w:p>
-      <w:pPr>
-        <w:pStyle w:val="FirstParagraph"/>
-      </w:pPr>
-      <w:r>
-        <w:t xml:space="preserve">The goal of the above definition of compatibility is intended to ensure</w:t>
-      </w:r>
-      <w:r>
-        <w:t xml:space="preserve"> </w:t>
-      </w:r>
-      <w:r>
-        <w:t xml:space="preserve">bi-directional compatibility between a Controller and Agent.</w:t>
-      </w:r>
-      <w:r>
-        <w:t xml:space="preserve"> </w:t>
-      </w:r>
-      <w:r>
-        <w:t xml:space="preserve">Specifically that:</w:t>
       </w:r>
     </w:p>
     <w:p>
@@ -8843,25 +8797,25 @@
         </w:numPr>
       </w:pPr>
       <w:r>
-        <w:t xml:space="preserve">If a Controller supports only an earlier version of an object as</w:t>
-      </w:r>
-      <w:r>
-        <w:t xml:space="preserve"> </w:t>
-      </w:r>
-      <w:r>
-        <w:t xml:space="preserve">compared to the version supported by the Agent, the Controller can</w:t>
-      </w:r>
-      <w:r>
-        <w:t xml:space="preserve"> </w:t>
-      </w:r>
-      <w:r>
-        <w:t xml:space="preserve">successfully manage that object in the Agent as if it were the</w:t>
-      </w:r>
-      <w:r>
-        <w:t xml:space="preserve"> </w:t>
-      </w:r>
-      <w:r>
-        <w:t xml:space="preserve">earlier version.</w:t>
+        <w:t xml:space="preserve">The later version MUST NOT modify the definition of any parameter or</w:t>
+      </w:r>
+      <w:r>
+        <w:t xml:space="preserve"> </w:t>
+      </w:r>
+      <w:r>
+        <w:t xml:space="preserve">object already defined in an earlier version (unless the original</w:t>
+      </w:r>
+      <w:r>
+        <w:t xml:space="preserve"> </w:t>
+      </w:r>
+      <w:r>
+        <w:t xml:space="preserve">definition was clearly in error and has to be modified as an erratum</w:t>
+      </w:r>
+      <w:r>
+        <w:t xml:space="preserve"> </w:t>
+      </w:r>
+      <w:r>
+        <w:t xml:space="preserve">or clarified through a corrigendum process).</w:t>
       </w:r>
     </w:p>
     <w:p>
@@ -8869,6 +8823,102 @@
         <w:numPr>
           <w:ilvl w:val="0"/>
           <w:numId w:val="1047"/>
+        </w:numPr>
+      </w:pPr>
+      <w:r>
+        <w:t xml:space="preserve">The later version MUST NOT require any of the objects or parameters</w:t>
+      </w:r>
+      <w:r>
+        <w:t xml:space="preserve"> </w:t>
+      </w:r>
+      <w:r>
+        <w:t xml:space="preserve">that have been added since the earliest compatible version to be</w:t>
+      </w:r>
+      <w:r>
+        <w:t xml:space="preserve"> </w:t>
+      </w:r>
+      <w:r>
+        <w:t xml:space="preserve">explicitly operated upon by the Controller to ensure proper</w:t>
+      </w:r>
+      <w:r>
+        <w:t xml:space="preserve"> </w:t>
+      </w:r>
+      <w:r>
+        <w:t xml:space="preserve">operation of the device (except those functions specifically</w:t>
+      </w:r>
+      <w:r>
+        <w:t xml:space="preserve"> </w:t>
+      </w:r>
+      <w:r>
+        <w:t xml:space="preserve">associated with functionality added in later versions). That is, the</w:t>
+      </w:r>
+      <w:r>
+        <w:t xml:space="preserve"> </w:t>
+      </w:r>
+      <w:r>
+        <w:t xml:space="preserve">later version will accommodate a Controller that knows nothing of</w:t>
+      </w:r>
+      <w:r>
+        <w:t xml:space="preserve"> </w:t>
+      </w:r>
+      <w:r>
+        <w:t xml:space="preserve">elements added in later versions.</w:t>
+      </w:r>
+    </w:p>
+    <w:p>
+      <w:pPr>
+        <w:pStyle w:val="FirstParagraph"/>
+      </w:pPr>
+      <w:r>
+        <w:t xml:space="preserve">The goal of the above definition of compatibility is intended to ensure</w:t>
+      </w:r>
+      <w:r>
+        <w:t xml:space="preserve"> </w:t>
+      </w:r>
+      <w:r>
+        <w:t xml:space="preserve">bi-directional compatibility between a Controller and Agent.</w:t>
+      </w:r>
+      <w:r>
+        <w:t xml:space="preserve"> </w:t>
+      </w:r>
+      <w:r>
+        <w:t xml:space="preserve">Specifically that:</w:t>
+      </w:r>
+    </w:p>
+    <w:p>
+      <w:pPr>
+        <w:numPr>
+          <w:ilvl w:val="0"/>
+          <w:numId w:val="1048"/>
+        </w:numPr>
+      </w:pPr>
+      <w:r>
+        <w:t xml:space="preserve">If a Controller supports only an earlier version of an object as</w:t>
+      </w:r>
+      <w:r>
+        <w:t xml:space="preserve"> </w:t>
+      </w:r>
+      <w:r>
+        <w:t xml:space="preserve">compared to the version supported by the Agent, the Controller can</w:t>
+      </w:r>
+      <w:r>
+        <w:t xml:space="preserve"> </w:t>
+      </w:r>
+      <w:r>
+        <w:t xml:space="preserve">successfully manage that object in the Agent as if it were the</w:t>
+      </w:r>
+      <w:r>
+        <w:t xml:space="preserve"> </w:t>
+      </w:r>
+      <w:r>
+        <w:t xml:space="preserve">earlier version.</w:t>
+      </w:r>
+    </w:p>
+    <w:p>
+      <w:pPr>
+        <w:numPr>
+          <w:ilvl w:val="0"/>
+          <w:numId w:val="1048"/>
         </w:numPr>
       </w:pPr>
       <w:r>
@@ -9180,7 +9230,7 @@
       <w:pPr>
         <w:numPr>
           <w:ilvl w:val="0"/>
-          <w:numId w:val="1048"/>
+          <w:numId w:val="1049"/>
         </w:numPr>
       </w:pPr>
       <w:r>
@@ -9228,7 +9278,7 @@
       <w:pPr>
         <w:numPr>
           <w:ilvl w:val="0"/>
-          <w:numId w:val="1048"/>
+          <w:numId w:val="1049"/>
         </w:numPr>
       </w:pPr>
       <w:r>
@@ -9570,7 +9620,7 @@
       <w:pPr>
         <w:numPr>
           <w:ilvl w:val="0"/>
-          <w:numId w:val="1049"/>
+          <w:numId w:val="1050"/>
         </w:numPr>
       </w:pPr>
       <w:r>
@@ -9587,7 +9637,7 @@
       <w:pPr>
         <w:numPr>
           <w:ilvl w:val="0"/>
-          <w:numId w:val="1049"/>
+          <w:numId w:val="1050"/>
         </w:numPr>
       </w:pPr>
       <w:r>
@@ -9959,387 +10009,11 @@
       <w:pPr>
         <w:numPr>
           <w:ilvl w:val="0"/>
-          <w:numId w:val="1050"/>
+          <w:numId w:val="1051"/>
         </w:numPr>
       </w:pPr>
       <w:r>
         <w:t xml:space="preserve">A requirement for read support of a Parameter.</w:t>
-      </w:r>
-    </w:p>
-    <w:p>
-      <w:pPr>
-        <w:numPr>
-          <w:ilvl w:val="0"/>
-          <w:numId w:val="1050"/>
-        </w:numPr>
-      </w:pPr>
-      <w:r>
-        <w:t xml:space="preserve">A requirement for write support of a Parameter.</w:t>
-      </w:r>
-    </w:p>
-    <w:p>
-      <w:pPr>
-        <w:numPr>
-          <w:ilvl w:val="0"/>
-          <w:numId w:val="1050"/>
-        </w:numPr>
-      </w:pPr>
-      <w:r>
-        <w:t xml:space="preserve">A requirement for support of a Command.</w:t>
-      </w:r>
-    </w:p>
-    <w:p>
-      <w:pPr>
-        <w:numPr>
-          <w:ilvl w:val="0"/>
-          <w:numId w:val="1050"/>
-        </w:numPr>
-      </w:pPr>
-      <w:r>
-        <w:t xml:space="preserve">A requirement for support of a sub-Object contained within the</w:t>
-      </w:r>
-      <w:r>
-        <w:t xml:space="preserve"> </w:t>
-      </w:r>
-      <w:r>
-        <w:t xml:space="preserve">overall Object.</w:t>
-      </w:r>
-    </w:p>
-    <w:p>
-      <w:pPr>
-        <w:numPr>
-          <w:ilvl w:val="0"/>
-          <w:numId w:val="1050"/>
-        </w:numPr>
-      </w:pPr>
-      <w:r>
-        <w:t xml:space="preserve">A requirement for the ability to add or remove instances of a</w:t>
-      </w:r>
-      <w:r>
-        <w:t xml:space="preserve"> </w:t>
-      </w:r>
-      <w:r>
-        <w:t xml:space="preserve">sub-Object.</w:t>
-      </w:r>
-    </w:p>
-    <w:p>
-      <w:pPr>
-        <w:numPr>
-          <w:ilvl w:val="0"/>
-          <w:numId w:val="1050"/>
-        </w:numPr>
-      </w:pPr>
-      <w:r>
-        <w:t xml:space="preserve">A requirement to support active notification for a Parameter.</w:t>
-      </w:r>
-    </w:p>
-    <w:p>
-      <w:pPr>
-        <w:numPr>
-          <w:ilvl w:val="0"/>
-          <w:numId w:val="1050"/>
-        </w:numPr>
-      </w:pPr>
-      <w:r>
-        <w:t xml:space="preserve">A requirement to support access control for a given Parameter.</w:t>
-      </w:r>
-    </w:p>
-    <w:p>
-      <w:pPr>
-        <w:pStyle w:val="FirstParagraph"/>
-      </w:pPr>
-      <w:r>
-        <w:t xml:space="preserve">For each of the requirement categories listed above, a profile can</w:t>
-      </w:r>
-      <w:r>
-        <w:t xml:space="preserve"> </w:t>
-      </w:r>
-      <w:r>
-        <w:t xml:space="preserve">define the requirement unconditionally, or can place one or more</w:t>
-      </w:r>
-      <w:r>
-        <w:t xml:space="preserve"> </w:t>
-      </w:r>
-      <w:r>
-        <w:t xml:space="preserve">conditions on the requirement. For example, a profile might require that</w:t>
-      </w:r>
-      <w:r>
-        <w:t xml:space="preserve"> </w:t>
-      </w:r>
-      <w:r>
-        <w:t xml:space="preserve">a Parameter be supported for reading only if the device supports some</w:t>
-      </w:r>
-      <w:r>
-        <w:t xml:space="preserve"> </w:t>
-      </w:r>
-      <w:r>
-        <w:t xml:space="preserve">other Parameter or Object (one that is not itself REQUIRED by the</w:t>
-      </w:r>
-      <w:r>
-        <w:t xml:space="preserve"> </w:t>
-      </w:r>
-      <w:r>
-        <w:t xml:space="preserve">profile). Such conditions will be directly related to the data model of</w:t>
-      </w:r>
-      <w:r>
-        <w:t xml:space="preserve"> </w:t>
-      </w:r>
-      <w:r>
-        <w:t xml:space="preserve">the overall object associated with the profile.</w:t>
-      </w:r>
-    </w:p>
-    <w:p>
-      <w:pPr>
-        <w:pStyle w:val="BodyText"/>
-      </w:pPr>
-      <w:r>
-        <w:t xml:space="preserve">Because a device has to be able to support multiple profiles, all</w:t>
-      </w:r>
-      <w:r>
-        <w:t xml:space="preserve"> </w:t>
-      </w:r>
-      <w:r>
-        <w:t xml:space="preserve">profiles MUST be defined such that they are non-contradictory. As a</w:t>
-      </w:r>
-      <w:r>
-        <w:t xml:space="preserve"> </w:t>
-      </w:r>
-      <w:r>
-        <w:t xml:space="preserve">result, profiles MUST only define minimum requirements to be met, and</w:t>
-      </w:r>
-      <w:r>
-        <w:t xml:space="preserve"> </w:t>
-      </w:r>
-      <w:r>
-        <w:t xml:space="preserve">MUST NOT specify negative requirements. That is, profiles will not</w:t>
-      </w:r>
-      <w:r>
-        <w:t xml:space="preserve"> </w:t>
-      </w:r>
-      <w:r>
-        <w:t xml:space="preserve">include requirements that specify something that is not to be supported</w:t>
-      </w:r>
-      <w:r>
-        <w:t xml:space="preserve"> </w:t>
-      </w:r>
-      <w:r>
-        <w:t xml:space="preserve">by the device, or requirements that exclude a range of values.</w:t>
-      </w:r>
-    </w:p>
-    <w:bookmarkEnd w:id="81"/>
-    <w:bookmarkEnd w:id="82"/>
-    <w:bookmarkStart w:id="85" w:name="sec:deprecated-and-obsoleted-items"/>
-    <w:p>
-      <w:pPr>
-        <w:pStyle w:val="Heading2"/>
-      </w:pPr>
-      <w:r>
-        <w:t xml:space="preserve">2.4 DEPRECATED and OBSOLETED Items</w:t>
-      </w:r>
-    </w:p>
-    <w:p>
-      <w:pPr>
-        <w:pStyle w:val="FirstParagraph"/>
-      </w:pPr>
-      <w:r>
-        <w:t xml:space="preserve">The key word</w:t>
-      </w:r>
-      <w:r>
-        <w:t xml:space="preserve"> </w:t>
-      </w:r>
-      <w:r>
-        <w:t xml:space="preserve">“DEPRECATED”</w:t>
-      </w:r>
-      <w:r>
-        <w:t xml:space="preserve"> </w:t>
-      </w:r>
-      <w:r>
-        <w:t xml:space="preserve">in a data model definition is to be</w:t>
-      </w:r>
-      <w:r>
-        <w:t xml:space="preserve"> </w:t>
-      </w:r>
-      <w:r>
-        <w:t xml:space="preserve">interpreted as follows: This term refers to an object, parameter or</w:t>
-      </w:r>
-      <w:r>
-        <w:t xml:space="preserve"> </w:t>
-      </w:r>
-      <w:r>
-        <w:t xml:space="preserve">parameter value that is defined in the current version of the standard</w:t>
-      </w:r>
-      <w:r>
-        <w:t xml:space="preserve"> </w:t>
-      </w:r>
-      <w:r>
-        <w:t xml:space="preserve">but is meaningless, inappropriate, or otherwise unnecessary. It is</w:t>
-      </w:r>
-      <w:r>
-        <w:t xml:space="preserve"> </w:t>
-      </w:r>
-      <w:r>
-        <w:t xml:space="preserve">intended that such objects, parameters or parameter values will be</w:t>
-      </w:r>
-      <w:r>
-        <w:t xml:space="preserve"> </w:t>
-      </w:r>
-      <w:r>
-        <w:t xml:space="preserve">removed from the next major version of the data model. Requirements on</w:t>
-      </w:r>
-      <w:r>
-        <w:t xml:space="preserve"> </w:t>
-      </w:r>
-      <w:r>
-        <w:t xml:space="preserve">how to interpret or implement deprecated objects, parameters or</w:t>
-      </w:r>
-      <w:r>
-        <w:t xml:space="preserve"> </w:t>
-      </w:r>
-      <w:r>
-        <w:t xml:space="preserve">parameter values are given below. For more information on how to</w:t>
-      </w:r>
-      <w:r>
-        <w:t xml:space="preserve"> </w:t>
-      </w:r>
-      <w:r>
-        <w:t xml:space="preserve">interpret or implement specific deprecated objects, parameters or</w:t>
-      </w:r>
-      <w:r>
-        <w:t xml:space="preserve"> </w:t>
-      </w:r>
-      <w:r>
-        <w:t xml:space="preserve">parameter values, refer to the definition of the object or parameter.</w:t>
-      </w:r>
-    </w:p>
-    <w:p>
-      <w:pPr>
-        <w:pStyle w:val="BodyText"/>
-      </w:pPr>
-      <w:r>
-        <w:t xml:space="preserve">The key word</w:t>
-      </w:r>
-      <w:r>
-        <w:t xml:space="preserve"> </w:t>
-      </w:r>
-      <w:r>
-        <w:t xml:space="preserve">“OBSOLETED”</w:t>
-      </w:r>
-      <w:r>
-        <w:t xml:space="preserve"> </w:t>
-      </w:r>
-      <w:r>
-        <w:t xml:space="preserve">in a data model definition is to be interpreted</w:t>
-      </w:r>
-      <w:r>
-        <w:t xml:space="preserve"> </w:t>
-      </w:r>
-      <w:r>
-        <w:t xml:space="preserve">as follows: This term refers to an object, parameter or parameter value</w:t>
-      </w:r>
-      <w:r>
-        <w:t xml:space="preserve"> </w:t>
-      </w:r>
-      <w:r>
-        <w:t xml:space="preserve">that meets the requirements for being deprecated, and in addition is</w:t>
-      </w:r>
-      <w:r>
-        <w:t xml:space="preserve"> </w:t>
-      </w:r>
-      <w:r>
-        <w:t xml:space="preserve">obsolete. Such objects, parameters or parameter values can be removed</w:t>
-      </w:r>
-      <w:r>
-        <w:t xml:space="preserve"> </w:t>
-      </w:r>
-      <w:r>
-        <w:t xml:space="preserve">from a later minor version of a data model, or from a later version of a</w:t>
-      </w:r>
-      <w:r>
-        <w:t xml:space="preserve"> </w:t>
-      </w:r>
-      <w:r>
-        <w:t xml:space="preserve">profile, without this being regarded as breaking backwards compatibility</w:t>
-      </w:r>
-      <w:r>
-        <w:t xml:space="preserve"> </w:t>
-      </w:r>
-      <w:r>
-        <w:t xml:space="preserve">rules. Requirements on how to interpret or implement obsoleted objects,</w:t>
-      </w:r>
-      <w:r>
-        <w:t xml:space="preserve"> </w:t>
-      </w:r>
-      <w:r>
-        <w:t xml:space="preserve">parameters or parameter values are given below. For more information on</w:t>
-      </w:r>
-      <w:r>
-        <w:t xml:space="preserve"> </w:t>
-      </w:r>
-      <w:r>
-        <w:t xml:space="preserve">how to interpret or implement specific obsoleted objects, parameters or</w:t>
-      </w:r>
-      <w:r>
-        <w:t xml:space="preserve"> </w:t>
-      </w:r>
-      <w:r>
-        <w:t xml:space="preserve">parameter values, refer to the definition of the object or parameter.</w:t>
-      </w:r>
-    </w:p>
-    <w:p>
-      <w:pPr>
-        <w:pStyle w:val="BodyText"/>
-      </w:pPr>
-      <w:r>
-        <w:t xml:space="preserve">If any items within a profile are DEPRECATED or OBSOLETED, then the profile</w:t>
-      </w:r>
-      <w:r>
-        <w:t xml:space="preserve"> </w:t>
-      </w:r>
-      <w:r>
-        <w:t xml:space="preserve">MUST be (correspondingly) DEPRECATED or OBSOLETED, and it will be necessary to</w:t>
-      </w:r>
-      <w:r>
-        <w:t xml:space="preserve"> </w:t>
-      </w:r>
-      <w:r>
-        <w:t xml:space="preserve">define a new profile version that omits any DEPRECATED or OBSOLETED items.</w:t>
-      </w:r>
-    </w:p>
-    <w:bookmarkStart w:id="83" w:name="sec:requirements-for-deprecated-items"/>
-    <w:p>
-      <w:pPr>
-        <w:pStyle w:val="Heading3"/>
-      </w:pPr>
-      <w:r>
-        <w:t xml:space="preserve">2.4.1 Requirements for DEPRECATED Items</w:t>
-      </w:r>
-    </w:p>
-    <w:p>
-      <w:pPr>
-        <w:pStyle w:val="FirstParagraph"/>
-      </w:pPr>
-      <w:r>
-        <w:t xml:space="preserve">This section defines requirements that apply to all DEPRECATED objects,</w:t>
-      </w:r>
-      <w:r>
-        <w:t xml:space="preserve"> </w:t>
-      </w:r>
-      <w:r>
-        <w:t xml:space="preserve">parameters and parameter values unless specifically overridden by the</w:t>
-      </w:r>
-      <w:r>
-        <w:t xml:space="preserve"> </w:t>
-      </w:r>
-      <w:r>
-        <w:t xml:space="preserve">object or parameter definition.</w:t>
-      </w:r>
-    </w:p>
-    <w:p>
-      <w:pPr>
-        <w:pStyle w:val="BodyText"/>
-      </w:pPr>
-      <w:r>
-        <w:t xml:space="preserve">Data model requirements:</w:t>
       </w:r>
     </w:p>
     <w:p>
@@ -10350,13 +10024,7 @@
         </w:numPr>
       </w:pPr>
       <w:r>
-        <w:t xml:space="preserve">The definition of a DEPRECATED parameter, object or parameter value</w:t>
-      </w:r>
-      <w:r>
-        <w:t xml:space="preserve"> </w:t>
-      </w:r>
-      <w:r>
-        <w:t xml:space="preserve">MUST include an explanation of why the item is deprecated.</w:t>
+        <w:t xml:space="preserve">A requirement for write support of a Parameter.</w:t>
       </w:r>
     </w:p>
     <w:p>
@@ -10364,6 +10032,388 @@
         <w:numPr>
           <w:ilvl w:val="0"/>
           <w:numId w:val="1051"/>
+        </w:numPr>
+      </w:pPr>
+      <w:r>
+        <w:t xml:space="preserve">A requirement for support of a Command.</w:t>
+      </w:r>
+    </w:p>
+    <w:p>
+      <w:pPr>
+        <w:numPr>
+          <w:ilvl w:val="0"/>
+          <w:numId w:val="1051"/>
+        </w:numPr>
+      </w:pPr>
+      <w:r>
+        <w:t xml:space="preserve">A requirement for support of a sub-Object contained within the</w:t>
+      </w:r>
+      <w:r>
+        <w:t xml:space="preserve"> </w:t>
+      </w:r>
+      <w:r>
+        <w:t xml:space="preserve">overall Object.</w:t>
+      </w:r>
+    </w:p>
+    <w:p>
+      <w:pPr>
+        <w:numPr>
+          <w:ilvl w:val="0"/>
+          <w:numId w:val="1051"/>
+        </w:numPr>
+      </w:pPr>
+      <w:r>
+        <w:t xml:space="preserve">A requirement for the ability to add or remove instances of a</w:t>
+      </w:r>
+      <w:r>
+        <w:t xml:space="preserve"> </w:t>
+      </w:r>
+      <w:r>
+        <w:t xml:space="preserve">sub-Object.</w:t>
+      </w:r>
+    </w:p>
+    <w:p>
+      <w:pPr>
+        <w:numPr>
+          <w:ilvl w:val="0"/>
+          <w:numId w:val="1051"/>
+        </w:numPr>
+      </w:pPr>
+      <w:r>
+        <w:t xml:space="preserve">A requirement to support active notification for a Parameter.</w:t>
+      </w:r>
+    </w:p>
+    <w:p>
+      <w:pPr>
+        <w:numPr>
+          <w:ilvl w:val="0"/>
+          <w:numId w:val="1051"/>
+        </w:numPr>
+      </w:pPr>
+      <w:r>
+        <w:t xml:space="preserve">A requirement to support access control for a given Parameter.</w:t>
+      </w:r>
+    </w:p>
+    <w:p>
+      <w:pPr>
+        <w:pStyle w:val="FirstParagraph"/>
+      </w:pPr>
+      <w:r>
+        <w:t xml:space="preserve">For each of the requirement categories listed above, a profile can</w:t>
+      </w:r>
+      <w:r>
+        <w:t xml:space="preserve"> </w:t>
+      </w:r>
+      <w:r>
+        <w:t xml:space="preserve">define the requirement unconditionally, or can place one or more</w:t>
+      </w:r>
+      <w:r>
+        <w:t xml:space="preserve"> </w:t>
+      </w:r>
+      <w:r>
+        <w:t xml:space="preserve">conditions on the requirement. For example, a profile might require that</w:t>
+      </w:r>
+      <w:r>
+        <w:t xml:space="preserve"> </w:t>
+      </w:r>
+      <w:r>
+        <w:t xml:space="preserve">a Parameter be supported for reading only if the device supports some</w:t>
+      </w:r>
+      <w:r>
+        <w:t xml:space="preserve"> </w:t>
+      </w:r>
+      <w:r>
+        <w:t xml:space="preserve">other Parameter or Object (one that is not itself REQUIRED by the</w:t>
+      </w:r>
+      <w:r>
+        <w:t xml:space="preserve"> </w:t>
+      </w:r>
+      <w:r>
+        <w:t xml:space="preserve">profile). Such conditions will be directly related to the data model of</w:t>
+      </w:r>
+      <w:r>
+        <w:t xml:space="preserve"> </w:t>
+      </w:r>
+      <w:r>
+        <w:t xml:space="preserve">the overall object associated with the profile.</w:t>
+      </w:r>
+    </w:p>
+    <w:p>
+      <w:pPr>
+        <w:pStyle w:val="BodyText"/>
+      </w:pPr>
+      <w:r>
+        <w:t xml:space="preserve">Because a device has to be able to support multiple profiles, all</w:t>
+      </w:r>
+      <w:r>
+        <w:t xml:space="preserve"> </w:t>
+      </w:r>
+      <w:r>
+        <w:t xml:space="preserve">profiles MUST be defined such that they are non-contradictory. As a</w:t>
+      </w:r>
+      <w:r>
+        <w:t xml:space="preserve"> </w:t>
+      </w:r>
+      <w:r>
+        <w:t xml:space="preserve">result, profiles MUST only define minimum requirements to be met, and</w:t>
+      </w:r>
+      <w:r>
+        <w:t xml:space="preserve"> </w:t>
+      </w:r>
+      <w:r>
+        <w:t xml:space="preserve">MUST NOT specify negative requirements. That is, profiles will not</w:t>
+      </w:r>
+      <w:r>
+        <w:t xml:space="preserve"> </w:t>
+      </w:r>
+      <w:r>
+        <w:t xml:space="preserve">include requirements that specify something that is not to be supported</w:t>
+      </w:r>
+      <w:r>
+        <w:t xml:space="preserve"> </w:t>
+      </w:r>
+      <w:r>
+        <w:t xml:space="preserve">by the device, or requirements that exclude a range of values.</w:t>
+      </w:r>
+    </w:p>
+    <w:bookmarkEnd w:id="81"/>
+    <w:bookmarkEnd w:id="82"/>
+    <w:bookmarkStart w:id="85" w:name="sec:deprecated-and-obsoleted-items"/>
+    <w:p>
+      <w:pPr>
+        <w:pStyle w:val="Heading2"/>
+      </w:pPr>
+      <w:r>
+        <w:t xml:space="preserve">2.4 DEPRECATED and OBSOLETED Items</w:t>
+      </w:r>
+    </w:p>
+    <w:p>
+      <w:pPr>
+        <w:pStyle w:val="FirstParagraph"/>
+      </w:pPr>
+      <w:r>
+        <w:t xml:space="preserve">The key word</w:t>
+      </w:r>
+      <w:r>
+        <w:t xml:space="preserve"> </w:t>
+      </w:r>
+      <w:r>
+        <w:t xml:space="preserve">“DEPRECATED”</w:t>
+      </w:r>
+      <w:r>
+        <w:t xml:space="preserve"> </w:t>
+      </w:r>
+      <w:r>
+        <w:t xml:space="preserve">in a data model definition is to be</w:t>
+      </w:r>
+      <w:r>
+        <w:t xml:space="preserve"> </w:t>
+      </w:r>
+      <w:r>
+        <w:t xml:space="preserve">interpreted as follows: This term refers to an object, parameter or</w:t>
+      </w:r>
+      <w:r>
+        <w:t xml:space="preserve"> </w:t>
+      </w:r>
+      <w:r>
+        <w:t xml:space="preserve">parameter value that is defined in the current version of the standard</w:t>
+      </w:r>
+      <w:r>
+        <w:t xml:space="preserve"> </w:t>
+      </w:r>
+      <w:r>
+        <w:t xml:space="preserve">but is meaningless, inappropriate, or otherwise unnecessary. It is</w:t>
+      </w:r>
+      <w:r>
+        <w:t xml:space="preserve"> </w:t>
+      </w:r>
+      <w:r>
+        <w:t xml:space="preserve">intended that such objects, parameters or parameter values will be</w:t>
+      </w:r>
+      <w:r>
+        <w:t xml:space="preserve"> </w:t>
+      </w:r>
+      <w:r>
+        <w:t xml:space="preserve">removed from the next major version of the data model. Requirements on</w:t>
+      </w:r>
+      <w:r>
+        <w:t xml:space="preserve"> </w:t>
+      </w:r>
+      <w:r>
+        <w:t xml:space="preserve">how to interpret or implement deprecated objects, parameters or</w:t>
+      </w:r>
+      <w:r>
+        <w:t xml:space="preserve"> </w:t>
+      </w:r>
+      <w:r>
+        <w:t xml:space="preserve">parameter values are given below. For more information on how to</w:t>
+      </w:r>
+      <w:r>
+        <w:t xml:space="preserve"> </w:t>
+      </w:r>
+      <w:r>
+        <w:t xml:space="preserve">interpret or implement specific deprecated objects, parameters or</w:t>
+      </w:r>
+      <w:r>
+        <w:t xml:space="preserve"> </w:t>
+      </w:r>
+      <w:r>
+        <w:t xml:space="preserve">parameter values, refer to the definition of the object or parameter.</w:t>
+      </w:r>
+    </w:p>
+    <w:p>
+      <w:pPr>
+        <w:pStyle w:val="BodyText"/>
+      </w:pPr>
+      <w:r>
+        <w:t xml:space="preserve">The key word</w:t>
+      </w:r>
+      <w:r>
+        <w:t xml:space="preserve"> </w:t>
+      </w:r>
+      <w:r>
+        <w:t xml:space="preserve">“OBSOLETED”</w:t>
+      </w:r>
+      <w:r>
+        <w:t xml:space="preserve"> </w:t>
+      </w:r>
+      <w:r>
+        <w:t xml:space="preserve">in a data model definition is to be interpreted</w:t>
+      </w:r>
+      <w:r>
+        <w:t xml:space="preserve"> </w:t>
+      </w:r>
+      <w:r>
+        <w:t xml:space="preserve">as follows: This term refers to an object, parameter or parameter value</w:t>
+      </w:r>
+      <w:r>
+        <w:t xml:space="preserve"> </w:t>
+      </w:r>
+      <w:r>
+        <w:t xml:space="preserve">that meets the requirements for being deprecated, and in addition is</w:t>
+      </w:r>
+      <w:r>
+        <w:t xml:space="preserve"> </w:t>
+      </w:r>
+      <w:r>
+        <w:t xml:space="preserve">obsolete. Such objects, parameters or parameter values can be removed</w:t>
+      </w:r>
+      <w:r>
+        <w:t xml:space="preserve"> </w:t>
+      </w:r>
+      <w:r>
+        <w:t xml:space="preserve">from a later minor version of a data model, or from a later version of a</w:t>
+      </w:r>
+      <w:r>
+        <w:t xml:space="preserve"> </w:t>
+      </w:r>
+      <w:r>
+        <w:t xml:space="preserve">profile, without this being regarded as breaking backwards compatibility</w:t>
+      </w:r>
+      <w:r>
+        <w:t xml:space="preserve"> </w:t>
+      </w:r>
+      <w:r>
+        <w:t xml:space="preserve">rules. Requirements on how to interpret or implement obsoleted objects,</w:t>
+      </w:r>
+      <w:r>
+        <w:t xml:space="preserve"> </w:t>
+      </w:r>
+      <w:r>
+        <w:t xml:space="preserve">parameters or parameter values are given below. For more information on</w:t>
+      </w:r>
+      <w:r>
+        <w:t xml:space="preserve"> </w:t>
+      </w:r>
+      <w:r>
+        <w:t xml:space="preserve">how to interpret or implement specific obsoleted objects, parameters or</w:t>
+      </w:r>
+      <w:r>
+        <w:t xml:space="preserve"> </w:t>
+      </w:r>
+      <w:r>
+        <w:t xml:space="preserve">parameter values, refer to the definition of the object or parameter.</w:t>
+      </w:r>
+    </w:p>
+    <w:p>
+      <w:pPr>
+        <w:pStyle w:val="BodyText"/>
+      </w:pPr>
+      <w:r>
+        <w:t xml:space="preserve">If any items within a profile are DEPRECATED or OBSOLETED, then the profile</w:t>
+      </w:r>
+      <w:r>
+        <w:t xml:space="preserve"> </w:t>
+      </w:r>
+      <w:r>
+        <w:t xml:space="preserve">MUST be (correspondingly) DEPRECATED or OBSOLETED, and it will be necessary to</w:t>
+      </w:r>
+      <w:r>
+        <w:t xml:space="preserve"> </w:t>
+      </w:r>
+      <w:r>
+        <w:t xml:space="preserve">define a new profile version that omits any DEPRECATED or OBSOLETED items.</w:t>
+      </w:r>
+    </w:p>
+    <w:bookmarkStart w:id="83" w:name="sec:requirements-for-deprecated-items"/>
+    <w:p>
+      <w:pPr>
+        <w:pStyle w:val="Heading3"/>
+      </w:pPr>
+      <w:r>
+        <w:t xml:space="preserve">2.4.1 Requirements for DEPRECATED Items</w:t>
+      </w:r>
+    </w:p>
+    <w:p>
+      <w:pPr>
+        <w:pStyle w:val="FirstParagraph"/>
+      </w:pPr>
+      <w:r>
+        <w:t xml:space="preserve">This section defines requirements that apply to all DEPRECATED objects,</w:t>
+      </w:r>
+      <w:r>
+        <w:t xml:space="preserve"> </w:t>
+      </w:r>
+      <w:r>
+        <w:t xml:space="preserve">parameters and parameter values unless specifically overridden by the</w:t>
+      </w:r>
+      <w:r>
+        <w:t xml:space="preserve"> </w:t>
+      </w:r>
+      <w:r>
+        <w:t xml:space="preserve">object or parameter definition.</w:t>
+      </w:r>
+    </w:p>
+    <w:p>
+      <w:pPr>
+        <w:pStyle w:val="BodyText"/>
+      </w:pPr>
+      <w:r>
+        <w:t xml:space="preserve">Data model requirements:</w:t>
+      </w:r>
+    </w:p>
+    <w:p>
+      <w:pPr>
+        <w:numPr>
+          <w:ilvl w:val="0"/>
+          <w:numId w:val="1052"/>
+        </w:numPr>
+      </w:pPr>
+      <w:r>
+        <w:t xml:space="preserve">The definition of a DEPRECATED parameter, object or parameter value</w:t>
+      </w:r>
+      <w:r>
+        <w:t xml:space="preserve"> </w:t>
+      </w:r>
+      <w:r>
+        <w:t xml:space="preserve">MUST include an explanation of why the item is deprecated.</w:t>
+      </w:r>
+    </w:p>
+    <w:p>
+      <w:pPr>
+        <w:numPr>
+          <w:ilvl w:val="0"/>
+          <w:numId w:val="1052"/>
         </w:numPr>
       </w:pPr>
       <w:r>
@@ -10431,7 +10481,7 @@
       <w:pPr>
         <w:numPr>
           <w:ilvl w:val="0"/>
-          <w:numId w:val="1052"/>
+          <w:numId w:val="1053"/>
         </w:numPr>
       </w:pPr>
       <w:r>
@@ -10454,118 +10504,6 @@
       </w:r>
       <w:r>
         <w:t xml:space="preserve">string parameters) requirements.</w:t>
-      </w:r>
-    </w:p>
-    <w:p>
-      <w:pPr>
-        <w:numPr>
-          <w:ilvl w:val="0"/>
-          <w:numId w:val="1052"/>
-        </w:numPr>
-      </w:pPr>
-      <w:r>
-        <w:t xml:space="preserve">Detailed behavioral requirements for a DEPRECATED parameter, e.g.</w:t>
-      </w:r>
-      <w:r>
-        <w:t xml:space="preserve"> </w:t>
-      </w:r>
-      <w:r>
-        <w:t xml:space="preserve">that its value is a unique key, MAY be ignored by the Agent.</w:t>
-      </w:r>
-    </w:p>
-    <w:p>
-      <w:pPr>
-        <w:numPr>
-          <w:ilvl w:val="0"/>
-          <w:numId w:val="1052"/>
-        </w:numPr>
-      </w:pPr>
-      <w:r>
-        <w:t xml:space="preserve">The Agent MUST, if such operations are permitted by the data model</w:t>
-      </w:r>
-      <w:r>
-        <w:t xml:space="preserve"> </w:t>
-      </w:r>
-      <w:r>
-        <w:t xml:space="preserve">definition, permit creation of DEPRECATED objects, modification of</w:t>
-      </w:r>
-      <w:r>
-        <w:t xml:space="preserve"> </w:t>
-      </w:r>
-      <w:r>
-        <w:t xml:space="preserve">DEPRECATED parameters, and setting of DEPRECATED parameter values.</w:t>
-      </w:r>
-      <w:r>
-        <w:t xml:space="preserve"> </w:t>
-      </w:r>
-      <w:r>
-        <w:t xml:space="preserve">However, it MAY choose not to apply such changes to its operational</w:t>
-      </w:r>
-      <w:r>
-        <w:t xml:space="preserve"> </w:t>
-      </w:r>
-      <w:r>
-        <w:t xml:space="preserve">state.</w:t>
-      </w:r>
-    </w:p>
-    <w:p>
-      <w:pPr>
-        <w:numPr>
-          <w:ilvl w:val="0"/>
-          <w:numId w:val="1052"/>
-        </w:numPr>
-      </w:pPr>
-      <w:r>
-        <w:t xml:space="preserve">Regardless of whether DEPRECATED changes are applied to the Agent’s</w:t>
-      </w:r>
-      <w:r>
-        <w:t xml:space="preserve"> </w:t>
-      </w:r>
-      <w:r>
-        <w:t xml:space="preserve">operational state, a read of a DEPRECATED writable parameter SHOULD</w:t>
-      </w:r>
-      <w:r>
-        <w:t xml:space="preserve"> </w:t>
-      </w:r>
-      <w:r>
-        <w:t xml:space="preserve">return the value that was last written, i.e. the Agent is expected</w:t>
-      </w:r>
-      <w:r>
-        <w:t xml:space="preserve"> </w:t>
-      </w:r>
-      <w:r>
-        <w:t xml:space="preserve">to store the value even if it chooses not to apply it to its</w:t>
-      </w:r>
-      <w:r>
-        <w:t xml:space="preserve"> </w:t>
-      </w:r>
-      <w:r>
-        <w:t xml:space="preserve">operational state.</w:t>
-      </w:r>
-    </w:p>
-    <w:p>
-      <w:pPr>
-        <w:numPr>
-          <w:ilvl w:val="0"/>
-          <w:numId w:val="1052"/>
-        </w:numPr>
-      </w:pPr>
-      <w:r>
-        <w:t xml:space="preserve">The Agent MAY reject an attempt by a Controller to set any parameter</w:t>
-      </w:r>
-      <w:r>
-        <w:t xml:space="preserve"> </w:t>
-      </w:r>
-      <w:r>
-        <w:t xml:space="preserve">to a DEPRECATED value.</w:t>
-      </w:r>
-    </w:p>
-    <w:p>
-      <w:pPr>
-        <w:pStyle w:val="FirstParagraph"/>
-      </w:pPr>
-      <w:r>
-        <w:t xml:space="preserve">Controller requirements:</w:t>
       </w:r>
     </w:p>
     <w:p>
@@ -10576,13 +10514,13 @@
         </w:numPr>
       </w:pPr>
       <w:r>
-        <w:t xml:space="preserve">The Controller SHOULD NOT create DEPRECATED objects, modify</w:t>
-      </w:r>
-      <w:r>
-        <w:t xml:space="preserve"> </w:t>
-      </w:r>
-      <w:r>
-        <w:t xml:space="preserve">DEPRECATED parameters, or set DEPRECATED parameter values.</w:t>
+        <w:t xml:space="preserve">Detailed behavioral requirements for a DEPRECATED parameter, e.g.</w:t>
+      </w:r>
+      <w:r>
+        <w:t xml:space="preserve"> </w:t>
+      </w:r>
+      <w:r>
+        <w:t xml:space="preserve">that its value is a unique key, MAY be ignored by the Agent.</w:t>
       </w:r>
     </w:p>
     <w:p>
@@ -10593,13 +10531,31 @@
         </w:numPr>
       </w:pPr>
       <w:r>
-        <w:t xml:space="preserve">The Controller SHOULD ignore DEPRECATED objects, parameters and</w:t>
-      </w:r>
-      <w:r>
-        <w:t xml:space="preserve"> </w:t>
-      </w:r>
-      <w:r>
-        <w:t xml:space="preserve">parameter values.</w:t>
+        <w:t xml:space="preserve">The Agent MUST, if such operations are permitted by the data model</w:t>
+      </w:r>
+      <w:r>
+        <w:t xml:space="preserve"> </w:t>
+      </w:r>
+      <w:r>
+        <w:t xml:space="preserve">definition, permit creation of DEPRECATED objects, modification of</w:t>
+      </w:r>
+      <w:r>
+        <w:t xml:space="preserve"> </w:t>
+      </w:r>
+      <w:r>
+        <w:t xml:space="preserve">DEPRECATED parameters, and setting of DEPRECATED parameter values.</w:t>
+      </w:r>
+      <w:r>
+        <w:t xml:space="preserve"> </w:t>
+      </w:r>
+      <w:r>
+        <w:t xml:space="preserve">However, it MAY choose not to apply such changes to its operational</w:t>
+      </w:r>
+      <w:r>
+        <w:t xml:space="preserve"> </w:t>
+      </w:r>
+      <w:r>
+        <w:t xml:space="preserve">state.</w:t>
       </w:r>
     </w:p>
     <w:p>
@@ -10610,31 +10566,31 @@
         </w:numPr>
       </w:pPr>
       <w:r>
-        <w:t xml:space="preserve">The Controller SHOULD NOT set a DEPRECATED parameter to a value that</w:t>
-      </w:r>
-      <w:r>
-        <w:t xml:space="preserve"> </w:t>
-      </w:r>
-      <w:r>
-        <w:t xml:space="preserve">is invalid for its data type or fails to fulfill any range (for</w:t>
-      </w:r>
-      <w:r>
-        <w:t xml:space="preserve"> </w:t>
-      </w:r>
-      <w:r>
-        <w:t xml:space="preserve">numeric parameters), length (for string, base64 or hexBinary</w:t>
-      </w:r>
-      <w:r>
-        <w:t xml:space="preserve"> </w:t>
-      </w:r>
-      <w:r>
-        <w:t xml:space="preserve">parameters) or enumerated value (for string parameters)</w:t>
-      </w:r>
-      <w:r>
-        <w:t xml:space="preserve"> </w:t>
-      </w:r>
-      <w:r>
-        <w:t xml:space="preserve">requirements.</w:t>
+        <w:t xml:space="preserve">Regardless of whether DEPRECATED changes are applied to the Agent’s</w:t>
+      </w:r>
+      <w:r>
+        <w:t xml:space="preserve"> </w:t>
+      </w:r>
+      <w:r>
+        <w:t xml:space="preserve">operational state, a read of a DEPRECATED writable parameter SHOULD</w:t>
+      </w:r>
+      <w:r>
+        <w:t xml:space="preserve"> </w:t>
+      </w:r>
+      <w:r>
+        <w:t xml:space="preserve">return the value that was last written, i.e. the Agent is expected</w:t>
+      </w:r>
+      <w:r>
+        <w:t xml:space="preserve"> </w:t>
+      </w:r>
+      <w:r>
+        <w:t xml:space="preserve">to store the value even if it chooses not to apply it to its</w:t>
+      </w:r>
+      <w:r>
+        <w:t xml:space="preserve"> </w:t>
+      </w:r>
+      <w:r>
+        <w:t xml:space="preserve">operational state.</w:t>
       </w:r>
     </w:p>
     <w:p>
@@ -10645,17 +10601,13 @@
         </w:numPr>
       </w:pPr>
       <w:r>
-        <w:t xml:space="preserve">The Controller SHOULD NOT set any parameter to a DEPRECATED value.</w:t>
-      </w:r>
-    </w:p>
-    <w:bookmarkEnd w:id="83"/>
-    <w:bookmarkStart w:id="84" w:name="sec:requirements-for-obsoleted-items"/>
-    <w:p>
-      <w:pPr>
-        <w:pStyle w:val="Heading3"/>
-      </w:pPr>
-      <w:r>
-        <w:t xml:space="preserve">2.4.2 Requirements for OBSOLETED Items</w:t>
+        <w:t xml:space="preserve">The Agent MAY reject an attempt by a Controller to set any parameter</w:t>
+      </w:r>
+      <w:r>
+        <w:t xml:space="preserve"> </w:t>
+      </w:r>
+      <w:r>
+        <w:t xml:space="preserve">to a DEPRECATED value.</w:t>
       </w:r>
     </w:p>
     <w:p>
@@ -10663,39 +10615,7 @@
         <w:pStyle w:val="FirstParagraph"/>
       </w:pPr>
       <w:r>
-        <w:t xml:space="preserve">This section defines requirements that apply to all OBSOLETED objects,</w:t>
-      </w:r>
-      <w:r>
-        <w:t xml:space="preserve"> </w:t>
-      </w:r>
-      <w:r>
-        <w:t xml:space="preserve">parameters or parameter values unless specifically overridden by the</w:t>
-      </w:r>
-      <w:r>
-        <w:t xml:space="preserve"> </w:t>
-      </w:r>
-      <w:r>
-        <w:t xml:space="preserve">object or parameter definition.</w:t>
-      </w:r>
-    </w:p>
-    <w:p>
-      <w:pPr>
-        <w:pStyle w:val="BodyText"/>
-      </w:pPr>
-      <w:r>
-        <w:t xml:space="preserve">An OBSOLETED object, parameter or parameter value MUST meet all the</w:t>
-      </w:r>
-      <w:r>
-        <w:t xml:space="preserve"> </w:t>
-      </w:r>
-      <w:r>
-        <w:t xml:space="preserve">requirements of the previous section. In addition, the following</w:t>
-      </w:r>
-      <w:r>
-        <w:t xml:space="preserve"> </w:t>
-      </w:r>
-      <w:r>
-        <w:t xml:space="preserve">requirements apply.</w:t>
+        <w:t xml:space="preserve">Controller requirements:</w:t>
       </w:r>
     </w:p>
     <w:p>
@@ -10706,19 +10626,13 @@
         </w:numPr>
       </w:pPr>
       <w:r>
-        <w:t xml:space="preserve">An OBSOLETED object, parameter or parameter value MAY be removed</w:t>
-      </w:r>
-      <w:r>
-        <w:t xml:space="preserve"> </w:t>
-      </w:r>
-      <w:r>
-        <w:t xml:space="preserve">from a later minor version of a data model without this being</w:t>
-      </w:r>
-      <w:r>
-        <w:t xml:space="preserve"> </w:t>
-      </w:r>
-      <w:r>
-        <w:t xml:space="preserve">regarded as breaking backwards compatibility rules.</w:t>
+        <w:t xml:space="preserve">The Controller SHOULD NOT create DEPRECATED objects, modify</w:t>
+      </w:r>
+      <w:r>
+        <w:t xml:space="preserve"> </w:t>
+      </w:r>
+      <w:r>
+        <w:t xml:space="preserve">DEPRECATED parameters, or set DEPRECATED parameter values.</w:t>
       </w:r>
     </w:p>
     <w:p>
@@ -10729,25 +10643,13 @@
         </w:numPr>
       </w:pPr>
       <w:r>
-        <w:t xml:space="preserve">An OBSOLETED object, parameter or parameter value MUST NOT be</w:t>
-      </w:r>
-      <w:r>
-        <w:t xml:space="preserve"> </w:t>
-      </w:r>
-      <w:r>
-        <w:t xml:space="preserve">removed from the current version of a profile, but MAY be removed</w:t>
-      </w:r>
-      <w:r>
-        <w:t xml:space="preserve"> </w:t>
-      </w:r>
-      <w:r>
-        <w:t xml:space="preserve">from a later version of a profile without this being regarded as</w:t>
-      </w:r>
-      <w:r>
-        <w:t xml:space="preserve"> </w:t>
-      </w:r>
-      <w:r>
-        <w:t xml:space="preserve">breaking backwards compatibility rules.</w:t>
+        <w:t xml:space="preserve">The Controller SHOULD ignore DEPRECATED objects, parameters and</w:t>
+      </w:r>
+      <w:r>
+        <w:t xml:space="preserve"> </w:t>
+      </w:r>
+      <w:r>
+        <w:t xml:space="preserve">parameter values.</w:t>
       </w:r>
     </w:p>
     <w:p>
@@ -10755,6 +10657,154 @@
         <w:numPr>
           <w:ilvl w:val="0"/>
           <w:numId w:val="1054"/>
+        </w:numPr>
+      </w:pPr>
+      <w:r>
+        <w:t xml:space="preserve">The Controller SHOULD NOT set a DEPRECATED parameter to a value that</w:t>
+      </w:r>
+      <w:r>
+        <w:t xml:space="preserve"> </w:t>
+      </w:r>
+      <w:r>
+        <w:t xml:space="preserve">is invalid for its data type or fails to fulfill any range (for</w:t>
+      </w:r>
+      <w:r>
+        <w:t xml:space="preserve"> </w:t>
+      </w:r>
+      <w:r>
+        <w:t xml:space="preserve">numeric parameters), length (for string, base64 or hexBinary</w:t>
+      </w:r>
+      <w:r>
+        <w:t xml:space="preserve"> </w:t>
+      </w:r>
+      <w:r>
+        <w:t xml:space="preserve">parameters) or enumerated value (for string parameters)</w:t>
+      </w:r>
+      <w:r>
+        <w:t xml:space="preserve"> </w:t>
+      </w:r>
+      <w:r>
+        <w:t xml:space="preserve">requirements.</w:t>
+      </w:r>
+    </w:p>
+    <w:p>
+      <w:pPr>
+        <w:numPr>
+          <w:ilvl w:val="0"/>
+          <w:numId w:val="1054"/>
+        </w:numPr>
+      </w:pPr>
+      <w:r>
+        <w:t xml:space="preserve">The Controller SHOULD NOT set any parameter to a DEPRECATED value.</w:t>
+      </w:r>
+    </w:p>
+    <w:bookmarkEnd w:id="83"/>
+    <w:bookmarkStart w:id="84" w:name="sec:requirements-for-obsoleted-items"/>
+    <w:p>
+      <w:pPr>
+        <w:pStyle w:val="Heading3"/>
+      </w:pPr>
+      <w:r>
+        <w:t xml:space="preserve">2.4.2 Requirements for OBSOLETED Items</w:t>
+      </w:r>
+    </w:p>
+    <w:p>
+      <w:pPr>
+        <w:pStyle w:val="FirstParagraph"/>
+      </w:pPr>
+      <w:r>
+        <w:t xml:space="preserve">This section defines requirements that apply to all OBSOLETED objects,</w:t>
+      </w:r>
+      <w:r>
+        <w:t xml:space="preserve"> </w:t>
+      </w:r>
+      <w:r>
+        <w:t xml:space="preserve">parameters or parameter values unless specifically overridden by the</w:t>
+      </w:r>
+      <w:r>
+        <w:t xml:space="preserve"> </w:t>
+      </w:r>
+      <w:r>
+        <w:t xml:space="preserve">object or parameter definition.</w:t>
+      </w:r>
+    </w:p>
+    <w:p>
+      <w:pPr>
+        <w:pStyle w:val="BodyText"/>
+      </w:pPr>
+      <w:r>
+        <w:t xml:space="preserve">An OBSOLETED object, parameter or parameter value MUST meet all the</w:t>
+      </w:r>
+      <w:r>
+        <w:t xml:space="preserve"> </w:t>
+      </w:r>
+      <w:r>
+        <w:t xml:space="preserve">requirements of the previous section. In addition, the following</w:t>
+      </w:r>
+      <w:r>
+        <w:t xml:space="preserve"> </w:t>
+      </w:r>
+      <w:r>
+        <w:t xml:space="preserve">requirements apply.</w:t>
+      </w:r>
+    </w:p>
+    <w:p>
+      <w:pPr>
+        <w:numPr>
+          <w:ilvl w:val="0"/>
+          <w:numId w:val="1055"/>
+        </w:numPr>
+      </w:pPr>
+      <w:r>
+        <w:t xml:space="preserve">An OBSOLETED object, parameter or parameter value MAY be removed</w:t>
+      </w:r>
+      <w:r>
+        <w:t xml:space="preserve"> </w:t>
+      </w:r>
+      <w:r>
+        <w:t xml:space="preserve">from a later minor version of a data model without this being</w:t>
+      </w:r>
+      <w:r>
+        <w:t xml:space="preserve"> </w:t>
+      </w:r>
+      <w:r>
+        <w:t xml:space="preserve">regarded as breaking backwards compatibility rules.</w:t>
+      </w:r>
+    </w:p>
+    <w:p>
+      <w:pPr>
+        <w:numPr>
+          <w:ilvl w:val="0"/>
+          <w:numId w:val="1055"/>
+        </w:numPr>
+      </w:pPr>
+      <w:r>
+        <w:t xml:space="preserve">An OBSOLETED object, parameter or parameter value MUST NOT be</w:t>
+      </w:r>
+      <w:r>
+        <w:t xml:space="preserve"> </w:t>
+      </w:r>
+      <w:r>
+        <w:t xml:space="preserve">removed from the current version of a profile, but MAY be removed</w:t>
+      </w:r>
+      <w:r>
+        <w:t xml:space="preserve"> </w:t>
+      </w:r>
+      <w:r>
+        <w:t xml:space="preserve">from a later version of a profile without this being regarded as</w:t>
+      </w:r>
+      <w:r>
+        <w:t xml:space="preserve"> </w:t>
+      </w:r>
+      <w:r>
+        <w:t xml:space="preserve">breaking backwards compatibility rules.</w:t>
+      </w:r>
+    </w:p>
+    <w:p>
+      <w:pPr>
+        <w:numPr>
+          <w:ilvl w:val="0"/>
+          <w:numId w:val="1055"/>
         </w:numPr>
       </w:pPr>
       <w:r>
@@ -12674,7 +12724,7 @@
         <w:t xml:space="preserve">	</w:t>
       </w:r>
       <w:r>
-        <w:t xml:space="preserve">TR-181 Issue 2 Amendment 18 Corrigendum 1,</w:t>
+        <w:t xml:space="preserve">TR-181 Issue 2 Amendment 19 Corrigendum 1,</w:t>
       </w:r>
       <w:r>
         <w:t xml:space="preserve"> </w:t>
@@ -12690,7 +12740,7 @@
         </w:r>
       </w:hyperlink>
       <w:r>
-        <w:t xml:space="preserve">, Broadband Forum, 2024</w:t>
+        <w:t xml:space="preserve">, Broadband Forum, 2025</w:t>
       </w:r>
     </w:p>
     <w:bookmarkEnd w:id="109"/>
@@ -13749,7 +13799,7 @@
       <w:pPr>
         <w:numPr>
           <w:ilvl w:val="0"/>
-          <w:numId w:val="1055"/>
+          <w:numId w:val="1056"/>
         </w:numPr>
       </w:pPr>
       <w:r>
@@ -13760,7 +13810,7 @@
       <w:pPr>
         <w:numPr>
           <w:ilvl w:val="0"/>
-          <w:numId w:val="1055"/>
+          <w:numId w:val="1056"/>
         </w:numPr>
       </w:pPr>
       <w:r>
@@ -13771,7 +13821,7 @@
       <w:pPr>
         <w:numPr>
           <w:ilvl w:val="0"/>
-          <w:numId w:val="1055"/>
+          <w:numId w:val="1056"/>
         </w:numPr>
       </w:pPr>
       <w:r>
@@ -13782,7 +13832,7 @@
       <w:pPr>
         <w:numPr>
           <w:ilvl w:val="0"/>
-          <w:numId w:val="1055"/>
+          <w:numId w:val="1056"/>
         </w:numPr>
       </w:pPr>
       <w:r>
@@ -13793,7 +13843,7 @@
       <w:pPr>
         <w:numPr>
           <w:ilvl w:val="0"/>
-          <w:numId w:val="1055"/>
+          <w:numId w:val="1056"/>
         </w:numPr>
       </w:pPr>
       <w:r>
@@ -14409,7 +14459,7 @@
       <w:pPr>
         <w:numPr>
           <w:ilvl w:val="0"/>
-          <w:numId w:val="1056"/>
+          <w:numId w:val="1057"/>
         </w:numPr>
       </w:pPr>
       <w:r>
@@ -14435,7 +14485,7 @@
       <w:pPr>
         <w:numPr>
           <w:ilvl w:val="0"/>
-          <w:numId w:val="1056"/>
+          <w:numId w:val="1057"/>
         </w:numPr>
       </w:pPr>
       <w:r>
@@ -14446,7 +14496,7 @@
       <w:pPr>
         <w:numPr>
           <w:ilvl w:val="0"/>
-          <w:numId w:val="1056"/>
+          <w:numId w:val="1057"/>
         </w:numPr>
       </w:pPr>
       <w:r>
@@ -14523,7 +14573,7 @@
       <w:pPr>
         <w:numPr>
           <w:ilvl w:val="0"/>
-          <w:numId w:val="1056"/>
+          <w:numId w:val="1057"/>
         </w:numPr>
       </w:pPr>
       <w:r>
@@ -14562,7 +14612,7 @@
       <w:pPr>
         <w:numPr>
           <w:ilvl w:val="0"/>
-          <w:numId w:val="1057"/>
+          <w:numId w:val="1058"/>
         </w:numPr>
       </w:pPr>
       <w:r>
@@ -14573,106 +14623,6 @@
       </w:r>
       <w:r>
         <w:t xml:space="preserve">remains normative.</w:t>
-      </w:r>
-    </w:p>
-    <w:p>
-      <w:pPr>
-        <w:numPr>
-          <w:ilvl w:val="0"/>
-          <w:numId w:val="1057"/>
-        </w:numPr>
-      </w:pPr>
-      <w:r>
-        <w:t xml:space="preserve">The DM Schema, and the additional requirements therein, are</w:t>
-      </w:r>
-      <w:r>
-        <w:t xml:space="preserve"> </w:t>
-      </w:r>
-      <w:r>
-        <w:t xml:space="preserve">normative. Some of these additional requirements are duplicated (for</w:t>
-      </w:r>
-      <w:r>
-        <w:t xml:space="preserve"> </w:t>
-      </w:r>
-      <w:r>
-        <w:t xml:space="preserve">emphasis) in this Annex.</w:t>
-      </w:r>
-    </w:p>
-    <w:p>
-      <w:pPr>
-        <w:numPr>
-          <w:ilvl w:val="0"/>
-          <w:numId w:val="1057"/>
-        </w:numPr>
-      </w:pPr>
-      <w:r>
-        <w:t xml:space="preserve">The DM Schema references additional material in this Annex. Such</w:t>
-      </w:r>
-      <w:r>
-        <w:t xml:space="preserve"> </w:t>
-      </w:r>
-      <w:r>
-        <w:t xml:space="preserve">material is normative.</w:t>
-      </w:r>
-    </w:p>
-    <w:p>
-      <w:pPr>
-        <w:numPr>
-          <w:ilvl w:val="0"/>
-          <w:numId w:val="1057"/>
-        </w:numPr>
-      </w:pPr>
-      <w:r>
-        <w:t xml:space="preserve">If the DM Schema conflicts with a normative requirement in the main</w:t>
-      </w:r>
-      <w:r>
-        <w:t xml:space="preserve"> </w:t>
-      </w:r>
-      <w:r>
-        <w:t xml:space="preserve">part of the document, this is an error in the DM Schema, and the</w:t>
-      </w:r>
-      <w:r>
-        <w:t xml:space="preserve"> </w:t>
-      </w:r>
-      <w:r>
-        <w:t xml:space="preserve">requirement in the main part of the document takes precedence.</w:t>
-      </w:r>
-    </w:p>
-    <w:bookmarkStart w:id="136" w:name="sec:importing-dm-instances"/>
-    <w:p>
-      <w:pPr>
-        <w:pStyle w:val="Heading3"/>
-      </w:pPr>
-      <w:r>
-        <w:t xml:space="preserve">A.2.1 Importing DM Instances</w:t>
-      </w:r>
-    </w:p>
-    <w:p>
-      <w:pPr>
-        <w:pStyle w:val="FirstParagraph"/>
-      </w:pPr>
-      <w:r>
-        <w:t xml:space="preserve">DM Instances are imported using the top-level import element. The DM</w:t>
-      </w:r>
-      <w:r>
-        <w:t xml:space="preserve"> </w:t>
-      </w:r>
-      <w:r>
-        <w:t xml:space="preserve">Schema specifies that the DM Instance is located via the file attribute.</w:t>
-      </w:r>
-    </w:p>
-    <w:p>
-      <w:pPr>
-        <w:pStyle w:val="BodyText"/>
-      </w:pPr>
-      <w:r>
-        <w:t xml:space="preserve">The rules governing the file attribute’s value and its use for locating</w:t>
-      </w:r>
-      <w:r>
-        <w:t xml:space="preserve"> </w:t>
-      </w:r>
-      <w:r>
-        <w:t xml:space="preserve">the DM Instance are as follows:</w:t>
       </w:r>
     </w:p>
     <w:p>
@@ -14680,6 +14630,106 @@
         <w:numPr>
           <w:ilvl w:val="0"/>
           <w:numId w:val="1058"/>
+        </w:numPr>
+      </w:pPr>
+      <w:r>
+        <w:t xml:space="preserve">The DM Schema, and the additional requirements therein, are</w:t>
+      </w:r>
+      <w:r>
+        <w:t xml:space="preserve"> </w:t>
+      </w:r>
+      <w:r>
+        <w:t xml:space="preserve">normative. Some of these additional requirements are duplicated (for</w:t>
+      </w:r>
+      <w:r>
+        <w:t xml:space="preserve"> </w:t>
+      </w:r>
+      <w:r>
+        <w:t xml:space="preserve">emphasis) in this Annex.</w:t>
+      </w:r>
+    </w:p>
+    <w:p>
+      <w:pPr>
+        <w:numPr>
+          <w:ilvl w:val="0"/>
+          <w:numId w:val="1058"/>
+        </w:numPr>
+      </w:pPr>
+      <w:r>
+        <w:t xml:space="preserve">The DM Schema references additional material in this Annex. Such</w:t>
+      </w:r>
+      <w:r>
+        <w:t xml:space="preserve"> </w:t>
+      </w:r>
+      <w:r>
+        <w:t xml:space="preserve">material is normative.</w:t>
+      </w:r>
+    </w:p>
+    <w:p>
+      <w:pPr>
+        <w:numPr>
+          <w:ilvl w:val="0"/>
+          <w:numId w:val="1058"/>
+        </w:numPr>
+      </w:pPr>
+      <w:r>
+        <w:t xml:space="preserve">If the DM Schema conflicts with a normative requirement in the main</w:t>
+      </w:r>
+      <w:r>
+        <w:t xml:space="preserve"> </w:t>
+      </w:r>
+      <w:r>
+        <w:t xml:space="preserve">part of the document, this is an error in the DM Schema, and the</w:t>
+      </w:r>
+      <w:r>
+        <w:t xml:space="preserve"> </w:t>
+      </w:r>
+      <w:r>
+        <w:t xml:space="preserve">requirement in the main part of the document takes precedence.</w:t>
+      </w:r>
+    </w:p>
+    <w:bookmarkStart w:id="136" w:name="sec:importing-dm-instances"/>
+    <w:p>
+      <w:pPr>
+        <w:pStyle w:val="Heading3"/>
+      </w:pPr>
+      <w:r>
+        <w:t xml:space="preserve">A.2.1 Importing DM Instances</w:t>
+      </w:r>
+    </w:p>
+    <w:p>
+      <w:pPr>
+        <w:pStyle w:val="FirstParagraph"/>
+      </w:pPr>
+      <w:r>
+        <w:t xml:space="preserve">DM Instances are imported using the top-level import element. The DM</w:t>
+      </w:r>
+      <w:r>
+        <w:t xml:space="preserve"> </w:t>
+      </w:r>
+      <w:r>
+        <w:t xml:space="preserve">Schema specifies that the DM Instance is located via the file attribute.</w:t>
+      </w:r>
+    </w:p>
+    <w:p>
+      <w:pPr>
+        <w:pStyle w:val="BodyText"/>
+      </w:pPr>
+      <w:r>
+        <w:t xml:space="preserve">The rules governing the file attribute’s value and its use for locating</w:t>
+      </w:r>
+      <w:r>
+        <w:t xml:space="preserve"> </w:t>
+      </w:r>
+      <w:r>
+        <w:t xml:space="preserve">the DM Instance are as follows:</w:t>
+      </w:r>
+    </w:p>
+    <w:p>
+      <w:pPr>
+        <w:numPr>
+          <w:ilvl w:val="0"/>
+          <w:numId w:val="1059"/>
         </w:numPr>
       </w:pPr>
       <w:r>
@@ -14704,7 +14754,7 @@
       <w:pPr>
         <w:numPr>
           <w:ilvl w:val="0"/>
-          <w:numId w:val="1058"/>
+          <w:numId w:val="1059"/>
         </w:numPr>
       </w:pPr>
       <w:r>
@@ -14715,7 +14765,7 @@
       <w:pPr>
         <w:numPr>
           <w:ilvl w:val="0"/>
-          <w:numId w:val="1058"/>
+          <w:numId w:val="1059"/>
         </w:numPr>
       </w:pPr>
       <w:r>
@@ -14726,7 +14776,7 @@
       <w:pPr>
         <w:numPr>
           <w:ilvl w:val="0"/>
-          <w:numId w:val="1058"/>
+          <w:numId w:val="1059"/>
         </w:numPr>
       </w:pPr>
       <w:r>
@@ -14789,7 +14839,7 @@
       <w:pPr>
         <w:numPr>
           <w:ilvl w:val="0"/>
-          <w:numId w:val="1058"/>
+          <w:numId w:val="1059"/>
         </w:numPr>
       </w:pPr>
       <w:r>
@@ -14871,7 +14921,7 @@
       <w:pPr>
         <w:numPr>
           <w:ilvl w:val="0"/>
-          <w:numId w:val="1059"/>
+          <w:numId w:val="1060"/>
         </w:numPr>
       </w:pPr>
       <w:r>
@@ -14995,7 +15045,7 @@
       <w:pPr>
         <w:numPr>
           <w:ilvl w:val="0"/>
-          <w:numId w:val="1059"/>
+          <w:numId w:val="1060"/>
         </w:numPr>
       </w:pPr>
       <w:r>
@@ -15035,7 +15085,7 @@
       <w:pPr>
         <w:numPr>
           <w:ilvl w:val="0"/>
-          <w:numId w:val="1059"/>
+          <w:numId w:val="1060"/>
         </w:numPr>
       </w:pPr>
       <w:r>
@@ -15066,7 +15116,7 @@
       <w:pPr>
         <w:numPr>
           <w:ilvl w:val="0"/>
-          <w:numId w:val="1060"/>
+          <w:numId w:val="1061"/>
         </w:numPr>
       </w:pPr>
       <w:r>
@@ -15157,7 +15207,7 @@
       <w:pPr>
         <w:numPr>
           <w:ilvl w:val="0"/>
-          <w:numId w:val="1060"/>
+          <w:numId w:val="1061"/>
         </w:numPr>
       </w:pPr>
       <w:r>
@@ -15547,7 +15597,7 @@
       <w:pPr>
         <w:numPr>
           <w:ilvl w:val="0"/>
-          <w:numId w:val="1061"/>
+          <w:numId w:val="1062"/>
         </w:numPr>
       </w:pPr>
       <w:r>
@@ -15612,7 +15662,7 @@
       <w:pPr>
         <w:numPr>
           <w:ilvl w:val="0"/>
-          <w:numId w:val="1061"/>
+          <w:numId w:val="1062"/>
         </w:numPr>
       </w:pPr>
       <w:r>
@@ -15659,7 +15709,7 @@
       <w:pPr>
         <w:numPr>
           <w:ilvl w:val="0"/>
-          <w:numId w:val="1061"/>
+          <w:numId w:val="1062"/>
         </w:numPr>
       </w:pPr>
       <w:r>
@@ -23215,7 +23265,7 @@
       <w:pPr>
         <w:numPr>
           <w:ilvl w:val="0"/>
-          <w:numId w:val="1062"/>
+          <w:numId w:val="1063"/>
         </w:numPr>
       </w:pPr>
       <w:r>
@@ -23246,7 +23296,7 @@
       <w:pPr>
         <w:numPr>
           <w:ilvl w:val="0"/>
-          <w:numId w:val="1062"/>
+          <w:numId w:val="1063"/>
         </w:numPr>
       </w:pPr>
       <w:r>
@@ -23359,7 +23409,7 @@
       <w:pPr>
         <w:numPr>
           <w:ilvl w:val="0"/>
-          <w:numId w:val="1063"/>
+          <w:numId w:val="1064"/>
         </w:numPr>
       </w:pPr>
       <w:r>
@@ -23406,7 +23456,7 @@
       <w:pPr>
         <w:numPr>
           <w:ilvl w:val="0"/>
-          <w:numId w:val="1063"/>
+          <w:numId w:val="1064"/>
         </w:numPr>
       </w:pPr>
       <w:r>
@@ -23649,7 +23699,7 @@
       <w:pPr>
         <w:numPr>
           <w:ilvl w:val="0"/>
-          <w:numId w:val="1064"/>
+          <w:numId w:val="1065"/>
         </w:numPr>
       </w:pPr>
       <w:r>
@@ -23666,7 +23716,7 @@
       <w:pPr>
         <w:numPr>
           <w:ilvl w:val="0"/>
-          <w:numId w:val="1064"/>
+          <w:numId w:val="1065"/>
         </w:numPr>
       </w:pPr>
       <w:r>
@@ -23695,260 +23745,212 @@
       <w:pPr>
         <w:numPr>
           <w:ilvl w:val="0"/>
-          <w:numId w:val="1064"/>
-        </w:numPr>
-      </w:pPr>
-      <w:r>
-        <w:t xml:space="preserve">Otherwise, if the path begins with a dot (</w:t>
-      </w:r>
-      <w:r>
-        <w:t xml:space="preserve">“.”</w:t>
-      </w:r>
-      <w:r>
-        <w:t xml:space="preserve">), it MUST be regarded as a</w:t>
-      </w:r>
-      <w:r>
-        <w:t xml:space="preserve"> </w:t>
-      </w:r>
-      <w:r>
-        <w:t xml:space="preserve">path relative to the Mount Point (if mounted) or to the</w:t>
-      </w:r>
-      <w:r>
-        <w:t xml:space="preserve"> </w:t>
-      </w:r>
-      <w:r>
-        <w:t xml:space="preserve">Root or Service Object (otherwise). For example:</w:t>
-      </w:r>
-    </w:p>
-    <w:p>
-      <w:pPr>
-        <w:numPr>
-          <w:ilvl w:val="1"/>
           <w:numId w:val="1065"/>
         </w:numPr>
       </w:pPr>
       <w:r>
-        <w:t xml:space="preserve">Device.LocalAgent.MTP.{i}.STOMP.Reference uses</w:t>
-      </w:r>
-      <w:r>
-        <w:t xml:space="preserve"> </w:t>
-      </w:r>
-      <w:r>
-        <w:t xml:space="preserve">“.STOMP.Connection.”</w:t>
-      </w:r>
-      <w:r>
-        <w:t xml:space="preserve"> </w:t>
-      </w:r>
-      <w:r>
-        <w:t xml:space="preserve">to</w:t>
-      </w:r>
-      <w:r>
-        <w:t xml:space="preserve"> </w:t>
-      </w:r>
-      <w:r>
-        <w:t xml:space="preserve">reference the Device.STOMP.Connection. table, but if Device.LocalAgent</w:t>
-      </w:r>
-      <w:r>
-        <w:t xml:space="preserve"> </w:t>
-      </w:r>
-      <w:r>
-        <w:t xml:space="preserve">was mounted at Device.ProxiedDevice.{i}. then</w:t>
-      </w:r>
-      <w:r>
-        <w:t xml:space="preserve"> </w:t>
-      </w:r>
-      <w:r>
-        <w:t xml:space="preserve">Device.ProxiedDevice.{i}.LocalAgent.MTP.{i}.STOMP.Reference would</w:t>
-      </w:r>
-      <w:r>
-        <w:t xml:space="preserve"> </w:t>
-      </w:r>
-      <w:r>
-        <w:t xml:space="preserve">reference the Device.ProxiedDevice.{i}.STOMP.Connection. table.</w:t>
-      </w:r>
-    </w:p>
-    <w:p>
-      <w:pPr>
-        <w:numPr>
-          <w:ilvl w:val="1"/>
-          <w:numId w:val="1065"/>
-        </w:numPr>
-      </w:pPr>
-      <w:r>
-        <w:t xml:space="preserve">In the Device Root Object,</w:t>
-      </w:r>
-      <w:r>
-        <w:t xml:space="preserve"> </w:t>
-      </w:r>
-      <w:r>
-        <w:t xml:space="preserve">“.DeviceInfo.”</w:t>
-      </w:r>
-      <w:r>
-        <w:t xml:space="preserve"> </w:t>
-      </w:r>
-      <w:r>
-        <w:t xml:space="preserve">means Device.DeviceInfo., but</w:t>
-      </w:r>
-      <w:r>
-        <w:t xml:space="preserve"> </w:t>
-      </w:r>
-      <w:r>
-        <w:t xml:space="preserve">in the Device.Services.ABCService.1 Service Object it means</w:t>
-      </w:r>
-      <w:r>
-        <w:t xml:space="preserve"> </w:t>
-      </w:r>
-      <w:r>
-        <w:t xml:space="preserve">Device.Services.ABCService.1.DeviceInfo..</w:t>
-      </w:r>
-    </w:p>
-    <w:p>
-      <w:pPr>
-        <w:numPr>
-          <w:ilvl w:val="0"/>
-          <w:numId w:val="1064"/>
-        </w:numPr>
-      </w:pPr>
-      <w:r>
-        <w:t xml:space="preserve">Otherwise, it MUST be regarded as a path relative to the current</w:t>
-      </w:r>
-      <w:r>
-        <w:t xml:space="preserve"> </w:t>
-      </w:r>
-      <w:r>
-        <w:t xml:space="preserve">object. Any leading hash characters (</w:t>
-      </w:r>
-      <w:r>
-        <w:t xml:space="preserve">“#”</w:t>
-      </w:r>
-      <w:r>
-        <w:t xml:space="preserve">) cause it to be relative</w:t>
-      </w:r>
-      <w:r>
-        <w:t xml:space="preserve"> </w:t>
-      </w:r>
-      <w:r>
-        <w:t xml:space="preserve">to the parent of the current object (or the parent’s parent, and so</w:t>
-      </w:r>
-      <w:r>
-        <w:t xml:space="preserve"> </w:t>
-      </w:r>
-      <w:r>
-        <w:t xml:space="preserve">on) as described below. For example:</w:t>
-      </w:r>
-    </w:p>
-    <w:p>
-      <w:pPr>
-        <w:pStyle w:val="Compact"/>
+        <w:t xml:space="preserve">Otherwise, if the path begins with a dot (</w:t>
+      </w:r>
+      <w:r>
+        <w:t xml:space="preserve">“.”</w:t>
+      </w:r>
+      <w:r>
+        <w:t xml:space="preserve">), it MUST be regarded as a</w:t>
+      </w:r>
+      <w:r>
+        <w:t xml:space="preserve"> </w:t>
+      </w:r>
+      <w:r>
+        <w:t xml:space="preserve">path relative to the Mount Point (if mounted) or to the</w:t>
+      </w:r>
+      <w:r>
+        <w:t xml:space="preserve"> </w:t>
+      </w:r>
+      <w:r>
+        <w:t xml:space="preserve">Root or Service Object (otherwise). For example:</w:t>
+      </w:r>
+    </w:p>
+    <w:p>
+      <w:pPr>
         <w:numPr>
           <w:ilvl w:val="1"/>
           <w:numId w:val="1066"/>
         </w:numPr>
       </w:pPr>
       <w:r>
-        <w:t xml:space="preserve">If the current object is Device.LAN.,</w:t>
-      </w:r>
-      <w:r>
-        <w:t xml:space="preserve"> </w:t>
-      </w:r>
-      <w:r>
-        <w:t xml:space="preserve">“IPAddress”</w:t>
-      </w:r>
-      <w:r>
-        <w:t xml:space="preserve"> </w:t>
-      </w:r>
-      <w:r>
-        <w:t xml:space="preserve">means</w:t>
-      </w:r>
-      <w:r>
-        <w:t xml:space="preserve"> </w:t>
-      </w:r>
-      <w:r>
-        <w:t xml:space="preserve">Device.LAN.IPAddress,</w:t>
-      </w:r>
-      <w:r>
-        <w:t xml:space="preserve"> </w:t>
-      </w:r>
-      <w:r>
-        <w:t xml:space="preserve">“Stats.”</w:t>
-      </w:r>
-      <w:r>
-        <w:t xml:space="preserve"> </w:t>
-      </w:r>
-      <w:r>
-        <w:t xml:space="preserve">means Device.LAN.Stats. and</w:t>
-      </w:r>
-      <w:r>
-        <w:t xml:space="preserve"> </w:t>
-      </w:r>
-      <w:r>
-        <w:t xml:space="preserve">“#.DeviceInfo.”</w:t>
-      </w:r>
-      <w:r>
-        <w:t xml:space="preserve"> </w:t>
-      </w:r>
-      <w:r>
-        <w:t xml:space="preserve">means Device.DeviceInfo (see below for more</w:t>
-      </w:r>
-      <w:r>
-        <w:t xml:space="preserve"> </w:t>
-      </w:r>
-      <w:r>
-        <w:t xml:space="preserve">“#”</w:t>
-      </w:r>
-      <w:r>
-        <w:t xml:space="preserve"> </w:t>
-      </w:r>
-      <w:r>
-        <w:t xml:space="preserve">examples).</w:t>
-      </w:r>
-    </w:p>
-    <w:p>
-      <w:pPr>
-        <w:pStyle w:val="FirstParagraph"/>
-      </w:pPr>
-      <w:r>
-        <w:t xml:space="preserve">If the path name scope is model:</w:t>
+        <w:t xml:space="preserve">Device.LocalAgent.MTP.{i}.STOMP.Reference uses</w:t>
+      </w:r>
+      <w:r>
+        <w:t xml:space="preserve"> </w:t>
+      </w:r>
+      <w:r>
+        <w:t xml:space="preserve">“.STOMP.Connection.”</w:t>
+      </w:r>
+      <w:r>
+        <w:t xml:space="preserve"> </w:t>
+      </w:r>
+      <w:r>
+        <w:t xml:space="preserve">to</w:t>
+      </w:r>
+      <w:r>
+        <w:t xml:space="preserve"> </w:t>
+      </w:r>
+      <w:r>
+        <w:t xml:space="preserve">reference the Device.STOMP.Connection. table, but if Device.LocalAgent</w:t>
+      </w:r>
+      <w:r>
+        <w:t xml:space="preserve"> </w:t>
+      </w:r>
+      <w:r>
+        <w:t xml:space="preserve">was mounted at Device.ProxiedDevice.{i}. then</w:t>
+      </w:r>
+      <w:r>
+        <w:t xml:space="preserve"> </w:t>
+      </w:r>
+      <w:r>
+        <w:t xml:space="preserve">Device.ProxiedDevice.{i}.LocalAgent.MTP.{i}.STOMP.Reference would</w:t>
+      </w:r>
+      <w:r>
+        <w:t xml:space="preserve"> </w:t>
+      </w:r>
+      <w:r>
+        <w:t xml:space="preserve">reference the Device.ProxiedDevice.{i}.STOMP.Connection. table.</w:t>
+      </w:r>
+    </w:p>
+    <w:p>
+      <w:pPr>
+        <w:numPr>
+          <w:ilvl w:val="1"/>
+          <w:numId w:val="1066"/>
+        </w:numPr>
+      </w:pPr>
+      <w:r>
+        <w:t xml:space="preserve">In the Device Root Object,</w:t>
+      </w:r>
+      <w:r>
+        <w:t xml:space="preserve"> </w:t>
+      </w:r>
+      <w:r>
+        <w:t xml:space="preserve">“.DeviceInfo.”</w:t>
+      </w:r>
+      <w:r>
+        <w:t xml:space="preserve"> </w:t>
+      </w:r>
+      <w:r>
+        <w:t xml:space="preserve">means Device.DeviceInfo., but</w:t>
+      </w:r>
+      <w:r>
+        <w:t xml:space="preserve"> </w:t>
+      </w:r>
+      <w:r>
+        <w:t xml:space="preserve">in the Device.Services.ABCService.1 Service Object it means</w:t>
+      </w:r>
+      <w:r>
+        <w:t xml:space="preserve"> </w:t>
+      </w:r>
+      <w:r>
+        <w:t xml:space="preserve">Device.Services.ABCService.1.DeviceInfo..</w:t>
       </w:r>
     </w:p>
     <w:p>
       <w:pPr>
         <w:numPr>
           <w:ilvl w:val="0"/>
+          <w:numId w:val="1065"/>
+        </w:numPr>
+      </w:pPr>
+      <w:r>
+        <w:t xml:space="preserve">Otherwise, it MUST be regarded as a path relative to the current</w:t>
+      </w:r>
+      <w:r>
+        <w:t xml:space="preserve"> </w:t>
+      </w:r>
+      <w:r>
+        <w:t xml:space="preserve">object. Any leading hash characters (</w:t>
+      </w:r>
+      <w:r>
+        <w:t xml:space="preserve">“#”</w:t>
+      </w:r>
+      <w:r>
+        <w:t xml:space="preserve">) cause it to be relative</w:t>
+      </w:r>
+      <w:r>
+        <w:t xml:space="preserve"> </w:t>
+      </w:r>
+      <w:r>
+        <w:t xml:space="preserve">to the parent of the current object (or the parent’s parent, and so</w:t>
+      </w:r>
+      <w:r>
+        <w:t xml:space="preserve"> </w:t>
+      </w:r>
+      <w:r>
+        <w:t xml:space="preserve">on) as described below. For example:</w:t>
+      </w:r>
+    </w:p>
+    <w:p>
+      <w:pPr>
+        <w:pStyle w:val="Compact"/>
+        <w:numPr>
+          <w:ilvl w:val="1"/>
           <w:numId w:val="1067"/>
         </w:numPr>
       </w:pPr>
       <w:r>
-        <w:t xml:space="preserve">If the path is empty, it MUST be regarded as referring to the Root</w:t>
-      </w:r>
-      <w:r>
-        <w:t xml:space="preserve"> </w:t>
-      </w:r>
-      <w:r>
-        <w:t xml:space="preserve">or Service Object.</w:t>
-      </w:r>
-    </w:p>
-    <w:p>
-      <w:pPr>
-        <w:numPr>
-          <w:ilvl w:val="0"/>
-          <w:numId w:val="1067"/>
-        </w:numPr>
-      </w:pPr>
-      <w:r>
-        <w:t xml:space="preserve">Otherwise, it MUST be regarded as a path relative to the Root or</w:t>
-      </w:r>
-      <w:r>
-        <w:t xml:space="preserve"> </w:t>
-      </w:r>
-      <w:r>
-        <w:t xml:space="preserve">Service Object. Any leading dot MUST be ignored. Leading hash</w:t>
-      </w:r>
-      <w:r>
-        <w:t xml:space="preserve"> </w:t>
-      </w:r>
-      <w:r>
-        <w:t xml:space="preserve">characters are not permitted.</w:t>
+        <w:t xml:space="preserve">If the current object is Device.LAN.,</w:t>
+      </w:r>
+      <w:r>
+        <w:t xml:space="preserve"> </w:t>
+      </w:r>
+      <w:r>
+        <w:t xml:space="preserve">“IPAddress”</w:t>
+      </w:r>
+      <w:r>
+        <w:t xml:space="preserve"> </w:t>
+      </w:r>
+      <w:r>
+        <w:t xml:space="preserve">means</w:t>
+      </w:r>
+      <w:r>
+        <w:t xml:space="preserve"> </w:t>
+      </w:r>
+      <w:r>
+        <w:t xml:space="preserve">Device.LAN.IPAddress,</w:t>
+      </w:r>
+      <w:r>
+        <w:t xml:space="preserve"> </w:t>
+      </w:r>
+      <w:r>
+        <w:t xml:space="preserve">“Stats.”</w:t>
+      </w:r>
+      <w:r>
+        <w:t xml:space="preserve"> </w:t>
+      </w:r>
+      <w:r>
+        <w:t xml:space="preserve">means Device.LAN.Stats. and</w:t>
+      </w:r>
+      <w:r>
+        <w:t xml:space="preserve"> </w:t>
+      </w:r>
+      <w:r>
+        <w:t xml:space="preserve">“#.DeviceInfo.”</w:t>
+      </w:r>
+      <w:r>
+        <w:t xml:space="preserve"> </w:t>
+      </w:r>
+      <w:r>
+        <w:t xml:space="preserve">means Device.DeviceInfo (see below for more</w:t>
+      </w:r>
+      <w:r>
+        <w:t xml:space="preserve"> </w:t>
+      </w:r>
+      <w:r>
+        <w:t xml:space="preserve">“#”</w:t>
+      </w:r>
+      <w:r>
+        <w:t xml:space="preserve"> </w:t>
+      </w:r>
+      <w:r>
+        <w:t xml:space="preserve">examples).</w:t>
       </w:r>
     </w:p>
     <w:p>
@@ -23956,7 +23958,7 @@
         <w:pStyle w:val="FirstParagraph"/>
       </w:pPr>
       <w:r>
-        <w:t xml:space="preserve">If the path name scope is object:</w:t>
+        <w:t xml:space="preserve">If the path name scope is model:</w:t>
       </w:r>
     </w:p>
     <w:p>
@@ -23967,13 +23969,13 @@
         </w:numPr>
       </w:pPr>
       <w:r>
-        <w:t xml:space="preserve">If the path is empty, it MUST be regarded as referring to the</w:t>
-      </w:r>
-      <w:r>
-        <w:t xml:space="preserve"> </w:t>
-      </w:r>
-      <w:r>
-        <w:t xml:space="preserve">current object.</w:t>
+        <w:t xml:space="preserve">If the path is empty, it MUST be regarded as referring to the Root</w:t>
+      </w:r>
+      <w:r>
+        <w:t xml:space="preserve"> </w:t>
+      </w:r>
+      <w:r>
+        <w:t xml:space="preserve">or Service Object.</w:t>
       </w:r>
     </w:p>
     <w:p>
@@ -23984,19 +23986,19 @@
         </w:numPr>
       </w:pPr>
       <w:r>
-        <w:t xml:space="preserve">Otherwise, it MUST be regarded as a path relative to the current</w:t>
-      </w:r>
-      <w:r>
-        <w:t xml:space="preserve"> </w:t>
-      </w:r>
-      <w:r>
-        <w:t xml:space="preserve">object. Any leading dot MUST be ignored. Leading hash characters are</w:t>
-      </w:r>
-      <w:r>
-        <w:t xml:space="preserve"> </w:t>
-      </w:r>
-      <w:r>
-        <w:t xml:space="preserve">not permitted.</w:t>
+        <w:t xml:space="preserve">Otherwise, it MUST be regarded as a path relative to the Root or</w:t>
+      </w:r>
+      <w:r>
+        <w:t xml:space="preserve"> </w:t>
+      </w:r>
+      <w:r>
+        <w:t xml:space="preserve">Service Object. Any leading dot MUST be ignored. Leading hash</w:t>
+      </w:r>
+      <w:r>
+        <w:t xml:space="preserve"> </w:t>
+      </w:r>
+      <w:r>
+        <w:t xml:space="preserve">characters are not permitted.</w:t>
       </w:r>
     </w:p>
     <w:p>
@@ -24004,92 +24006,7 @@
         <w:pStyle w:val="FirstParagraph"/>
       </w:pPr>
       <w:r>
-        <w:t xml:space="preserve">As mentioned above, if the path name scope is normal, a leading hash</w:t>
-      </w:r>
-      <w:r>
-        <w:t xml:space="preserve"> </w:t>
-      </w:r>
-      <w:r>
-        <w:t xml:space="preserve">character causes the path to be relative to the parent of the current</w:t>
-      </w:r>
-      <w:r>
-        <w:t xml:space="preserve"> </w:t>
-      </w:r>
-      <w:r>
-        <w:t xml:space="preserve">object. Additional hash characters reference the parent’s parent, and so</w:t>
-      </w:r>
-      <w:r>
-        <w:t xml:space="preserve"> </w:t>
-      </w:r>
-      <w:r>
-        <w:t xml:space="preserve">on, but they MUST NOT be used to reference beyond the Root or Service</w:t>
-      </w:r>
-      <w:r>
-        <w:t xml:space="preserve"> </w:t>
-      </w:r>
-      <w:r>
-        <w:t xml:space="preserve">Object. Also, for object instances,</w:t>
-      </w:r>
-      <w:r>
-        <w:t xml:space="preserve"> </w:t>
-      </w:r>
-      <w:r>
-        <w:t xml:space="preserve">“#.”</w:t>
-      </w:r>
-      <w:r>
-        <w:t xml:space="preserve"> </w:t>
-      </w:r>
-      <w:r>
-        <w:t xml:space="preserve">always means the</w:t>
-      </w:r>
-      <w:r>
-        <w:t xml:space="preserve"> </w:t>
-      </w:r>
-      <w:r>
-        <w:t xml:space="preserve">Multi-Instance Object’s (table’s) parent rather than the Multi-Instance</w:t>
-      </w:r>
-      <w:r>
-        <w:t xml:space="preserve"> </w:t>
-      </w:r>
-      <w:r>
-        <w:t xml:space="preserve">Object (table).</w:t>
-      </w:r>
-    </w:p>
-    <w:p>
-      <w:pPr>
-        <w:pStyle w:val="BodyText"/>
-      </w:pPr>
-      <w:r>
-        <w:t xml:space="preserve">In addition, within a component definition, items that are defined</w:t>
-      </w:r>
-      <w:r>
-        <w:t xml:space="preserve"> </w:t>
-      </w:r>
-      <w:r>
-        <w:t xml:space="preserve">outside the component MUST NOT be referenced via relative paths. This is</w:t>
-      </w:r>
-      <w:r>
-        <w:t xml:space="preserve"> </w:t>
-      </w:r>
-      <w:r>
-        <w:t xml:space="preserve">because components can be included anywhere within the data model tree.</w:t>
-      </w:r>
-    </w:p>
-    <w:p>
-      <w:pPr>
-        <w:pStyle w:val="BodyText"/>
-      </w:pPr>
-      <w:r>
-        <w:t xml:space="preserve">For example, if the current object is</w:t>
-      </w:r>
-      <w:r>
-        <w:t xml:space="preserve"> </w:t>
-      </w:r>
-      <w:r>
-        <w:t xml:space="preserve">“Device.LAN.DHCPOption.{i}.”</w:t>
-      </w:r>
-      <w:r>
-        <w:t xml:space="preserve">:</w:t>
+        <w:t xml:space="preserve">If the path name scope is object:</w:t>
       </w:r>
     </w:p>
     <w:p>
@@ -24100,25 +24017,13 @@
         </w:numPr>
       </w:pPr>
       <w:r>
-        <w:t xml:space="preserve">“#.”</w:t>
-      </w:r>
-      <w:r>
-        <w:t xml:space="preserve"> </w:t>
-      </w:r>
-      <w:r>
-        <w:t xml:space="preserve">means</w:t>
-      </w:r>
-      <w:r>
-        <w:t xml:space="preserve"> </w:t>
-      </w:r>
-      <w:r>
-        <w:t xml:space="preserve">“Device.LAN.”</w:t>
-      </w:r>
-      <w:r>
-        <w:t xml:space="preserve"> </w:t>
-      </w:r>
-      <w:r>
-        <w:t xml:space="preserve">(the table’s parent, not the table).</w:t>
+        <w:t xml:space="preserve">If the path is empty, it MUST be regarded as referring to the</w:t>
+      </w:r>
+      <w:r>
+        <w:t xml:space="preserve"> </w:t>
+      </w:r>
+      <w:r>
+        <w:t xml:space="preserve">current object.</w:t>
       </w:r>
     </w:p>
     <w:p>
@@ -24129,77 +24034,19 @@
         </w:numPr>
       </w:pPr>
       <w:r>
-        <w:t xml:space="preserve">“#.DHCPOption.”</w:t>
-      </w:r>
-      <w:r>
-        <w:t xml:space="preserve"> </w:t>
-      </w:r>
-      <w:r>
-        <w:t xml:space="preserve">means</w:t>
-      </w:r>
-      <w:r>
-        <w:t xml:space="preserve"> </w:t>
-      </w:r>
-      <w:r>
-        <w:t xml:space="preserve">“Device.LAN.DHCPOption.”</w:t>
-      </w:r>
-      <w:r>
-        <w:t xml:space="preserve"> </w:t>
-      </w:r>
-      <w:r>
-        <w:t xml:space="preserve">(the table).</w:t>
-      </w:r>
-    </w:p>
-    <w:p>
-      <w:pPr>
-        <w:numPr>
-          <w:ilvl w:val="0"/>
-          <w:numId w:val="1069"/>
-        </w:numPr>
-      </w:pPr>
-      <w:r>
-        <w:t xml:space="preserve">“#.Stats.”</w:t>
-      </w:r>
-      <w:r>
-        <w:t xml:space="preserve"> </w:t>
-      </w:r>
-      <w:r>
-        <w:t xml:space="preserve">means</w:t>
-      </w:r>
-      <w:r>
-        <w:t xml:space="preserve"> </w:t>
-      </w:r>
-      <w:r>
-        <w:t xml:space="preserve">“Device.LAN.Stats.”</w:t>
-      </w:r>
-      <w:r>
-        <w:t xml:space="preserve">.</w:t>
-      </w:r>
-    </w:p>
-    <w:p>
-      <w:pPr>
-        <w:numPr>
-          <w:ilvl w:val="0"/>
-          <w:numId w:val="1069"/>
-        </w:numPr>
-      </w:pPr>
-      <w:r>
-        <w:t xml:space="preserve">“#.Stats.TotalBytesSent”</w:t>
-      </w:r>
-      <w:r>
-        <w:t xml:space="preserve"> </w:t>
-      </w:r>
-      <w:r>
-        <w:t xml:space="preserve">means</w:t>
-      </w:r>
-      <w:r>
-        <w:t xml:space="preserve"> </w:t>
-      </w:r>
-      <w:r>
-        <w:t xml:space="preserve">“Device.LAN.Stats.TotalBytesSent”</w:t>
-      </w:r>
-      <w:r>
-        <w:t xml:space="preserve">.</w:t>
+        <w:t xml:space="preserve">Otherwise, it MUST be regarded as a path relative to the current</w:t>
+      </w:r>
+      <w:r>
+        <w:t xml:space="preserve"> </w:t>
+      </w:r>
+      <w:r>
+        <w:t xml:space="preserve">object. Any leading dot MUST be ignored. Leading hash characters are</w:t>
+      </w:r>
+      <w:r>
+        <w:t xml:space="preserve"> </w:t>
+      </w:r>
+      <w:r>
+        <w:t xml:space="preserve">not permitted.</w:t>
       </w:r>
     </w:p>
     <w:p>
@@ -24207,13 +24054,92 @@
         <w:pStyle w:val="FirstParagraph"/>
       </w:pPr>
       <w:r>
-        <w:t xml:space="preserve">The following examples would be invalid if LAN was defined within a</w:t>
-      </w:r>
-      <w:r>
-        <w:t xml:space="preserve"> </w:t>
-      </w:r>
-      <w:r>
-        <w:t xml:space="preserve">component:</w:t>
+        <w:t xml:space="preserve">As mentioned above, if the path name scope is normal, a leading hash</w:t>
+      </w:r>
+      <w:r>
+        <w:t xml:space="preserve"> </w:t>
+      </w:r>
+      <w:r>
+        <w:t xml:space="preserve">character causes the path to be relative to the parent of the current</w:t>
+      </w:r>
+      <w:r>
+        <w:t xml:space="preserve"> </w:t>
+      </w:r>
+      <w:r>
+        <w:t xml:space="preserve">object. Additional hash characters reference the parent’s parent, and so</w:t>
+      </w:r>
+      <w:r>
+        <w:t xml:space="preserve"> </w:t>
+      </w:r>
+      <w:r>
+        <w:t xml:space="preserve">on, but they MUST NOT be used to reference beyond the Root or Service</w:t>
+      </w:r>
+      <w:r>
+        <w:t xml:space="preserve"> </w:t>
+      </w:r>
+      <w:r>
+        <w:t xml:space="preserve">Object. Also, for object instances,</w:t>
+      </w:r>
+      <w:r>
+        <w:t xml:space="preserve"> </w:t>
+      </w:r>
+      <w:r>
+        <w:t xml:space="preserve">“#.”</w:t>
+      </w:r>
+      <w:r>
+        <w:t xml:space="preserve"> </w:t>
+      </w:r>
+      <w:r>
+        <w:t xml:space="preserve">always means the</w:t>
+      </w:r>
+      <w:r>
+        <w:t xml:space="preserve"> </w:t>
+      </w:r>
+      <w:r>
+        <w:t xml:space="preserve">Multi-Instance Object’s (table’s) parent rather than the Multi-Instance</w:t>
+      </w:r>
+      <w:r>
+        <w:t xml:space="preserve"> </w:t>
+      </w:r>
+      <w:r>
+        <w:t xml:space="preserve">Object (table).</w:t>
+      </w:r>
+    </w:p>
+    <w:p>
+      <w:pPr>
+        <w:pStyle w:val="BodyText"/>
+      </w:pPr>
+      <w:r>
+        <w:t xml:space="preserve">In addition, within a component definition, items that are defined</w:t>
+      </w:r>
+      <w:r>
+        <w:t xml:space="preserve"> </w:t>
+      </w:r>
+      <w:r>
+        <w:t xml:space="preserve">outside the component MUST NOT be referenced via relative paths. This is</w:t>
+      </w:r>
+      <w:r>
+        <w:t xml:space="preserve"> </w:t>
+      </w:r>
+      <w:r>
+        <w:t xml:space="preserve">because components can be included anywhere within the data model tree.</w:t>
+      </w:r>
+    </w:p>
+    <w:p>
+      <w:pPr>
+        <w:pStyle w:val="BodyText"/>
+      </w:pPr>
+      <w:r>
+        <w:t xml:space="preserve">For example, if the current object is</w:t>
+      </w:r>
+      <w:r>
+        <w:t xml:space="preserve"> </w:t>
+      </w:r>
+      <w:r>
+        <w:t xml:space="preserve">“Device.LAN.DHCPOption.{i}.”</w:t>
+      </w:r>
+      <w:r>
+        <w:t xml:space="preserve">:</w:t>
       </w:r>
     </w:p>
     <w:p>
@@ -24224,7 +24150,7 @@
         </w:numPr>
       </w:pPr>
       <w:r>
-        <w:t xml:space="preserve">“##.”</w:t>
+        <w:t xml:space="preserve">“#.”</w:t>
       </w:r>
       <w:r>
         <w:t xml:space="preserve"> </w:t>
@@ -24236,10 +24162,13 @@
         <w:t xml:space="preserve"> </w:t>
       </w:r>
       <w:r>
-        <w:t xml:space="preserve">“Device.”</w:t>
-      </w:r>
-      <w:r>
-        <w:t xml:space="preserve">.</w:t>
+        <w:t xml:space="preserve">“Device.LAN.”</w:t>
+      </w:r>
+      <w:r>
+        <w:t xml:space="preserve"> </w:t>
+      </w:r>
+      <w:r>
+        <w:t xml:space="preserve">(the table’s parent, not the table).</w:t>
       </w:r>
     </w:p>
     <w:p>
@@ -24250,7 +24179,7 @@
         </w:numPr>
       </w:pPr>
       <w:r>
-        <w:t xml:space="preserve">“##.DeviceInfo.”</w:t>
+        <w:t xml:space="preserve">“#.DHCPOption.”</w:t>
       </w:r>
       <w:r>
         <w:t xml:space="preserve"> </w:t>
@@ -24262,10 +24191,13 @@
         <w:t xml:space="preserve"> </w:t>
       </w:r>
       <w:r>
-        <w:t xml:space="preserve">“Device.DeviceInfo.”</w:t>
-      </w:r>
-      <w:r>
-        <w:t xml:space="preserve">.</w:t>
+        <w:t xml:space="preserve">“Device.LAN.DHCPOption.”</w:t>
+      </w:r>
+      <w:r>
+        <w:t xml:space="preserve"> </w:t>
+      </w:r>
+      <w:r>
+        <w:t xml:space="preserve">(the table).</w:t>
       </w:r>
     </w:p>
     <w:p>
@@ -24276,6 +24208,124 @@
         </w:numPr>
       </w:pPr>
       <w:r>
+        <w:t xml:space="preserve">“#.Stats.”</w:t>
+      </w:r>
+      <w:r>
+        <w:t xml:space="preserve"> </w:t>
+      </w:r>
+      <w:r>
+        <w:t xml:space="preserve">means</w:t>
+      </w:r>
+      <w:r>
+        <w:t xml:space="preserve"> </w:t>
+      </w:r>
+      <w:r>
+        <w:t xml:space="preserve">“Device.LAN.Stats.”</w:t>
+      </w:r>
+      <w:r>
+        <w:t xml:space="preserve">.</w:t>
+      </w:r>
+    </w:p>
+    <w:p>
+      <w:pPr>
+        <w:numPr>
+          <w:ilvl w:val="0"/>
+          <w:numId w:val="1070"/>
+        </w:numPr>
+      </w:pPr>
+      <w:r>
+        <w:t xml:space="preserve">“#.Stats.TotalBytesSent”</w:t>
+      </w:r>
+      <w:r>
+        <w:t xml:space="preserve"> </w:t>
+      </w:r>
+      <w:r>
+        <w:t xml:space="preserve">means</w:t>
+      </w:r>
+      <w:r>
+        <w:t xml:space="preserve"> </w:t>
+      </w:r>
+      <w:r>
+        <w:t xml:space="preserve">“Device.LAN.Stats.TotalBytesSent”</w:t>
+      </w:r>
+      <w:r>
+        <w:t xml:space="preserve">.</w:t>
+      </w:r>
+    </w:p>
+    <w:p>
+      <w:pPr>
+        <w:pStyle w:val="FirstParagraph"/>
+      </w:pPr>
+      <w:r>
+        <w:t xml:space="preserve">The following examples would be invalid if LAN was defined within a</w:t>
+      </w:r>
+      <w:r>
+        <w:t xml:space="preserve"> </w:t>
+      </w:r>
+      <w:r>
+        <w:t xml:space="preserve">component:</w:t>
+      </w:r>
+    </w:p>
+    <w:p>
+      <w:pPr>
+        <w:numPr>
+          <w:ilvl w:val="0"/>
+          <w:numId w:val="1071"/>
+        </w:numPr>
+      </w:pPr>
+      <w:r>
+        <w:t xml:space="preserve">“##.”</w:t>
+      </w:r>
+      <w:r>
+        <w:t xml:space="preserve"> </w:t>
+      </w:r>
+      <w:r>
+        <w:t xml:space="preserve">means</w:t>
+      </w:r>
+      <w:r>
+        <w:t xml:space="preserve"> </w:t>
+      </w:r>
+      <w:r>
+        <w:t xml:space="preserve">“Device.”</w:t>
+      </w:r>
+      <w:r>
+        <w:t xml:space="preserve">.</w:t>
+      </w:r>
+    </w:p>
+    <w:p>
+      <w:pPr>
+        <w:numPr>
+          <w:ilvl w:val="0"/>
+          <w:numId w:val="1071"/>
+        </w:numPr>
+      </w:pPr>
+      <w:r>
+        <w:t xml:space="preserve">“##.DeviceInfo.”</w:t>
+      </w:r>
+      <w:r>
+        <w:t xml:space="preserve"> </w:t>
+      </w:r>
+      <w:r>
+        <w:t xml:space="preserve">means</w:t>
+      </w:r>
+      <w:r>
+        <w:t xml:space="preserve"> </w:t>
+      </w:r>
+      <w:r>
+        <w:t xml:space="preserve">“Device.DeviceInfo.”</w:t>
+      </w:r>
+      <w:r>
+        <w:t xml:space="preserve">.</w:t>
+      </w:r>
+    </w:p>
+    <w:p>
+      <w:pPr>
+        <w:numPr>
+          <w:ilvl w:val="0"/>
+          <w:numId w:val="1071"/>
+        </w:numPr>
+      </w:pPr>
+      <w:r>
         <w:t xml:space="preserve">“##.DeviceInfo.Manufacturer”</w:t>
       </w:r>
       <w:r>
@@ -24307,7 +24357,7 @@
         <w:pStyle w:val="Compact"/>
         <w:numPr>
           <w:ilvl w:val="0"/>
-          <w:numId w:val="1071"/>
+          <w:numId w:val="1072"/>
         </w:numPr>
       </w:pPr>
       <w:r>
@@ -24470,7 +24520,7 @@
       <w:pPr>
         <w:numPr>
           <w:ilvl w:val="0"/>
-          <w:numId w:val="1072"/>
+          <w:numId w:val="1073"/>
         </w:numPr>
       </w:pPr>
       <w:r>
@@ -24491,7 +24541,7 @@
       <w:pPr>
         <w:numPr>
           <w:ilvl w:val="0"/>
-          <w:numId w:val="1072"/>
+          <w:numId w:val="1073"/>
         </w:numPr>
       </w:pPr>
       <w:r>
@@ -24512,7 +24562,7 @@
       <w:pPr>
         <w:numPr>
           <w:ilvl w:val="0"/>
-          <w:numId w:val="1072"/>
+          <w:numId w:val="1073"/>
         </w:numPr>
       </w:pPr>
       <w:r>
@@ -24533,7 +24583,7 @@
       <w:pPr>
         <w:numPr>
           <w:ilvl w:val="0"/>
-          <w:numId w:val="1072"/>
+          <w:numId w:val="1073"/>
         </w:numPr>
       </w:pPr>
       <w:r>
@@ -24554,7 +24604,7 @@
       <w:pPr>
         <w:numPr>
           <w:ilvl w:val="0"/>
-          <w:numId w:val="1072"/>
+          <w:numId w:val="1073"/>
         </w:numPr>
       </w:pPr>
       <w:r>
@@ -24609,7 +24659,7 @@
       <w:pPr>
         <w:numPr>
           <w:ilvl w:val="0"/>
-          <w:numId w:val="1073"/>
+          <w:numId w:val="1074"/>
         </w:numPr>
       </w:pPr>
       <w:r>
@@ -24621,60 +24671,6 @@
       </w:r>
       <w:r>
         <w:t xml:space="preserve">: an empty string</w:t>
-      </w:r>
-    </w:p>
-    <w:p>
-      <w:pPr>
-        <w:numPr>
-          <w:ilvl w:val="0"/>
-          <w:numId w:val="1073"/>
-        </w:numPr>
-      </w:pPr>
-      <w:r>
-        <w:rPr>
-          <w:b/>
-          <w:bCs/>
-        </w:rPr>
-        <w:t xml:space="preserve">unsignedInt</w:t>
-      </w:r>
-      <w:r>
-        <w:t xml:space="preserve">: 0</w:t>
-      </w:r>
-    </w:p>
-    <w:p>
-      <w:pPr>
-        <w:numPr>
-          <w:ilvl w:val="0"/>
-          <w:numId w:val="1073"/>
-        </w:numPr>
-      </w:pPr>
-      <w:r>
-        <w:rPr>
-          <w:b/>
-          <w:bCs/>
-        </w:rPr>
-        <w:t xml:space="preserve">int</w:t>
-      </w:r>
-      <w:r>
-        <w:t xml:space="preserve">: -1</w:t>
-      </w:r>
-    </w:p>
-    <w:bookmarkEnd w:id="155"/>
-    <w:bookmarkStart w:id="156" w:name="sec:reference-types"/>
-    <w:p>
-      <w:pPr>
-        <w:pStyle w:val="Heading4"/>
-      </w:pPr>
-      <w:r>
-        <w:t xml:space="preserve">A.2.3.6 Reference Types</w:t>
-      </w:r>
-    </w:p>
-    <w:p>
-      <w:pPr>
-        <w:pStyle w:val="FirstParagraph"/>
-      </w:pPr>
-      <w:r>
-        <w:t xml:space="preserve">A reference to another parameter or object can be weak or strong:</w:t>
       </w:r>
     </w:p>
     <w:p>
@@ -24689,28 +24685,10 @@
           <w:b/>
           <w:bCs/>
         </w:rPr>
-        <w:t xml:space="preserve">weak</w:t>
-      </w:r>
-      <w:r>
-        <w:t xml:space="preserve">: it does not necessarily reference an existing parameter or</w:t>
-      </w:r>
-      <w:r>
-        <w:t xml:space="preserve"> </w:t>
-      </w:r>
-      <w:r>
-        <w:t xml:space="preserve">object. For example, if the referenced parameter or object is</w:t>
-      </w:r>
-      <w:r>
-        <w:t xml:space="preserve"> </w:t>
-      </w:r>
-      <w:r>
-        <w:t xml:space="preserve">deleted, the value of the reference parameter might not get updated.</w:t>
-      </w:r>
-      <w:r>
-        <w:t xml:space="preserve"> </w:t>
-      </w:r>
-      <w:r>
-        <w:t xml:space="preserve">All weak reference parameters MUST be declared as writable.</w:t>
+        <w:t xml:space="preserve">unsignedInt</w:t>
+      </w:r>
+      <w:r>
+        <w:t xml:space="preserve">: 0</w:t>
       </w:r>
     </w:p>
     <w:p>
@@ -24718,6 +24696,78 @@
         <w:numPr>
           <w:ilvl w:val="0"/>
           <w:numId w:val="1074"/>
+        </w:numPr>
+      </w:pPr>
+      <w:r>
+        <w:rPr>
+          <w:b/>
+          <w:bCs/>
+        </w:rPr>
+        <w:t xml:space="preserve">int</w:t>
+      </w:r>
+      <w:r>
+        <w:t xml:space="preserve">: -1</w:t>
+      </w:r>
+    </w:p>
+    <w:bookmarkEnd w:id="155"/>
+    <w:bookmarkStart w:id="156" w:name="sec:reference-types"/>
+    <w:p>
+      <w:pPr>
+        <w:pStyle w:val="Heading4"/>
+      </w:pPr>
+      <w:r>
+        <w:t xml:space="preserve">A.2.3.6 Reference Types</w:t>
+      </w:r>
+    </w:p>
+    <w:p>
+      <w:pPr>
+        <w:pStyle w:val="FirstParagraph"/>
+      </w:pPr>
+      <w:r>
+        <w:t xml:space="preserve">A reference to another parameter or object can be weak or strong:</w:t>
+      </w:r>
+    </w:p>
+    <w:p>
+      <w:pPr>
+        <w:numPr>
+          <w:ilvl w:val="0"/>
+          <w:numId w:val="1075"/>
+        </w:numPr>
+      </w:pPr>
+      <w:r>
+        <w:rPr>
+          <w:b/>
+          <w:bCs/>
+        </w:rPr>
+        <w:t xml:space="preserve">weak</w:t>
+      </w:r>
+      <w:r>
+        <w:t xml:space="preserve">: it does not necessarily reference an existing parameter or</w:t>
+      </w:r>
+      <w:r>
+        <w:t xml:space="preserve"> </w:t>
+      </w:r>
+      <w:r>
+        <w:t xml:space="preserve">object. For example, if the referenced parameter or object is</w:t>
+      </w:r>
+      <w:r>
+        <w:t xml:space="preserve"> </w:t>
+      </w:r>
+      <w:r>
+        <w:t xml:space="preserve">deleted, the value of the reference parameter might not get updated.</w:t>
+      </w:r>
+      <w:r>
+        <w:t xml:space="preserve"> </w:t>
+      </w:r>
+      <w:r>
+        <w:t xml:space="preserve">All weak reference parameters MUST be declared as writable.</w:t>
+      </w:r>
+    </w:p>
+    <w:p>
+      <w:pPr>
+        <w:numPr>
+          <w:ilvl w:val="0"/>
+          <w:numId w:val="1075"/>
         </w:numPr>
       </w:pPr>
       <w:r>
@@ -24819,7 +24869,7 @@
       <w:pPr>
         <w:numPr>
           <w:ilvl w:val="0"/>
-          <w:numId w:val="1075"/>
+          <w:numId w:val="1076"/>
         </w:numPr>
       </w:pPr>
       <w:r>
@@ -24849,7 +24899,7 @@
       <w:pPr>
         <w:numPr>
           <w:ilvl w:val="0"/>
-          <w:numId w:val="1075"/>
+          <w:numId w:val="1076"/>
         </w:numPr>
       </w:pPr>
       <w:r>
@@ -24879,7 +24929,7 @@
       <w:pPr>
         <w:numPr>
           <w:ilvl w:val="0"/>
-          <w:numId w:val="1075"/>
+          <w:numId w:val="1076"/>
         </w:numPr>
       </w:pPr>
       <w:r>
@@ -26759,7 +26809,7 @@
       <w:pPr>
         <w:numPr>
           <w:ilvl w:val="0"/>
-          <w:numId w:val="1076"/>
+          <w:numId w:val="1077"/>
         </w:numPr>
       </w:pPr>
       <w:r>
@@ -26770,7 +26820,7 @@
       <w:pPr>
         <w:numPr>
           <w:ilvl w:val="0"/>
-          <w:numId w:val="1076"/>
+          <w:numId w:val="1077"/>
         </w:numPr>
       </w:pPr>
       <w:r>
@@ -26781,7 +26831,7 @@
       <w:pPr>
         <w:numPr>
           <w:ilvl w:val="0"/>
-          <w:numId w:val="1076"/>
+          <w:numId w:val="1077"/>
         </w:numPr>
       </w:pPr>
       <w:r>
@@ -32610,7 +32660,7 @@
       <w:pPr>
         <w:numPr>
           <w:ilvl w:val="0"/>
-          <w:numId w:val="1077"/>
+          <w:numId w:val="1078"/>
         </w:numPr>
       </w:pPr>
       <w:r>
@@ -32621,7 +32671,7 @@
       <w:pPr>
         <w:numPr>
           <w:ilvl w:val="0"/>
-          <w:numId w:val="1077"/>
+          <w:numId w:val="1078"/>
         </w:numPr>
       </w:pPr>
       <w:r>
@@ -33082,7 +33132,7 @@
       <w:pPr>
         <w:numPr>
           <w:ilvl w:val="0"/>
-          <w:numId w:val="1078"/>
+          <w:numId w:val="1079"/>
         </w:numPr>
       </w:pPr>
       <w:r>
@@ -33099,7 +33149,7 @@
       <w:pPr>
         <w:numPr>
           <w:ilvl w:val="0"/>
-          <w:numId w:val="1078"/>
+          <w:numId w:val="1079"/>
         </w:numPr>
       </w:pPr>
       <w:r>
@@ -35243,7 +35293,7 @@
         <w:pStyle w:val="Compact"/>
         <w:numPr>
           <w:ilvl w:val="0"/>
-          <w:numId w:val="1079"/>
+          <w:numId w:val="1080"/>
         </w:numPr>
       </w:pPr>
       <w:r>
@@ -35266,7 +35316,7 @@
         <w:pStyle w:val="Compact"/>
         <w:numPr>
           <w:ilvl w:val="0"/>
-          <w:numId w:val="1079"/>
+          <w:numId w:val="1080"/>
         </w:numPr>
       </w:pPr>
       <w:r>
@@ -35379,43 +35429,11 @@
         <w:pStyle w:val="Compact"/>
         <w:numPr>
           <w:ilvl w:val="0"/>
-          <w:numId w:val="1080"/>
+          <w:numId w:val="1081"/>
         </w:numPr>
       </w:pPr>
       <w:r>
         <w:t xml:space="preserve">On model definitions when the corrigendum number (p) is greater than zero (because the model element’s name attribute can’t indicate an m.n.p version)</w:t>
-      </w:r>
-    </w:p>
-    <w:p>
-      <w:pPr>
-        <w:pStyle w:val="Compact"/>
-        <w:numPr>
-          <w:ilvl w:val="0"/>
-          <w:numId w:val="1080"/>
-        </w:numPr>
-      </w:pPr>
-      <w:r>
-        <w:t xml:space="preserve">On all object and profile definitions (this is checked by schema validation)</w:t>
-      </w:r>
-    </w:p>
-    <w:p>
-      <w:pPr>
-        <w:pStyle w:val="Compact"/>
-        <w:numPr>
-          <w:ilvl w:val="0"/>
-          <w:numId w:val="1080"/>
-        </w:numPr>
-      </w:pPr>
-      <w:r>
-        <w:t xml:space="preserve">On all other item definitions (parameters, enumerations, patterns, commands, events, arguments) that were defined in a later version than their parent</w:t>
-      </w:r>
-    </w:p>
-    <w:p>
-      <w:pPr>
-        <w:pStyle w:val="FirstParagraph"/>
-      </w:pPr>
-      <w:r>
-        <w:t xml:space="preserve">The version attribute is sometimes needed in the following case:</w:t>
       </w:r>
     </w:p>
     <w:p>
@@ -35427,16 +35445,19 @@
         </w:numPr>
       </w:pPr>
       <w:r>
-        <w:t xml:space="preserve">On a component reference, in which case it’s a</w:t>
-      </w:r>
-      <w:r>
-        <w:t xml:space="preserve"> </w:t>
-      </w:r>
-      <w:r>
-        <w:t xml:space="preserve">“clamp version”</w:t>
-      </w:r>
-      <w:r>
-        <w:t xml:space="preserve">, which means that any component item versions less than the clamp version are set to the clamp version</w:t>
+        <w:t xml:space="preserve">On all object and profile definitions (this is checked by schema validation)</w:t>
+      </w:r>
+    </w:p>
+    <w:p>
+      <w:pPr>
+        <w:pStyle w:val="Compact"/>
+        <w:numPr>
+          <w:ilvl w:val="0"/>
+          <w:numId w:val="1081"/>
+        </w:numPr>
+      </w:pPr>
+      <w:r>
+        <w:t xml:space="preserve">On all other item definitions (parameters, enumerations, patterns, commands, events, arguments) that were defined in a later version than their parent</w:t>
       </w:r>
     </w:p>
     <w:p>
@@ -35444,7 +35465,7 @@
         <w:pStyle w:val="FirstParagraph"/>
       </w:pPr>
       <w:r>
-        <w:t xml:space="preserve">The version attribute is forbidden in the following cases:</w:t>
+        <w:t xml:space="preserve">The version attribute is sometimes needed in the following case:</w:t>
       </w:r>
     </w:p>
     <w:p>
@@ -35456,7 +35477,24 @@
         </w:numPr>
       </w:pPr>
       <w:r>
-        <w:t xml:space="preserve">On item definitions (other than objects and profiles) that were defined in the same version as their parent</w:t>
+        <w:t xml:space="preserve">On a component reference, in which case it’s a</w:t>
+      </w:r>
+      <w:r>
+        <w:t xml:space="preserve"> </w:t>
+      </w:r>
+      <w:r>
+        <w:t xml:space="preserve">“clamp version”</w:t>
+      </w:r>
+      <w:r>
+        <w:t xml:space="preserve">, which means that any component item versions less than the clamp version are set to the clamp version</w:t>
+      </w:r>
+    </w:p>
+    <w:p>
+      <w:pPr>
+        <w:pStyle w:val="FirstParagraph"/>
+      </w:pPr>
+      <w:r>
+        <w:t xml:space="preserve">The version attribute is forbidden in the following cases:</w:t>
       </w:r>
     </w:p>
     <w:p>
@@ -35464,7 +35502,19 @@
         <w:pStyle w:val="Compact"/>
         <w:numPr>
           <w:ilvl w:val="0"/>
-          <w:numId w:val="1082"/>
+          <w:numId w:val="1083"/>
+        </w:numPr>
+      </w:pPr>
+      <w:r>
+        <w:t xml:space="preserve">On item definitions (other than objects and profiles) that were defined in the same version as their parent</w:t>
+      </w:r>
+    </w:p>
+    <w:p>
+      <w:pPr>
+        <w:pStyle w:val="Compact"/>
+        <w:numPr>
+          <w:ilvl w:val="0"/>
+          <w:numId w:val="1083"/>
         </w:numPr>
       </w:pPr>
       <w:r>
@@ -35923,7 +35973,7 @@
               <w:pStyle w:val="Compact"/>
               <w:numPr>
                 <w:ilvl w:val="0"/>
-                <w:numId w:val="1083"/>
+                <w:numId w:val="1084"/>
               </w:numPr>
             </w:pPr>
             <w:r>
@@ -35941,7 +35991,7 @@
               <w:pStyle w:val="Compact"/>
               <w:numPr>
                 <w:ilvl w:val="0"/>
-                <w:numId w:val="1083"/>
+                <w:numId w:val="1084"/>
               </w:numPr>
             </w:pPr>
             <w:r>
@@ -36350,7 +36400,7 @@
               <w:pStyle w:val="Compact"/>
               <w:numPr>
                 <w:ilvl w:val="0"/>
-                <w:numId w:val="1084"/>
+                <w:numId w:val="1085"/>
               </w:numPr>
             </w:pPr>
             <w:r>
@@ -36361,71 +36411,6 @@
             </w:r>
             <w:r>
               <w:t xml:space="preserve">existing object</w:t>
-            </w:r>
-          </w:p>
-          <w:p>
-            <w:pPr>
-              <w:pStyle w:val="Compact"/>
-              <w:numPr>
-                <w:ilvl w:val="0"/>
-                <w:numId w:val="1084"/>
-              </w:numPr>
-            </w:pPr>
-            <w:r>
-              <w:t xml:space="preserve">It specifies the name of the existing parameter (or command or event)</w:t>
-            </w:r>
-            <w:r>
-              <w:t xml:space="preserve"> </w:t>
-            </w:r>
-            <w:r>
-              <w:t xml:space="preserve">that should ideally precede the new one in the report</w:t>
-            </w:r>
-          </w:p>
-          <w:p>
-            <w:pPr>
-              <w:pStyle w:val="Compact"/>
-              <w:numPr>
-                <w:ilvl w:val="0"/>
-                <w:numId w:val="1084"/>
-              </w:numPr>
-            </w:pPr>
-            <w:r>
-              <w:t xml:space="preserve">Use an empty to string to request insertion at the beginning</w:t>
-            </w:r>
-          </w:p>
-        </w:tc>
-      </w:tr>
-      <w:tr>
-        <w:tc>
-          <w:tcPr/>
-          <w:p>
-            <w:pPr>
-              <w:pStyle w:val="Compact"/>
-            </w:pPr>
-            <w:r>
-              <w:t xml:space="preserve">dmr:previousObject</w:t>
-            </w:r>
-          </w:p>
-        </w:tc>
-        <w:tc>
-          <w:tcPr/>
-          <w:p>
-            <w:pPr>
-              <w:pStyle w:val="Compact"/>
-            </w:pPr>
-            <w:r>
-              <w:t xml:space="preserve">string</w:t>
-            </w:r>
-          </w:p>
-        </w:tc>
-        <w:tc>
-          <w:tcPr/>
-          <w:p>
-            <w:pPr>
-              <w:pStyle w:val="Compact"/>
-            </w:pPr>
-            <w:r>
-              <w:t xml:space="preserve">Previous object location hint</w:t>
             </w:r>
           </w:p>
           <w:p>
@@ -36437,7 +36422,13 @@
               </w:numPr>
             </w:pPr>
             <w:r>
-              <w:t xml:space="preserve">This can be used when adding an object</w:t>
+              <w:t xml:space="preserve">It specifies the name of the existing parameter (or command or event)</w:t>
+            </w:r>
+            <w:r>
+              <w:t xml:space="preserve"> </w:t>
+            </w:r>
+            <w:r>
+              <w:t xml:space="preserve">that should ideally precede the new one in the report</w:t>
             </w:r>
           </w:p>
           <w:p>
@@ -36449,24 +36440,6 @@
               </w:numPr>
             </w:pPr>
             <w:r>
-              <w:t xml:space="preserve">It specifies the name of the existing object that should ideally</w:t>
-            </w:r>
-            <w:r>
-              <w:t xml:space="preserve"> </w:t>
-            </w:r>
-            <w:r>
-              <w:t xml:space="preserve">precede the new one in the report</w:t>
-            </w:r>
-          </w:p>
-          <w:p>
-            <w:pPr>
-              <w:pStyle w:val="Compact"/>
-              <w:numPr>
-                <w:ilvl w:val="0"/>
-                <w:numId w:val="1085"/>
-              </w:numPr>
-            </w:pPr>
-            <w:r>
               <w:t xml:space="preserve">Use an empty to string to request insertion at the beginning</w:t>
             </w:r>
           </w:p>
@@ -36480,7 +36453,7 @@
               <w:pStyle w:val="Compact"/>
             </w:pPr>
             <w:r>
-              <w:t xml:space="preserve">dmr:previousProfile</w:t>
+              <w:t xml:space="preserve">dmr:previousObject</w:t>
             </w:r>
           </w:p>
         </w:tc>
@@ -36502,7 +36475,7 @@
               <w:pStyle w:val="Compact"/>
             </w:pPr>
             <w:r>
-              <w:t xml:space="preserve">Previous profile location hint</w:t>
+              <w:t xml:space="preserve">Previous object location hint</w:t>
             </w:r>
           </w:p>
           <w:p>
@@ -36514,7 +36487,7 @@
               </w:numPr>
             </w:pPr>
             <w:r>
-              <w:t xml:space="preserve">This can be used when adding a profile</w:t>
+              <w:t xml:space="preserve">This can be used when adding an object</w:t>
             </w:r>
           </w:p>
           <w:p>
@@ -36526,13 +36499,13 @@
               </w:numPr>
             </w:pPr>
             <w:r>
-              <w:t xml:space="preserve">It specifies the name of the existing profile that should ideally precede</w:t>
-            </w:r>
-            <w:r>
-              <w:t xml:space="preserve"> </w:t>
-            </w:r>
-            <w:r>
-              <w:t xml:space="preserve">the new one in the report</w:t>
+              <w:t xml:space="preserve">It specifies the name of the existing object that should ideally</w:t>
+            </w:r>
+            <w:r>
+              <w:t xml:space="preserve"> </w:t>
+            </w:r>
+            <w:r>
+              <w:t xml:space="preserve">precede the new one in the report</w:t>
             </w:r>
           </w:p>
           <w:p>
@@ -36557,29 +36530,29 @@
               <w:pStyle w:val="Compact"/>
             </w:pPr>
             <w:r>
-              <w:t xml:space="preserve">dmr:version</w:t>
-            </w:r>
-          </w:p>
-        </w:tc>
-        <w:tc>
-          <w:tcPr/>
-          <w:p>
-            <w:pPr>
-              <w:pStyle w:val="Compact"/>
-            </w:pPr>
-            <w:r>
-              <w:t xml:space="preserve">string (m.n)</w:t>
-            </w:r>
-          </w:p>
-        </w:tc>
-        <w:tc>
-          <w:tcPr/>
-          <w:p>
-            <w:pPr>
-              <w:pStyle w:val="Compact"/>
-            </w:pPr>
-            <w:r>
-              <w:t xml:space="preserve">Do not use this!</w:t>
+              <w:t xml:space="preserve">dmr:previousProfile</w:t>
+            </w:r>
+          </w:p>
+        </w:tc>
+        <w:tc>
+          <w:tcPr/>
+          <w:p>
+            <w:pPr>
+              <w:pStyle w:val="Compact"/>
+            </w:pPr>
+            <w:r>
+              <w:t xml:space="preserve">string</w:t>
+            </w:r>
+          </w:p>
+        </w:tc>
+        <w:tc>
+          <w:tcPr/>
+          <w:p>
+            <w:pPr>
+              <w:pStyle w:val="Compact"/>
+            </w:pPr>
+            <w:r>
+              <w:t xml:space="preserve">Previous profile location hint</w:t>
             </w:r>
           </w:p>
           <w:p>
@@ -36588,6 +36561,83 @@
               <w:numPr>
                 <w:ilvl w:val="0"/>
                 <w:numId w:val="1087"/>
+              </w:numPr>
+            </w:pPr>
+            <w:r>
+              <w:t xml:space="preserve">This can be used when adding a profile</w:t>
+            </w:r>
+          </w:p>
+          <w:p>
+            <w:pPr>
+              <w:pStyle w:val="Compact"/>
+              <w:numPr>
+                <w:ilvl w:val="0"/>
+                <w:numId w:val="1087"/>
+              </w:numPr>
+            </w:pPr>
+            <w:r>
+              <w:t xml:space="preserve">It specifies the name of the existing profile that should ideally precede</w:t>
+            </w:r>
+            <w:r>
+              <w:t xml:space="preserve"> </w:t>
+            </w:r>
+            <w:r>
+              <w:t xml:space="preserve">the new one in the report</w:t>
+            </w:r>
+          </w:p>
+          <w:p>
+            <w:pPr>
+              <w:pStyle w:val="Compact"/>
+              <w:numPr>
+                <w:ilvl w:val="0"/>
+                <w:numId w:val="1087"/>
+              </w:numPr>
+            </w:pPr>
+            <w:r>
+              <w:t xml:space="preserve">Use an empty to string to request insertion at the beginning</w:t>
+            </w:r>
+          </w:p>
+        </w:tc>
+      </w:tr>
+      <w:tr>
+        <w:tc>
+          <w:tcPr/>
+          <w:p>
+            <w:pPr>
+              <w:pStyle w:val="Compact"/>
+            </w:pPr>
+            <w:r>
+              <w:t xml:space="preserve">dmr:version</w:t>
+            </w:r>
+          </w:p>
+        </w:tc>
+        <w:tc>
+          <w:tcPr/>
+          <w:p>
+            <w:pPr>
+              <w:pStyle w:val="Compact"/>
+            </w:pPr>
+            <w:r>
+              <w:t xml:space="preserve">string (m.n)</w:t>
+            </w:r>
+          </w:p>
+        </w:tc>
+        <w:tc>
+          <w:tcPr/>
+          <w:p>
+            <w:pPr>
+              <w:pStyle w:val="Compact"/>
+            </w:pPr>
+            <w:r>
+              <w:t xml:space="preserve">Do not use this!</w:t>
+            </w:r>
+          </w:p>
+          <w:p>
+            <w:pPr>
+              <w:pStyle w:val="Compact"/>
+              <w:numPr>
+                <w:ilvl w:val="0"/>
+                <w:numId w:val="1088"/>
               </w:numPr>
             </w:pPr>
             <w:r>
@@ -36658,7 +36708,7 @@
       <w:pPr>
         <w:numPr>
           <w:ilvl w:val="0"/>
-          <w:numId w:val="1088"/>
+          <w:numId w:val="1089"/>
         </w:numPr>
       </w:pPr>
       <w:r>
@@ -36669,111 +36719,6 @@
       </w:r>
       <w:r>
         <w:t xml:space="preserve">Object definitions</w:t>
-      </w:r>
-    </w:p>
-    <w:p>
-      <w:pPr>
-        <w:numPr>
-          <w:ilvl w:val="0"/>
-          <w:numId w:val="1088"/>
-        </w:numPr>
-      </w:pPr>
-      <w:r>
-        <w:t xml:space="preserve">Declarations of which features of imported Root or Service Objects</w:t>
-      </w:r>
-      <w:r>
-        <w:t xml:space="preserve"> </w:t>
-      </w:r>
-      <w:r>
-        <w:t xml:space="preserve">are supported</w:t>
-      </w:r>
-    </w:p>
-    <w:p>
-      <w:pPr>
-        <w:pStyle w:val="FirstParagraph"/>
-      </w:pPr>
-      <w:r>
-        <w:t xml:space="preserve">DT Schema instance documents cannot contain definitions of Root or</w:t>
-      </w:r>
-      <w:r>
-        <w:t xml:space="preserve"> </w:t>
-      </w:r>
-      <w:r>
-        <w:t xml:space="preserve">Service Objects. All such definitions have to reside in DM Schema</w:t>
-      </w:r>
-      <w:r>
-        <w:t xml:space="preserve"> </w:t>
-      </w:r>
-      <w:r>
-        <w:t xml:space="preserve">instance documents.</w:t>
-      </w:r>
-    </w:p>
-    <w:bookmarkEnd w:id="212"/>
-    <w:bookmarkStart w:id="217" w:name="sec:normative-information-1"/>
-    <w:p>
-      <w:pPr>
-        <w:pStyle w:val="Heading2"/>
-      </w:pPr>
-      <w:r>
-        <w:t xml:space="preserve">B.2 Normative Information</w:t>
-      </w:r>
-    </w:p>
-    <w:p>
-      <w:pPr>
-        <w:pStyle w:val="FirstParagraph"/>
-      </w:pPr>
-      <w:r>
-        <w:t xml:space="preserve">It is possible to create instance documents that conform to the DT</w:t>
-      </w:r>
-      <w:r>
-        <w:t xml:space="preserve"> </w:t>
-      </w:r>
-      <w:r>
-        <w:t xml:space="preserve">Schema but nevertheless are not valid device type specifications. This</w:t>
-      </w:r>
-      <w:r>
-        <w:t xml:space="preserve"> </w:t>
-      </w:r>
-      <w:r>
-        <w:t xml:space="preserve">is because it is not possible to specify all the normative device type</w:t>
-      </w:r>
-      <w:r>
-        <w:t xml:space="preserve"> </w:t>
-      </w:r>
-      <w:r>
-        <w:t xml:space="preserve">specification requirements using the XML Schema language. Therefore, the</w:t>
-      </w:r>
-      <w:r>
-        <w:t xml:space="preserve"> </w:t>
-      </w:r>
-      <w:r>
-        <w:t xml:space="preserve">schema contains additional requirements written using the usual</w:t>
-      </w:r>
-      <w:r>
-        <w:t xml:space="preserve"> </w:t>
-      </w:r>
-      <w:r>
-        <w:t xml:space="preserve">normative language. Instance documents that conform to the DT Schema and</w:t>
-      </w:r>
-      <w:r>
-        <w:t xml:space="preserve"> </w:t>
-      </w:r>
-      <w:r>
-        <w:t xml:space="preserve">meet these additional requirements are referred to as DT Instances.</w:t>
-      </w:r>
-    </w:p>
-    <w:p>
-      <w:pPr>
-        <w:pStyle w:val="BodyText"/>
-      </w:pPr>
-      <w:r>
-        <w:t xml:space="preserve">The question of the location of the definitive normative information</w:t>
-      </w:r>
-      <w:r>
-        <w:t xml:space="preserve"> </w:t>
-      </w:r>
-      <w:r>
-        <w:t xml:space="preserve">therefore arises. The answer is as follows:</w:t>
       </w:r>
     </w:p>
     <w:p>
@@ -36784,60 +36729,165 @@
         </w:numPr>
       </w:pPr>
       <w:r>
-        <w:t xml:space="preserve">All the normative information in the main part of the document</w:t>
-      </w:r>
-      <w:r>
-        <w:t xml:space="preserve"> </w:t>
-      </w:r>
-      <w:r>
-        <w:t xml:space="preserve">remains normative.</w:t>
+        <w:t xml:space="preserve">Declarations of which features of imported Root or Service Objects</w:t>
+      </w:r>
+      <w:r>
+        <w:t xml:space="preserve"> </w:t>
+      </w:r>
+      <w:r>
+        <w:t xml:space="preserve">are supported</w:t>
+      </w:r>
+    </w:p>
+    <w:p>
+      <w:pPr>
+        <w:pStyle w:val="FirstParagraph"/>
+      </w:pPr>
+      <w:r>
+        <w:t xml:space="preserve">DT Schema instance documents cannot contain definitions of Root or</w:t>
+      </w:r>
+      <w:r>
+        <w:t xml:space="preserve"> </w:t>
+      </w:r>
+      <w:r>
+        <w:t xml:space="preserve">Service Objects. All such definitions have to reside in DM Schema</w:t>
+      </w:r>
+      <w:r>
+        <w:t xml:space="preserve"> </w:t>
+      </w:r>
+      <w:r>
+        <w:t xml:space="preserve">instance documents.</w:t>
+      </w:r>
+    </w:p>
+    <w:bookmarkEnd w:id="212"/>
+    <w:bookmarkStart w:id="217" w:name="sec:normative-information-1"/>
+    <w:p>
+      <w:pPr>
+        <w:pStyle w:val="Heading2"/>
+      </w:pPr>
+      <w:r>
+        <w:t xml:space="preserve">B.2 Normative Information</w:t>
+      </w:r>
+    </w:p>
+    <w:p>
+      <w:pPr>
+        <w:pStyle w:val="FirstParagraph"/>
+      </w:pPr>
+      <w:r>
+        <w:t xml:space="preserve">It is possible to create instance documents that conform to the DT</w:t>
+      </w:r>
+      <w:r>
+        <w:t xml:space="preserve"> </w:t>
+      </w:r>
+      <w:r>
+        <w:t xml:space="preserve">Schema but nevertheless are not valid device type specifications. This</w:t>
+      </w:r>
+      <w:r>
+        <w:t xml:space="preserve"> </w:t>
+      </w:r>
+      <w:r>
+        <w:t xml:space="preserve">is because it is not possible to specify all the normative device type</w:t>
+      </w:r>
+      <w:r>
+        <w:t xml:space="preserve"> </w:t>
+      </w:r>
+      <w:r>
+        <w:t xml:space="preserve">specification requirements using the XML Schema language. Therefore, the</w:t>
+      </w:r>
+      <w:r>
+        <w:t xml:space="preserve"> </w:t>
+      </w:r>
+      <w:r>
+        <w:t xml:space="preserve">schema contains additional requirements written using the usual</w:t>
+      </w:r>
+      <w:r>
+        <w:t xml:space="preserve"> </w:t>
+      </w:r>
+      <w:r>
+        <w:t xml:space="preserve">normative language. Instance documents that conform to the DT Schema and</w:t>
+      </w:r>
+      <w:r>
+        <w:t xml:space="preserve"> </w:t>
+      </w:r>
+      <w:r>
+        <w:t xml:space="preserve">meet these additional requirements are referred to as DT Instances.</w:t>
+      </w:r>
+    </w:p>
+    <w:p>
+      <w:pPr>
+        <w:pStyle w:val="BodyText"/>
+      </w:pPr>
+      <w:r>
+        <w:t xml:space="preserve">The question of the location of the definitive normative information</w:t>
+      </w:r>
+      <w:r>
+        <w:t xml:space="preserve"> </w:t>
+      </w:r>
+      <w:r>
+        <w:t xml:space="preserve">therefore arises. The answer is as follows:</w:t>
       </w:r>
     </w:p>
     <w:p>
       <w:pPr>
         <w:numPr>
           <w:ilvl w:val="0"/>
-          <w:numId w:val="1089"/>
+          <w:numId w:val="1090"/>
         </w:numPr>
       </w:pPr>
       <w:r>
-        <w:t xml:space="preserve">The DT Schema, and the additional requirements therein, are</w:t>
-      </w:r>
-      <w:r>
-        <w:t xml:space="preserve"> </w:t>
-      </w:r>
-      <w:r>
-        <w:t xml:space="preserve">normative. Some of these additional requirements are duplicated (for</w:t>
-      </w:r>
-      <w:r>
-        <w:t xml:space="preserve"> </w:t>
-      </w:r>
-      <w:r>
-        <w:t xml:space="preserve">emphasis) in this Annex.</w:t>
+        <w:t xml:space="preserve">All the normative information in the main part of the document</w:t>
+      </w:r>
+      <w:r>
+        <w:t xml:space="preserve"> </w:t>
+      </w:r>
+      <w:r>
+        <w:t xml:space="preserve">remains normative.</w:t>
       </w:r>
     </w:p>
     <w:p>
       <w:pPr>
         <w:numPr>
           <w:ilvl w:val="0"/>
-          <w:numId w:val="1089"/>
+          <w:numId w:val="1090"/>
         </w:numPr>
       </w:pPr>
       <w:r>
-        <w:t xml:space="preserve">The DT Schema references additional material in this Annex. Such</w:t>
-      </w:r>
-      <w:r>
-        <w:t xml:space="preserve"> </w:t>
-      </w:r>
-      <w:r>
-        <w:t xml:space="preserve">material is normative.</w:t>
+        <w:t xml:space="preserve">The DT Schema, and the additional requirements therein, are</w:t>
+      </w:r>
+      <w:r>
+        <w:t xml:space="preserve"> </w:t>
+      </w:r>
+      <w:r>
+        <w:t xml:space="preserve">normative. Some of these additional requirements are duplicated (for</w:t>
+      </w:r>
+      <w:r>
+        <w:t xml:space="preserve"> </w:t>
+      </w:r>
+      <w:r>
+        <w:t xml:space="preserve">emphasis) in this Annex.</w:t>
       </w:r>
     </w:p>
     <w:p>
       <w:pPr>
         <w:numPr>
           <w:ilvl w:val="0"/>
-          <w:numId w:val="1089"/>
+          <w:numId w:val="1090"/>
+        </w:numPr>
+      </w:pPr>
+      <w:r>
+        <w:t xml:space="preserve">The DT Schema references additional material in this Annex. Such</w:t>
+      </w:r>
+      <w:r>
+        <w:t xml:space="preserve"> </w:t>
+      </w:r>
+      <w:r>
+        <w:t xml:space="preserve">material is normative.</w:t>
+      </w:r>
+    </w:p>
+    <w:p>
+      <w:pPr>
+        <w:numPr>
+          <w:ilvl w:val="0"/>
+          <w:numId w:val="1090"/>
         </w:numPr>
       </w:pPr>
       <w:r>
@@ -36966,7 +37016,7 @@
       <w:pPr>
         <w:numPr>
           <w:ilvl w:val="0"/>
-          <w:numId w:val="1090"/>
+          <w:numId w:val="1091"/>
         </w:numPr>
       </w:pPr>
       <w:r>
@@ -36991,7 +37041,7 @@
       <w:pPr>
         <w:numPr>
           <w:ilvl w:val="0"/>
-          <w:numId w:val="1090"/>
+          <w:numId w:val="1091"/>
         </w:numPr>
       </w:pPr>
       <w:r>
@@ -37002,7 +37052,7 @@
       <w:pPr>
         <w:numPr>
           <w:ilvl w:val="0"/>
-          <w:numId w:val="1090"/>
+          <w:numId w:val="1091"/>
         </w:numPr>
       </w:pPr>
       <w:r>
@@ -37013,7 +37063,7 @@
       <w:pPr>
         <w:numPr>
           <w:ilvl w:val="0"/>
-          <w:numId w:val="1090"/>
+          <w:numId w:val="1091"/>
         </w:numPr>
       </w:pPr>
       <w:r>
@@ -37059,7 +37109,7 @@
       <w:pPr>
         <w:numPr>
           <w:ilvl w:val="0"/>
-          <w:numId w:val="1090"/>
+          <w:numId w:val="1091"/>
         </w:numPr>
       </w:pPr>
       <w:r>
@@ -39348,7 +39398,7 @@
       <w:pPr>
         <w:numPr>
           <w:ilvl w:val="0"/>
-          <w:numId w:val="1091"/>
+          <w:numId w:val="1092"/>
         </w:numPr>
       </w:pPr>
       <w:r>
@@ -39376,7 +39426,7 @@
       <w:pPr>
         <w:numPr>
           <w:ilvl w:val="0"/>
-          <w:numId w:val="1091"/>
+          <w:numId w:val="1092"/>
         </w:numPr>
       </w:pPr>
       <w:r>
@@ -39477,7 +39527,7 @@
       <w:pPr>
         <w:numPr>
           <w:ilvl w:val="0"/>
-          <w:numId w:val="1092"/>
+          <w:numId w:val="1093"/>
         </w:numPr>
       </w:pPr>
       <w:r>
@@ -39488,7 +39538,7 @@
       <w:pPr>
         <w:numPr>
           <w:ilvl w:val="0"/>
-          <w:numId w:val="1092"/>
+          <w:numId w:val="1093"/>
         </w:numPr>
       </w:pPr>
       <w:r>
@@ -39499,7 +39549,7 @@
       <w:pPr>
         <w:numPr>
           <w:ilvl w:val="0"/>
-          <w:numId w:val="1092"/>
+          <w:numId w:val="1093"/>
         </w:numPr>
       </w:pPr>
       <w:r>
@@ -39510,7 +39560,7 @@
       <w:pPr>
         <w:numPr>
           <w:ilvl w:val="0"/>
-          <w:numId w:val="1092"/>
+          <w:numId w:val="1093"/>
         </w:numPr>
       </w:pPr>
       <w:r>
@@ -39805,7 +39855,7 @@
       <w:pPr>
         <w:numPr>
           <w:ilvl w:val="0"/>
-          <w:numId w:val="1093"/>
+          <w:numId w:val="1094"/>
         </w:numPr>
       </w:pPr>
       <w:r>
@@ -39822,7 +39872,7 @@
       <w:pPr>
         <w:numPr>
           <w:ilvl w:val="0"/>
-          <w:numId w:val="1093"/>
+          <w:numId w:val="1094"/>
         </w:numPr>
       </w:pPr>
       <w:r>
@@ -41103,6 +41153,9 @@
     <w:abstractNumId w:val="991"/>
   </w:num>
   <w:num w:numId="1040">
+    <w:abstractNumId w:val="991"/>
+  </w:num>
+  <w:num w:numId="1041">
     <w:abstractNumId w:val="99421"/>
     <w:lvlOverride w:ilvl="0">
       <w:startOverride w:val="1"/>
@@ -41132,38 +41185,8 @@
       <w:startOverride w:val="1"/>
     </w:lvlOverride>
   </w:num>
-  <w:num w:numId="1041">
+  <w:num w:numId="1042">
     <w:abstractNumId w:val="991"/>
-  </w:num>
-  <w:num w:numId="1042">
-    <w:abstractNumId w:val="99421"/>
-    <w:lvlOverride w:ilvl="0">
-      <w:startOverride w:val="1"/>
-    </w:lvlOverride>
-    <w:lvlOverride w:ilvl="1">
-      <w:startOverride w:val="1"/>
-    </w:lvlOverride>
-    <w:lvlOverride w:ilvl="2">
-      <w:startOverride w:val="1"/>
-    </w:lvlOverride>
-    <w:lvlOverride w:ilvl="3">
-      <w:startOverride w:val="1"/>
-    </w:lvlOverride>
-    <w:lvlOverride w:ilvl="4">
-      <w:startOverride w:val="1"/>
-    </w:lvlOverride>
-    <w:lvlOverride w:ilvl="5">
-      <w:startOverride w:val="1"/>
-    </w:lvlOverride>
-    <w:lvlOverride w:ilvl="6">
-      <w:startOverride w:val="1"/>
-    </w:lvlOverride>
-    <w:lvlOverride w:ilvl="7">
-      <w:startOverride w:val="1"/>
-    </w:lvlOverride>
-    <w:lvlOverride w:ilvl="8">
-      <w:startOverride w:val="1"/>
-    </w:lvlOverride>
   </w:num>
   <w:num w:numId="1043">
     <w:abstractNumId w:val="99421"/>
@@ -41256,21 +41279,6 @@
     </w:lvlOverride>
   </w:num>
   <w:num w:numId="1046">
-    <w:abstractNumId w:val="991"/>
-  </w:num>
-  <w:num w:numId="1047">
-    <w:abstractNumId w:val="991"/>
-  </w:num>
-  <w:num w:numId="1048">
-    <w:abstractNumId w:val="991"/>
-  </w:num>
-  <w:num w:numId="1049">
-    <w:abstractNumId w:val="991"/>
-  </w:num>
-  <w:num w:numId="1050">
-    <w:abstractNumId w:val="991"/>
-  </w:num>
-  <w:num w:numId="1051">
     <w:abstractNumId w:val="99421"/>
     <w:lvlOverride w:ilvl="0">
       <w:startOverride w:val="1"/>
@@ -41299,6 +41307,21 @@
     <w:lvlOverride w:ilvl="8">
       <w:startOverride w:val="1"/>
     </w:lvlOverride>
+  </w:num>
+  <w:num w:numId="1047">
+    <w:abstractNumId w:val="991"/>
+  </w:num>
+  <w:num w:numId="1048">
+    <w:abstractNumId w:val="991"/>
+  </w:num>
+  <w:num w:numId="1049">
+    <w:abstractNumId w:val="991"/>
+  </w:num>
+  <w:num w:numId="1050">
+    <w:abstractNumId w:val="991"/>
+  </w:num>
+  <w:num w:numId="1051">
+    <w:abstractNumId w:val="991"/>
   </w:num>
   <w:num w:numId="1052">
     <w:abstractNumId w:val="99421"/>
@@ -41391,24 +41414,6 @@
     </w:lvlOverride>
   </w:num>
   <w:num w:numId="1055">
-    <w:abstractNumId w:val="991"/>
-  </w:num>
-  <w:num w:numId="1056">
-    <w:abstractNumId w:val="991"/>
-  </w:num>
-  <w:num w:numId="1057">
-    <w:abstractNumId w:val="991"/>
-  </w:num>
-  <w:num w:numId="1058">
-    <w:abstractNumId w:val="991"/>
-  </w:num>
-  <w:num w:numId="1059">
-    <w:abstractNumId w:val="991"/>
-  </w:num>
-  <w:num w:numId="1060">
-    <w:abstractNumId w:val="991"/>
-  </w:num>
-  <w:num w:numId="1061">
     <w:abstractNumId w:val="99421"/>
     <w:lvlOverride w:ilvl="0">
       <w:startOverride w:val="1"/>
@@ -41438,8 +41443,53 @@
       <w:startOverride w:val="1"/>
     </w:lvlOverride>
   </w:num>
+  <w:num w:numId="1056">
+    <w:abstractNumId w:val="991"/>
+  </w:num>
+  <w:num w:numId="1057">
+    <w:abstractNumId w:val="991"/>
+  </w:num>
+  <w:num w:numId="1058">
+    <w:abstractNumId w:val="991"/>
+  </w:num>
+  <w:num w:numId="1059">
+    <w:abstractNumId w:val="991"/>
+  </w:num>
+  <w:num w:numId="1060">
+    <w:abstractNumId w:val="991"/>
+  </w:num>
+  <w:num w:numId="1061">
+    <w:abstractNumId w:val="991"/>
+  </w:num>
   <w:num w:numId="1062">
-    <w:abstractNumId w:val="991"/>
+    <w:abstractNumId w:val="99421"/>
+    <w:lvlOverride w:ilvl="0">
+      <w:startOverride w:val="1"/>
+    </w:lvlOverride>
+    <w:lvlOverride w:ilvl="1">
+      <w:startOverride w:val="1"/>
+    </w:lvlOverride>
+    <w:lvlOverride w:ilvl="2">
+      <w:startOverride w:val="1"/>
+    </w:lvlOverride>
+    <w:lvlOverride w:ilvl="3">
+      <w:startOverride w:val="1"/>
+    </w:lvlOverride>
+    <w:lvlOverride w:ilvl="4">
+      <w:startOverride w:val="1"/>
+    </w:lvlOverride>
+    <w:lvlOverride w:ilvl="5">
+      <w:startOverride w:val="1"/>
+    </w:lvlOverride>
+    <w:lvlOverride w:ilvl="6">
+      <w:startOverride w:val="1"/>
+    </w:lvlOverride>
+    <w:lvlOverride w:ilvl="7">
+      <w:startOverride w:val="1"/>
+    </w:lvlOverride>
+    <w:lvlOverride w:ilvl="8">
+      <w:startOverride w:val="1"/>
+    </w:lvlOverride>
   </w:num>
   <w:num w:numId="1063">
     <w:abstractNumId w:val="991"/>
@@ -41538,6 +41588,9 @@
     <w:abstractNumId w:val="991"/>
   </w:num>
   <w:num w:numId="1095">
+    <w:abstractNumId w:val="991"/>
+  </w:num>
+  <w:num w:numId="1096">
     <w:abstractNumId w:val="991"/>
   </w:num>
 </w:numbering>

--- a/docs/index.docx
+++ b/docs/index.docx
@@ -15,7 +15,7 @@
         <w:pStyle w:val="Subtitle"/>
       </w:pPr>
       <w:r>
-        <w:t xml:space="preserve">Issue: 1 Amendment 16 </w:t>
+        <w:t xml:space="preserve">Issue: 1 Amendment 16 Corrigendum 1 </w:t>
       </w:r>
       <w:r>
         <w:t xml:space="preserve"> </w:t>
@@ -26,7 +26,7 @@
         <w:pStyle w:val="Date"/>
       </w:pPr>
       <w:r>
-        <w:t xml:space="preserve">Issue Date: November 2025</w:t>
+        <w:t xml:space="preserve">Issue Date: December 2025</w:t>
       </w:r>
     </w:p>
     <w:sdt>
@@ -2866,6 +2866,56 @@
           </w:p>
         </w:tc>
       </w:tr>
+      <w:tr>
+        <w:tc>
+          <w:tcPr/>
+          <w:p>
+            <w:pPr>
+              <w:pStyle w:val="Compact"/>
+              <w:jc w:val="left"/>
+            </w:pPr>
+            <w:r>
+              <w:t xml:space="preserve">Amendment 16 Corrigendum 1</w:t>
+            </w:r>
+          </w:p>
+        </w:tc>
+        <w:tc>
+          <w:tcPr/>
+          <w:p>
+            <w:pPr>
+              <w:pStyle w:val="Compact"/>
+              <w:jc w:val="left"/>
+            </w:pPr>
+            <w:r>
+              <w:t xml:space="preserve">December 2025</w:t>
+            </w:r>
+          </w:p>
+        </w:tc>
+        <w:tc>
+          <w:tcPr/>
+          <w:p>
+            <w:pPr>
+              <w:pStyle w:val="Compact"/>
+            </w:pPr>
+          </w:p>
+        </w:tc>
+        <w:tc>
+          <w:tcPr/>
+          <w:p>
+            <w:pPr>
+              <w:pStyle w:val="Compact"/>
+              <w:numPr>
+                <w:ilvl w:val="0"/>
+                <w:numId w:val="1033"/>
+              </w:numPr>
+              <w:jc w:val="left"/>
+            </w:pPr>
+            <w:r>
+              <w:t xml:space="preserve">Document not updated</w:t>
+            </w:r>
+          </w:p>
+        </w:tc>
+      </w:tr>
     </w:tbl>
     <w:p>
       <w:pPr>
@@ -2904,33 +2954,11 @@
         <w:pStyle w:val="Compact"/>
         <w:numPr>
           <w:ilvl w:val="0"/>
-          <w:numId w:val="1033"/>
+          <w:numId w:val="1034"/>
         </w:numPr>
       </w:pPr>
       <w:r>
         <w:t xml:space="preserve">Jason Walls, QA Cafe</w:t>
-      </w:r>
-    </w:p>
-    <w:p>
-      <w:pPr>
-        <w:pStyle w:val="Compact"/>
-        <w:numPr>
-          <w:ilvl w:val="0"/>
-          <w:numId w:val="1033"/>
-        </w:numPr>
-      </w:pPr>
-      <w:r>
-        <w:t xml:space="preserve">John Blackford, Vantiva</w:t>
-      </w:r>
-    </w:p>
-    <w:bookmarkEnd w:id="41"/>
-    <w:bookmarkStart w:id="42" w:name="Xbce985358baf60c68379bed7265a70d900e8838"/>
-    <w:p>
-      <w:pPr>
-        <w:pStyle w:val="Heading3"/>
-      </w:pPr>
-      <w:r>
-        <w:t xml:space="preserve"> Project Stream Leaders</w:t>
       </w:r>
     </w:p>
     <w:p>
@@ -2942,7 +2970,17 @@
         </w:numPr>
       </w:pPr>
       <w:r>
-        <w:t xml:space="preserve">Daniel Egger</w:t>
+        <w:t xml:space="preserve">John Blackford, Vantiva</w:t>
+      </w:r>
+    </w:p>
+    <w:bookmarkEnd w:id="41"/>
+    <w:bookmarkStart w:id="42" w:name="Xbce985358baf60c68379bed7265a70d900e8838"/>
+    <w:p>
+      <w:pPr>
+        <w:pStyle w:val="Heading3"/>
+      </w:pPr>
+      <w:r>
+        <w:t xml:space="preserve"> Project Stream Leaders</w:t>
       </w:r>
     </w:p>
     <w:p>
@@ -2950,7 +2988,19 @@
         <w:pStyle w:val="Compact"/>
         <w:numPr>
           <w:ilvl w:val="0"/>
-          <w:numId w:val="1034"/>
+          <w:numId w:val="1035"/>
+        </w:numPr>
+      </w:pPr>
+      <w:r>
+        <w:t xml:space="preserve">Daniel Egger</w:t>
+      </w:r>
+    </w:p>
+    <w:p>
+      <w:pPr>
+        <w:pStyle w:val="Compact"/>
+        <w:numPr>
+          <w:ilvl w:val="0"/>
+          <w:numId w:val="1035"/>
         </w:numPr>
       </w:pPr>
       <w:r>
@@ -3020,7 +3070,7 @@
         <w:pStyle w:val="Compact"/>
         <w:numPr>
           <w:ilvl w:val="0"/>
-          <w:numId w:val="1035"/>
+          <w:numId w:val="1036"/>
         </w:numPr>
       </w:pPr>
       <w:r>
@@ -3030,82 +3080,82 @@
     <w:p>
       <w:pPr>
         <w:pStyle w:val="Compact"/>
-        <w:numPr>
-          <w:ilvl w:val="0"/>
-          <w:numId w:val="1035"/>
-        </w:numPr>
-      </w:pPr>
-      <w:r>
-        <w:t xml:space="preserve">Requirements for versioning of data models</w:t>
-      </w:r>
-    </w:p>
-    <w:p>
-      <w:pPr>
-        <w:pStyle w:val="Compact"/>
-        <w:numPr>
-          <w:ilvl w:val="0"/>
-          <w:numId w:val="1035"/>
-        </w:numPr>
-      </w:pPr>
-      <w:r>
-        <w:t xml:space="preserve">Requirements for defining profiles</w:t>
-      </w:r>
-    </w:p>
-    <w:p>
-      <w:pPr>
-        <w:pStyle w:val="FirstParagraph"/>
-      </w:pPr>
-      <w:r>
-        <w:t xml:space="preserve">As part of this data modeling framework, TR-106 defines two XML Schemas:</w:t>
-      </w:r>
-    </w:p>
-    <w:p>
-      <w:pPr>
         <w:numPr>
           <w:ilvl w:val="0"/>
           <w:numId w:val="1036"/>
         </w:numPr>
       </w:pPr>
       <w:r>
-        <w:t xml:space="preserve">The</w:t>
-      </w:r>
-      <w:r>
-        <w:t xml:space="preserve"> </w:t>
-      </w:r>
-      <w:r>
-        <w:rPr>
-          <w:i/>
-          <w:iCs/>
-        </w:rPr>
-        <w:t xml:space="preserve">Data Modeling (DM) Schema</w:t>
-      </w:r>
-      <w:r>
-        <w:t xml:space="preserve">, which is used for defining all CWMP and</w:t>
-      </w:r>
-      <w:r>
-        <w:t xml:space="preserve"> </w:t>
-      </w:r>
-      <w:r>
-        <w:t xml:space="preserve">USP data models. This makes data model definitions rigorous, and helps to</w:t>
-      </w:r>
-      <w:r>
-        <w:t xml:space="preserve"> </w:t>
-      </w:r>
-      <w:r>
-        <w:t xml:space="preserve">reduce the danger that different implementations will interpret data</w:t>
-      </w:r>
-      <w:r>
-        <w:t xml:space="preserve"> </w:t>
-      </w:r>
-      <w:r>
-        <w:t xml:space="preserve">model definitions in different ways.</w:t>
-      </w:r>
-    </w:p>
-    <w:p>
-      <w:pPr>
+        <w:t xml:space="preserve">Requirements for versioning of data models</w:t>
+      </w:r>
+    </w:p>
+    <w:p>
+      <w:pPr>
+        <w:pStyle w:val="Compact"/>
         <w:numPr>
           <w:ilvl w:val="0"/>
           <w:numId w:val="1036"/>
+        </w:numPr>
+      </w:pPr>
+      <w:r>
+        <w:t xml:space="preserve">Requirements for defining profiles</w:t>
+      </w:r>
+    </w:p>
+    <w:p>
+      <w:pPr>
+        <w:pStyle w:val="FirstParagraph"/>
+      </w:pPr>
+      <w:r>
+        <w:t xml:space="preserve">As part of this data modeling framework, TR-106 defines two XML Schemas:</w:t>
+      </w:r>
+    </w:p>
+    <w:p>
+      <w:pPr>
+        <w:numPr>
+          <w:ilvl w:val="0"/>
+          <w:numId w:val="1037"/>
+        </w:numPr>
+      </w:pPr>
+      <w:r>
+        <w:t xml:space="preserve">The</w:t>
+      </w:r>
+      <w:r>
+        <w:t xml:space="preserve"> </w:t>
+      </w:r>
+      <w:r>
+        <w:rPr>
+          <w:i/>
+          <w:iCs/>
+        </w:rPr>
+        <w:t xml:space="preserve">Data Modeling (DM) Schema</w:t>
+      </w:r>
+      <w:r>
+        <w:t xml:space="preserve">, which is used for defining all CWMP and</w:t>
+      </w:r>
+      <w:r>
+        <w:t xml:space="preserve"> </w:t>
+      </w:r>
+      <w:r>
+        <w:t xml:space="preserve">USP data models. This makes data model definitions rigorous, and helps to</w:t>
+      </w:r>
+      <w:r>
+        <w:t xml:space="preserve"> </w:t>
+      </w:r>
+      <w:r>
+        <w:t xml:space="preserve">reduce the danger that different implementations will interpret data</w:t>
+      </w:r>
+      <w:r>
+        <w:t xml:space="preserve"> </w:t>
+      </w:r>
+      <w:r>
+        <w:t xml:space="preserve">model definitions in different ways.</w:t>
+      </w:r>
+    </w:p>
+    <w:p>
+      <w:pPr>
+        <w:numPr>
+          <w:ilvl w:val="0"/>
+          <w:numId w:val="1037"/>
         </w:numPr>
       </w:pPr>
       <w:r>
@@ -3437,7 +3487,7 @@
       <w:pPr>
         <w:numPr>
           <w:ilvl w:val="0"/>
-          <w:numId w:val="1037"/>
+          <w:numId w:val="1038"/>
         </w:numPr>
       </w:pPr>
       <w:r>
@@ -3448,7 +3498,7 @@
       <w:pPr>
         <w:numPr>
           <w:ilvl w:val="0"/>
-          <w:numId w:val="1037"/>
+          <w:numId w:val="1038"/>
         </w:numPr>
       </w:pPr>
       <w:r>
@@ -3459,7 +3509,7 @@
       <w:pPr>
         <w:numPr>
           <w:ilvl w:val="0"/>
-          <w:numId w:val="1037"/>
+          <w:numId w:val="1038"/>
         </w:numPr>
       </w:pPr>
       <w:r>
@@ -3470,7 +3520,7 @@
       <w:pPr>
         <w:numPr>
           <w:ilvl w:val="0"/>
-          <w:numId w:val="1037"/>
+          <w:numId w:val="1038"/>
         </w:numPr>
       </w:pPr>
       <w:r>
@@ -3673,7 +3723,7 @@
       <w:pPr>
         <w:numPr>
           <w:ilvl w:val="0"/>
-          <w:numId w:val="1038"/>
+          <w:numId w:val="1039"/>
         </w:numPr>
       </w:pPr>
       <w:r>
@@ -3684,7 +3734,7 @@
       <w:pPr>
         <w:numPr>
           <w:ilvl w:val="0"/>
-          <w:numId w:val="1038"/>
+          <w:numId w:val="1039"/>
         </w:numPr>
       </w:pPr>
       <w:r>
@@ -3701,7 +3751,7 @@
       <w:pPr>
         <w:numPr>
           <w:ilvl w:val="0"/>
-          <w:numId w:val="1038"/>
+          <w:numId w:val="1039"/>
         </w:numPr>
       </w:pPr>
       <w:r>
@@ -4135,41 +4185,11 @@
       <w:pPr>
         <w:numPr>
           <w:ilvl w:val="0"/>
-          <w:numId w:val="1039"/>
+          <w:numId w:val="1040"/>
         </w:numPr>
       </w:pPr>
       <w:r>
         <w:t xml:space="preserve">Structural requirements for the data hierarchy</w:t>
-      </w:r>
-    </w:p>
-    <w:p>
-      <w:pPr>
-        <w:numPr>
-          <w:ilvl w:val="0"/>
-          <w:numId w:val="1039"/>
-        </w:numPr>
-      </w:pPr>
-      <w:r>
-        <w:t xml:space="preserve">Requirements for versioning of data models</w:t>
-      </w:r>
-    </w:p>
-    <w:p>
-      <w:pPr>
-        <w:numPr>
-          <w:ilvl w:val="0"/>
-          <w:numId w:val="1039"/>
-        </w:numPr>
-      </w:pPr>
-      <w:r>
-        <w:t xml:space="preserve">Requirements for defining profiles</w:t>
-      </w:r>
-    </w:p>
-    <w:p>
-      <w:pPr>
-        <w:pStyle w:val="FirstParagraph"/>
-      </w:pPr>
-      <w:r>
-        <w:t xml:space="preserve">In addition, this document defines two XML Schemas:</w:t>
       </w:r>
     </w:p>
     <w:p>
@@ -4180,31 +4200,7 @@
         </w:numPr>
       </w:pPr>
       <w:r>
-        <w:t xml:space="preserve">An XML Schema that as far as possible embodies these guidelines, and</w:t>
-      </w:r>
-      <w:r>
-        <w:t xml:space="preserve"> </w:t>
-      </w:r>
-      <w:r>
-        <w:t xml:space="preserve">which is used for defining all CWMP and USP data models. This makes</w:t>
-      </w:r>
-      <w:r>
-        <w:t xml:space="preserve"> </w:t>
-      </w:r>
-      <w:r>
-        <w:t xml:space="preserve">data model definitions rigorous, and helps to reduce the danger that</w:t>
-      </w:r>
-      <w:r>
-        <w:t xml:space="preserve"> </w:t>
-      </w:r>
-      <w:r>
-        <w:t xml:space="preserve">different implementations will interpret data model definitions in</w:t>
-      </w:r>
-      <w:r>
-        <w:t xml:space="preserve"> </w:t>
-      </w:r>
-      <w:r>
-        <w:t xml:space="preserve">different ways.</w:t>
+        <w:t xml:space="preserve">Requirements for versioning of data models</w:t>
       </w:r>
     </w:p>
     <w:p>
@@ -4212,6 +4208,60 @@
         <w:numPr>
           <w:ilvl w:val="0"/>
           <w:numId w:val="1040"/>
+        </w:numPr>
+      </w:pPr>
+      <w:r>
+        <w:t xml:space="preserve">Requirements for defining profiles</w:t>
+      </w:r>
+    </w:p>
+    <w:p>
+      <w:pPr>
+        <w:pStyle w:val="FirstParagraph"/>
+      </w:pPr>
+      <w:r>
+        <w:t xml:space="preserve">In addition, this document defines two XML Schemas:</w:t>
+      </w:r>
+    </w:p>
+    <w:p>
+      <w:pPr>
+        <w:numPr>
+          <w:ilvl w:val="0"/>
+          <w:numId w:val="1041"/>
+        </w:numPr>
+      </w:pPr>
+      <w:r>
+        <w:t xml:space="preserve">An XML Schema that as far as possible embodies these guidelines, and</w:t>
+      </w:r>
+      <w:r>
+        <w:t xml:space="preserve"> </w:t>
+      </w:r>
+      <w:r>
+        <w:t xml:space="preserve">which is used for defining all CWMP and USP data models. This makes</w:t>
+      </w:r>
+      <w:r>
+        <w:t xml:space="preserve"> </w:t>
+      </w:r>
+      <w:r>
+        <w:t xml:space="preserve">data model definitions rigorous, and helps to reduce the danger that</w:t>
+      </w:r>
+      <w:r>
+        <w:t xml:space="preserve"> </w:t>
+      </w:r>
+      <w:r>
+        <w:t xml:space="preserve">different implementations will interpret data model definitions in</w:t>
+      </w:r>
+      <w:r>
+        <w:t xml:space="preserve"> </w:t>
+      </w:r>
+      <w:r>
+        <w:t xml:space="preserve">different ways.</w:t>
+      </w:r>
+    </w:p>
+    <w:p>
+      <w:pPr>
+        <w:numPr>
+          <w:ilvl w:val="0"/>
+          <w:numId w:val="1041"/>
         </w:numPr>
       </w:pPr>
       <w:r>
@@ -7753,7 +7803,7 @@
       <w:pPr>
         <w:numPr>
           <w:ilvl w:val="0"/>
-          <w:numId w:val="1041"/>
+          <w:numId w:val="1042"/>
         </w:numPr>
       </w:pPr>
       <w:r>
@@ -7773,202 +7823,6 @@
       </w:r>
       <w:r>
         <w:t xml:space="preserve">.</w:t>
-      </w:r>
-    </w:p>
-    <w:p>
-      <w:pPr>
-        <w:numPr>
-          <w:ilvl w:val="0"/>
-          <w:numId w:val="1041"/>
-        </w:numPr>
-      </w:pPr>
-      <w:r>
-        <w:t xml:space="preserve">A Root Object definition MUST contain exactly one</w:t>
-      </w:r>
-      <w:r>
-        <w:t xml:space="preserve"> </w:t>
-      </w:r>
-      <w:r>
-        <w:t xml:space="preserve">“Services.”</w:t>
-      </w:r>
-      <w:r>
-        <w:t xml:space="preserve"> </w:t>
-      </w:r>
-      <w:r>
-        <w:t xml:space="preserve">object.</w:t>
-      </w:r>
-    </w:p>
-    <w:p>
-      <w:pPr>
-        <w:numPr>
-          <w:ilvl w:val="0"/>
-          <w:numId w:val="1041"/>
-        </w:numPr>
-      </w:pPr>
-      <w:r>
-        <w:t xml:space="preserve">A service data model definition MUST define an object hierarchy that</w:t>
-      </w:r>
-      <w:r>
-        <w:t xml:space="preserve"> </w:t>
-      </w:r>
-      <w:r>
-        <w:t xml:space="preserve">starts just under the</w:t>
-      </w:r>
-      <w:r>
-        <w:t xml:space="preserve"> </w:t>
-      </w:r>
-      <w:r>
-        <w:t xml:space="preserve">“Device.Services.”</w:t>
-      </w:r>
-      <w:r>
-        <w:t xml:space="preserve"> </w:t>
-      </w:r>
-      <w:r>
-        <w:t xml:space="preserve">object.</w:t>
-      </w:r>
-    </w:p>
-    <w:p>
-      <w:pPr>
-        <w:numPr>
-          <w:ilvl w:val="0"/>
-          <w:numId w:val="1041"/>
-        </w:numPr>
-      </w:pPr>
-      <w:r>
-        <w:t xml:space="preserve">For each Multi-Instance Object defined, a data model MUST also</w:t>
-      </w:r>
-      <w:r>
-        <w:t xml:space="preserve"> </w:t>
-      </w:r>
-      <w:r>
-        <w:t xml:space="preserve">define a corresponding parameter indicating the number of instances</w:t>
-      </w:r>
-      <w:r>
-        <w:t xml:space="preserve"> </w:t>
-      </w:r>
-      <w:r>
-        <w:t xml:space="preserve">of the Multi-Instance Object. The name of this parameter MUST be the</w:t>
-      </w:r>
-      <w:r>
-        <w:t xml:space="preserve"> </w:t>
-      </w:r>
-      <w:r>
-        <w:t xml:space="preserve">name of the object concatenated with</w:t>
-      </w:r>
-      <w:r>
-        <w:t xml:space="preserve"> </w:t>
-      </w:r>
-      <w:r>
-        <w:t xml:space="preserve">“NumberOfEntries”</w:t>
-      </w:r>
-      <w:r>
-        <w:t xml:space="preserve">. This</w:t>
-      </w:r>
-      <w:r>
-        <w:t xml:space="preserve"> </w:t>
-      </w:r>
-      <w:r>
-        <w:t xml:space="preserve">parameter MUST appear in the same object as the Multi-Instance</w:t>
-      </w:r>
-      <w:r>
-        <w:t xml:space="preserve"> </w:t>
-      </w:r>
-      <w:r>
-        <w:t xml:space="preserve">Object it is related to.</w:t>
-      </w:r>
-    </w:p>
-    <w:p>
-      <w:pPr>
-        <w:pStyle w:val="FirstParagraph"/>
-      </w:pPr>
-      <w:r>
-        <w:t xml:space="preserve">Formally, the top level of the data hierarchy is defined as follows:</w:t>
-      </w:r>
-    </w:p>
-    <w:p>
-      <w:pPr>
-        <w:pStyle w:val="SourceCode"/>
-      </w:pPr>
-      <w:r>
-        <w:rPr>
-          <w:rStyle w:val="VerbatimChar"/>
-        </w:rPr>
-        <w:t xml:space="preserve">    Element = "Device"</w:t>
-      </w:r>
-      <w:r>
-        <w:br/>
-      </w:r>
-      <w:r>
-        <w:rPr>
-          <w:rStyle w:val="VerbatimChar"/>
-        </w:rPr>
-        <w:t xml:space="preserve">            | "Device." TR-181DeviceObject</w:t>
-      </w:r>
-      <w:r>
-        <w:br/>
-      </w:r>
-      <w:r>
-        <w:rPr>
-          <w:rStyle w:val="VerbatimChar"/>
-        </w:rPr>
-        <w:t xml:space="preserve">            | "Device.Services." ServiceObject "NumberOfEntries"</w:t>
-      </w:r>
-      <w:r>
-        <w:br/>
-      </w:r>
-      <w:r>
-        <w:rPr>
-          <w:rStyle w:val="VerbatimChar"/>
-        </w:rPr>
-        <w:t xml:space="preserve">            | "Device.Services." ServiceObject ".{i}"</w:t>
-      </w:r>
-      <w:r>
-        <w:br/>
-      </w:r>
-      <w:r>
-        <w:br/>
-      </w:r>
-      <w:r>
-        <w:rPr>
-          <w:rStyle w:val="VerbatimChar"/>
-        </w:rPr>
-        <w:t xml:space="preserve">    TR-181DeviceObject = // As defined in TR-181i2, e.g. "UserInterface" or "ManagementServer"</w:t>
-      </w:r>
-      <w:r>
-        <w:br/>
-      </w:r>
-      <w:r>
-        <w:br/>
-      </w:r>
-      <w:r>
-        <w:rPr>
-          <w:rStyle w:val="VerbatimChar"/>
-        </w:rPr>
-        <w:t xml:space="preserve">    ServiceObject = // As defined in other specs, e.g. TR-140</w:t>
-      </w:r>
-    </w:p>
-    <w:bookmarkEnd w:id="70"/>
-    <w:bookmarkStart w:id="71" w:name="X24d4eb39814c5521403c7a21c7fff9f228b24a7"/>
-    <w:p>
-      <w:pPr>
-        <w:pStyle w:val="Heading3"/>
-      </w:pPr>
-      <w:r>
-        <w:t xml:space="preserve">2.1.2 The Supported Data Model and the Instantiated Data Model</w:t>
-      </w:r>
-    </w:p>
-    <w:p>
-      <w:pPr>
-        <w:pStyle w:val="FirstParagraph"/>
-      </w:pPr>
-      <w:r>
-        <w:t xml:space="preserve">There is a distinction between an Agent’s Supported Data Model and its</w:t>
-      </w:r>
-      <w:r>
-        <w:t xml:space="preserve"> </w:t>
-      </w:r>
-      <w:r>
-        <w:t xml:space="preserve">Instantiated Data Model.</w:t>
       </w:r>
     </w:p>
     <w:p>
@@ -7979,13 +7833,19 @@
         </w:numPr>
       </w:pPr>
       <w:r>
-        <w:t xml:space="preserve">The Supported Data Model is those Objects and/or Parameters that</w:t>
-      </w:r>
-      <w:r>
-        <w:t xml:space="preserve"> </w:t>
-      </w:r>
-      <w:r>
-        <w:t xml:space="preserve">have code support in the Agent.</w:t>
+        <w:t xml:space="preserve">A Root Object definition MUST contain exactly one</w:t>
+      </w:r>
+      <w:r>
+        <w:t xml:space="preserve"> </w:t>
+      </w:r>
+      <w:r>
+        <w:t xml:space="preserve">“Services.”</w:t>
+      </w:r>
+      <w:r>
+        <w:t xml:space="preserve"> </w:t>
+      </w:r>
+      <w:r>
+        <w:t xml:space="preserve">object.</w:t>
       </w:r>
     </w:p>
     <w:p>
@@ -7993,6 +7853,196 @@
         <w:numPr>
           <w:ilvl w:val="0"/>
           <w:numId w:val="1042"/>
+        </w:numPr>
+      </w:pPr>
+      <w:r>
+        <w:t xml:space="preserve">A service data model definition MUST define an object hierarchy that</w:t>
+      </w:r>
+      <w:r>
+        <w:t xml:space="preserve"> </w:t>
+      </w:r>
+      <w:r>
+        <w:t xml:space="preserve">starts just under the</w:t>
+      </w:r>
+      <w:r>
+        <w:t xml:space="preserve"> </w:t>
+      </w:r>
+      <w:r>
+        <w:t xml:space="preserve">“Device.Services.”</w:t>
+      </w:r>
+      <w:r>
+        <w:t xml:space="preserve"> </w:t>
+      </w:r>
+      <w:r>
+        <w:t xml:space="preserve">object.</w:t>
+      </w:r>
+    </w:p>
+    <w:p>
+      <w:pPr>
+        <w:numPr>
+          <w:ilvl w:val="0"/>
+          <w:numId w:val="1042"/>
+        </w:numPr>
+      </w:pPr>
+      <w:r>
+        <w:t xml:space="preserve">For each Multi-Instance Object defined, a data model MUST also</w:t>
+      </w:r>
+      <w:r>
+        <w:t xml:space="preserve"> </w:t>
+      </w:r>
+      <w:r>
+        <w:t xml:space="preserve">define a corresponding parameter indicating the number of instances</w:t>
+      </w:r>
+      <w:r>
+        <w:t xml:space="preserve"> </w:t>
+      </w:r>
+      <w:r>
+        <w:t xml:space="preserve">of the Multi-Instance Object. The name of this parameter MUST be the</w:t>
+      </w:r>
+      <w:r>
+        <w:t xml:space="preserve"> </w:t>
+      </w:r>
+      <w:r>
+        <w:t xml:space="preserve">name of the object concatenated with</w:t>
+      </w:r>
+      <w:r>
+        <w:t xml:space="preserve"> </w:t>
+      </w:r>
+      <w:r>
+        <w:t xml:space="preserve">“NumberOfEntries”</w:t>
+      </w:r>
+      <w:r>
+        <w:t xml:space="preserve">. This</w:t>
+      </w:r>
+      <w:r>
+        <w:t xml:space="preserve"> </w:t>
+      </w:r>
+      <w:r>
+        <w:t xml:space="preserve">parameter MUST appear in the same object as the Multi-Instance</w:t>
+      </w:r>
+      <w:r>
+        <w:t xml:space="preserve"> </w:t>
+      </w:r>
+      <w:r>
+        <w:t xml:space="preserve">Object it is related to.</w:t>
+      </w:r>
+    </w:p>
+    <w:p>
+      <w:pPr>
+        <w:pStyle w:val="FirstParagraph"/>
+      </w:pPr>
+      <w:r>
+        <w:t xml:space="preserve">Formally, the top level of the data hierarchy is defined as follows:</w:t>
+      </w:r>
+    </w:p>
+    <w:p>
+      <w:pPr>
+        <w:pStyle w:val="SourceCode"/>
+      </w:pPr>
+      <w:r>
+        <w:rPr>
+          <w:rStyle w:val="VerbatimChar"/>
+        </w:rPr>
+        <w:t xml:space="preserve">    Element = "Device"</w:t>
+      </w:r>
+      <w:r>
+        <w:br/>
+      </w:r>
+      <w:r>
+        <w:rPr>
+          <w:rStyle w:val="VerbatimChar"/>
+        </w:rPr>
+        <w:t xml:space="preserve">            | "Device." TR-181DeviceObject</w:t>
+      </w:r>
+      <w:r>
+        <w:br/>
+      </w:r>
+      <w:r>
+        <w:rPr>
+          <w:rStyle w:val="VerbatimChar"/>
+        </w:rPr>
+        <w:t xml:space="preserve">            | "Device.Services." ServiceObject "NumberOfEntries"</w:t>
+      </w:r>
+      <w:r>
+        <w:br/>
+      </w:r>
+      <w:r>
+        <w:rPr>
+          <w:rStyle w:val="VerbatimChar"/>
+        </w:rPr>
+        <w:t xml:space="preserve">            | "Device.Services." ServiceObject ".{i}"</w:t>
+      </w:r>
+      <w:r>
+        <w:br/>
+      </w:r>
+      <w:r>
+        <w:br/>
+      </w:r>
+      <w:r>
+        <w:rPr>
+          <w:rStyle w:val="VerbatimChar"/>
+        </w:rPr>
+        <w:t xml:space="preserve">    TR-181DeviceObject = // As defined in TR-181i2, e.g. "UserInterface" or "ManagementServer"</w:t>
+      </w:r>
+      <w:r>
+        <w:br/>
+      </w:r>
+      <w:r>
+        <w:br/>
+      </w:r>
+      <w:r>
+        <w:rPr>
+          <w:rStyle w:val="VerbatimChar"/>
+        </w:rPr>
+        <w:t xml:space="preserve">    ServiceObject = // As defined in other specs, e.g. TR-140</w:t>
+      </w:r>
+    </w:p>
+    <w:bookmarkEnd w:id="70"/>
+    <w:bookmarkStart w:id="71" w:name="X24d4eb39814c5521403c7a21c7fff9f228b24a7"/>
+    <w:p>
+      <w:pPr>
+        <w:pStyle w:val="Heading3"/>
+      </w:pPr>
+      <w:r>
+        <w:t xml:space="preserve">2.1.2 The Supported Data Model and the Instantiated Data Model</w:t>
+      </w:r>
+    </w:p>
+    <w:p>
+      <w:pPr>
+        <w:pStyle w:val="FirstParagraph"/>
+      </w:pPr>
+      <w:r>
+        <w:t xml:space="preserve">There is a distinction between an Agent’s Supported Data Model and its</w:t>
+      </w:r>
+      <w:r>
+        <w:t xml:space="preserve"> </w:t>
+      </w:r>
+      <w:r>
+        <w:t xml:space="preserve">Instantiated Data Model.</w:t>
+      </w:r>
+    </w:p>
+    <w:p>
+      <w:pPr>
+        <w:numPr>
+          <w:ilvl w:val="0"/>
+          <w:numId w:val="1043"/>
+        </w:numPr>
+      </w:pPr>
+      <w:r>
+        <w:t xml:space="preserve">The Supported Data Model is those Objects and/or Parameters that</w:t>
+      </w:r>
+      <w:r>
+        <w:t xml:space="preserve"> </w:t>
+      </w:r>
+      <w:r>
+        <w:t xml:space="preserve">have code support in the Agent.</w:t>
+      </w:r>
+    </w:p>
+    <w:p>
+      <w:pPr>
+        <w:numPr>
+          <w:ilvl w:val="0"/>
+          <w:numId w:val="1043"/>
         </w:numPr>
       </w:pPr>
       <w:r>
@@ -8054,7 +8104,7 @@
       <w:pPr>
         <w:numPr>
           <w:ilvl w:val="0"/>
-          <w:numId w:val="1043"/>
+          <w:numId w:val="1044"/>
         </w:numPr>
       </w:pPr>
       <w:r>
@@ -8071,7 +8121,7 @@
       <w:pPr>
         <w:numPr>
           <w:ilvl w:val="0"/>
-          <w:numId w:val="1043"/>
+          <w:numId w:val="1044"/>
         </w:numPr>
       </w:pPr>
       <w:r>
@@ -8207,55 +8257,11 @@
         <w:pStyle w:val="Compact"/>
         <w:numPr>
           <w:ilvl w:val="0"/>
-          <w:numId w:val="1044"/>
+          <w:numId w:val="1045"/>
         </w:numPr>
       </w:pPr>
       <w:r>
         <w:t xml:space="preserve">Device.Node.{i}.</w:t>
-      </w:r>
-    </w:p>
-    <w:p>
-      <w:pPr>
-        <w:pStyle w:val="Compact"/>
-        <w:numPr>
-          <w:ilvl w:val="0"/>
-          <w:numId w:val="1044"/>
-        </w:numPr>
-      </w:pPr>
-      <w:r>
-        <w:t xml:space="preserve">Device.ProxiedDevice.{i}.</w:t>
-      </w:r>
-    </w:p>
-    <w:p>
-      <w:pPr>
-        <w:pStyle w:val="Compact"/>
-        <w:numPr>
-          <w:ilvl w:val="0"/>
-          <w:numId w:val="1044"/>
-        </w:numPr>
-      </w:pPr>
-      <w:r>
-        <w:t xml:space="preserve">Device.ProxiedDevice.{i}.Node.{i}.</w:t>
-      </w:r>
-    </w:p>
-    <w:p>
-      <w:pPr>
-        <w:pStyle w:val="FirstParagraph"/>
-      </w:pPr>
-      <w:r>
-        <w:t xml:space="preserve">Apart from the Device.Node.{i}. and Device.ProxiedDevice.{i}. Mount Points,</w:t>
-      </w:r>
-      <w:r>
-        <w:t xml:space="preserve"> </w:t>
-      </w:r>
-      <w:r>
-        <w:t xml:space="preserve">every direct child of the Device. Root Object is a Mountable Object. So, for</w:t>
-      </w:r>
-      <w:r>
-        <w:t xml:space="preserve"> </w:t>
-      </w:r>
-      <w:r>
-        <w:t xml:space="preserve">example, these are all Mountable Objects:</w:t>
       </w:r>
     </w:p>
     <w:p>
@@ -8267,7 +8273,7 @@
         </w:numPr>
       </w:pPr>
       <w:r>
-        <w:t xml:space="preserve">Device.DeviceInfo.</w:t>
+        <w:t xml:space="preserve">Device.ProxiedDevice.{i}.</w:t>
       </w:r>
     </w:p>
     <w:p>
@@ -8279,31 +8285,7 @@
         </w:numPr>
       </w:pPr>
       <w:r>
-        <w:t xml:space="preserve">Device.InterfaceStack.{i}.</w:t>
-      </w:r>
-    </w:p>
-    <w:p>
-      <w:pPr>
-        <w:pStyle w:val="Compact"/>
-        <w:numPr>
-          <w:ilvl w:val="0"/>
-          <w:numId w:val="1045"/>
-        </w:numPr>
-      </w:pPr>
-      <w:r>
-        <w:t xml:space="preserve">Device.IP.</w:t>
-      </w:r>
-    </w:p>
-    <w:p>
-      <w:pPr>
-        <w:pStyle w:val="Compact"/>
-        <w:numPr>
-          <w:ilvl w:val="0"/>
-          <w:numId w:val="1045"/>
-        </w:numPr>
-      </w:pPr>
-      <w:r>
-        <w:t xml:space="preserve">Device.QoS.</w:t>
+        <w:t xml:space="preserve">Device.ProxiedDevice.{i}.Node.{i}.</w:t>
       </w:r>
     </w:p>
     <w:p>
@@ -8311,13 +8293,19 @@
         <w:pStyle w:val="FirstParagraph"/>
       </w:pPr>
       <w:r>
-        <w:t xml:space="preserve">Taking Device.DeviceInfo. as an example, this means that all of the following</w:t>
-      </w:r>
-      <w:r>
-        <w:t xml:space="preserve"> </w:t>
-      </w:r>
-      <w:r>
-        <w:t xml:space="preserve">are valid Path Names:</w:t>
+        <w:t xml:space="preserve">Apart from the Device.Node.{i}. and Device.ProxiedDevice.{i}. Mount Points,</w:t>
+      </w:r>
+      <w:r>
+        <w:t xml:space="preserve"> </w:t>
+      </w:r>
+      <w:r>
+        <w:t xml:space="preserve">every direct child of the Device. Root Object is a Mountable Object. So, for</w:t>
+      </w:r>
+      <w:r>
+        <w:t xml:space="preserve"> </w:t>
+      </w:r>
+      <w:r>
+        <w:t xml:space="preserve">example, these are all Mountable Objects:</w:t>
       </w:r>
     </w:p>
     <w:p>
@@ -8341,7 +8329,7 @@
         </w:numPr>
       </w:pPr>
       <w:r>
-        <w:t xml:space="preserve">Device.Node.{i}.DeviceInfo.</w:t>
+        <w:t xml:space="preserve">Device.InterfaceStack.{i}.</w:t>
       </w:r>
     </w:p>
     <w:p>
@@ -8353,7 +8341,7 @@
         </w:numPr>
       </w:pPr>
       <w:r>
-        <w:t xml:space="preserve">Device.ProxiedDevice.{i}.DeviceInfo.</w:t>
+        <w:t xml:space="preserve">Device.IP.</w:t>
       </w:r>
     </w:p>
     <w:p>
@@ -8362,6 +8350,68 @@
         <w:numPr>
           <w:ilvl w:val="0"/>
           <w:numId w:val="1046"/>
+        </w:numPr>
+      </w:pPr>
+      <w:r>
+        <w:t xml:space="preserve">Device.QoS.</w:t>
+      </w:r>
+    </w:p>
+    <w:p>
+      <w:pPr>
+        <w:pStyle w:val="FirstParagraph"/>
+      </w:pPr>
+      <w:r>
+        <w:t xml:space="preserve">Taking Device.DeviceInfo. as an example, this means that all of the following</w:t>
+      </w:r>
+      <w:r>
+        <w:t xml:space="preserve"> </w:t>
+      </w:r>
+      <w:r>
+        <w:t xml:space="preserve">are valid Path Names:</w:t>
+      </w:r>
+    </w:p>
+    <w:p>
+      <w:pPr>
+        <w:pStyle w:val="Compact"/>
+        <w:numPr>
+          <w:ilvl w:val="0"/>
+          <w:numId w:val="1047"/>
+        </w:numPr>
+      </w:pPr>
+      <w:r>
+        <w:t xml:space="preserve">Device.DeviceInfo.</w:t>
+      </w:r>
+    </w:p>
+    <w:p>
+      <w:pPr>
+        <w:pStyle w:val="Compact"/>
+        <w:numPr>
+          <w:ilvl w:val="0"/>
+          <w:numId w:val="1047"/>
+        </w:numPr>
+      </w:pPr>
+      <w:r>
+        <w:t xml:space="preserve">Device.Node.{i}.DeviceInfo.</w:t>
+      </w:r>
+    </w:p>
+    <w:p>
+      <w:pPr>
+        <w:pStyle w:val="Compact"/>
+        <w:numPr>
+          <w:ilvl w:val="0"/>
+          <w:numId w:val="1047"/>
+        </w:numPr>
+      </w:pPr>
+      <w:r>
+        <w:t xml:space="preserve">Device.ProxiedDevice.{i}.DeviceInfo.</w:t>
+      </w:r>
+    </w:p>
+    <w:p>
+      <w:pPr>
+        <w:pStyle w:val="Compact"/>
+        <w:numPr>
+          <w:ilvl w:val="0"/>
+          <w:numId w:val="1047"/>
         </w:numPr>
       </w:pPr>
       <w:r>
@@ -8770,7 +8820,7 @@
       <w:pPr>
         <w:numPr>
           <w:ilvl w:val="0"/>
-          <w:numId w:val="1047"/>
+          <w:numId w:val="1048"/>
         </w:numPr>
       </w:pPr>
       <w:r>
@@ -8787,102 +8837,6 @@
       </w:r>
       <w:r>
         <w:t xml:space="preserve">already defined in earlier versions.</w:t>
-      </w:r>
-    </w:p>
-    <w:p>
-      <w:pPr>
-        <w:numPr>
-          <w:ilvl w:val="0"/>
-          <w:numId w:val="1047"/>
-        </w:numPr>
-      </w:pPr>
-      <w:r>
-        <w:t xml:space="preserve">The later version MUST NOT modify the definition of any parameter or</w:t>
-      </w:r>
-      <w:r>
-        <w:t xml:space="preserve"> </w:t>
-      </w:r>
-      <w:r>
-        <w:t xml:space="preserve">object already defined in an earlier version (unless the original</w:t>
-      </w:r>
-      <w:r>
-        <w:t xml:space="preserve"> </w:t>
-      </w:r>
-      <w:r>
-        <w:t xml:space="preserve">definition was clearly in error and has to be modified as an erratum</w:t>
-      </w:r>
-      <w:r>
-        <w:t xml:space="preserve"> </w:t>
-      </w:r>
-      <w:r>
-        <w:t xml:space="preserve">or clarified through a corrigendum process).</w:t>
-      </w:r>
-    </w:p>
-    <w:p>
-      <w:pPr>
-        <w:numPr>
-          <w:ilvl w:val="0"/>
-          <w:numId w:val="1047"/>
-        </w:numPr>
-      </w:pPr>
-      <w:r>
-        <w:t xml:space="preserve">The later version MUST NOT require any of the objects or parameters</w:t>
-      </w:r>
-      <w:r>
-        <w:t xml:space="preserve"> </w:t>
-      </w:r>
-      <w:r>
-        <w:t xml:space="preserve">that have been added since the earliest compatible version to be</w:t>
-      </w:r>
-      <w:r>
-        <w:t xml:space="preserve"> </w:t>
-      </w:r>
-      <w:r>
-        <w:t xml:space="preserve">explicitly operated upon by the Controller to ensure proper</w:t>
-      </w:r>
-      <w:r>
-        <w:t xml:space="preserve"> </w:t>
-      </w:r>
-      <w:r>
-        <w:t xml:space="preserve">operation of the device (except those functions specifically</w:t>
-      </w:r>
-      <w:r>
-        <w:t xml:space="preserve"> </w:t>
-      </w:r>
-      <w:r>
-        <w:t xml:space="preserve">associated with functionality added in later versions). That is, the</w:t>
-      </w:r>
-      <w:r>
-        <w:t xml:space="preserve"> </w:t>
-      </w:r>
-      <w:r>
-        <w:t xml:space="preserve">later version will accommodate a Controller that knows nothing of</w:t>
-      </w:r>
-      <w:r>
-        <w:t xml:space="preserve"> </w:t>
-      </w:r>
-      <w:r>
-        <w:t xml:space="preserve">elements added in later versions.</w:t>
-      </w:r>
-    </w:p>
-    <w:p>
-      <w:pPr>
-        <w:pStyle w:val="FirstParagraph"/>
-      </w:pPr>
-      <w:r>
-        <w:t xml:space="preserve">The goal of the above definition of compatibility is intended to ensure</w:t>
-      </w:r>
-      <w:r>
-        <w:t xml:space="preserve"> </w:t>
-      </w:r>
-      <w:r>
-        <w:t xml:space="preserve">bi-directional compatibility between a Controller and Agent.</w:t>
-      </w:r>
-      <w:r>
-        <w:t xml:space="preserve"> </w:t>
-      </w:r>
-      <w:r>
-        <w:t xml:space="preserve">Specifically that:</w:t>
       </w:r>
     </w:p>
     <w:p>
@@ -8893,25 +8847,25 @@
         </w:numPr>
       </w:pPr>
       <w:r>
-        <w:t xml:space="preserve">If a Controller supports only an earlier version of an object as</w:t>
-      </w:r>
-      <w:r>
-        <w:t xml:space="preserve"> </w:t>
-      </w:r>
-      <w:r>
-        <w:t xml:space="preserve">compared to the version supported by the Agent, the Controller can</w:t>
-      </w:r>
-      <w:r>
-        <w:t xml:space="preserve"> </w:t>
-      </w:r>
-      <w:r>
-        <w:t xml:space="preserve">successfully manage that object in the Agent as if it were the</w:t>
-      </w:r>
-      <w:r>
-        <w:t xml:space="preserve"> </w:t>
-      </w:r>
-      <w:r>
-        <w:t xml:space="preserve">earlier version.</w:t>
+        <w:t xml:space="preserve">The later version MUST NOT modify the definition of any parameter or</w:t>
+      </w:r>
+      <w:r>
+        <w:t xml:space="preserve"> </w:t>
+      </w:r>
+      <w:r>
+        <w:t xml:space="preserve">object already defined in an earlier version (unless the original</w:t>
+      </w:r>
+      <w:r>
+        <w:t xml:space="preserve"> </w:t>
+      </w:r>
+      <w:r>
+        <w:t xml:space="preserve">definition was clearly in error and has to be modified as an erratum</w:t>
+      </w:r>
+      <w:r>
+        <w:t xml:space="preserve"> </w:t>
+      </w:r>
+      <w:r>
+        <w:t xml:space="preserve">or clarified through a corrigendum process).</w:t>
       </w:r>
     </w:p>
     <w:p>
@@ -8919,6 +8873,102 @@
         <w:numPr>
           <w:ilvl w:val="0"/>
           <w:numId w:val="1048"/>
+        </w:numPr>
+      </w:pPr>
+      <w:r>
+        <w:t xml:space="preserve">The later version MUST NOT require any of the objects or parameters</w:t>
+      </w:r>
+      <w:r>
+        <w:t xml:space="preserve"> </w:t>
+      </w:r>
+      <w:r>
+        <w:t xml:space="preserve">that have been added since the earliest compatible version to be</w:t>
+      </w:r>
+      <w:r>
+        <w:t xml:space="preserve"> </w:t>
+      </w:r>
+      <w:r>
+        <w:t xml:space="preserve">explicitly operated upon by the Controller to ensure proper</w:t>
+      </w:r>
+      <w:r>
+        <w:t xml:space="preserve"> </w:t>
+      </w:r>
+      <w:r>
+        <w:t xml:space="preserve">operation of the device (except those functions specifically</w:t>
+      </w:r>
+      <w:r>
+        <w:t xml:space="preserve"> </w:t>
+      </w:r>
+      <w:r>
+        <w:t xml:space="preserve">associated with functionality added in later versions). That is, the</w:t>
+      </w:r>
+      <w:r>
+        <w:t xml:space="preserve"> </w:t>
+      </w:r>
+      <w:r>
+        <w:t xml:space="preserve">later version will accommodate a Controller that knows nothing of</w:t>
+      </w:r>
+      <w:r>
+        <w:t xml:space="preserve"> </w:t>
+      </w:r>
+      <w:r>
+        <w:t xml:space="preserve">elements added in later versions.</w:t>
+      </w:r>
+    </w:p>
+    <w:p>
+      <w:pPr>
+        <w:pStyle w:val="FirstParagraph"/>
+      </w:pPr>
+      <w:r>
+        <w:t xml:space="preserve">The goal of the above definition of compatibility is intended to ensure</w:t>
+      </w:r>
+      <w:r>
+        <w:t xml:space="preserve"> </w:t>
+      </w:r>
+      <w:r>
+        <w:t xml:space="preserve">bi-directional compatibility between a Controller and Agent.</w:t>
+      </w:r>
+      <w:r>
+        <w:t xml:space="preserve"> </w:t>
+      </w:r>
+      <w:r>
+        <w:t xml:space="preserve">Specifically that:</w:t>
+      </w:r>
+    </w:p>
+    <w:p>
+      <w:pPr>
+        <w:numPr>
+          <w:ilvl w:val="0"/>
+          <w:numId w:val="1049"/>
+        </w:numPr>
+      </w:pPr>
+      <w:r>
+        <w:t xml:space="preserve">If a Controller supports only an earlier version of an object as</w:t>
+      </w:r>
+      <w:r>
+        <w:t xml:space="preserve"> </w:t>
+      </w:r>
+      <w:r>
+        <w:t xml:space="preserve">compared to the version supported by the Agent, the Controller can</w:t>
+      </w:r>
+      <w:r>
+        <w:t xml:space="preserve"> </w:t>
+      </w:r>
+      <w:r>
+        <w:t xml:space="preserve">successfully manage that object in the Agent as if it were the</w:t>
+      </w:r>
+      <w:r>
+        <w:t xml:space="preserve"> </w:t>
+      </w:r>
+      <w:r>
+        <w:t xml:space="preserve">earlier version.</w:t>
+      </w:r>
+    </w:p>
+    <w:p>
+      <w:pPr>
+        <w:numPr>
+          <w:ilvl w:val="0"/>
+          <w:numId w:val="1049"/>
         </w:numPr>
       </w:pPr>
       <w:r>
@@ -9230,7 +9280,7 @@
       <w:pPr>
         <w:numPr>
           <w:ilvl w:val="0"/>
-          <w:numId w:val="1049"/>
+          <w:numId w:val="1050"/>
         </w:numPr>
       </w:pPr>
       <w:r>
@@ -9278,7 +9328,7 @@
       <w:pPr>
         <w:numPr>
           <w:ilvl w:val="0"/>
-          <w:numId w:val="1049"/>
+          <w:numId w:val="1050"/>
         </w:numPr>
       </w:pPr>
       <w:r>
@@ -9620,7 +9670,7 @@
       <w:pPr>
         <w:numPr>
           <w:ilvl w:val="0"/>
-          <w:numId w:val="1050"/>
+          <w:numId w:val="1051"/>
         </w:numPr>
       </w:pPr>
       <w:r>
@@ -9637,7 +9687,7 @@
       <w:pPr>
         <w:numPr>
           <w:ilvl w:val="0"/>
-          <w:numId w:val="1050"/>
+          <w:numId w:val="1051"/>
         </w:numPr>
       </w:pPr>
       <w:r>
@@ -10009,387 +10059,11 @@
       <w:pPr>
         <w:numPr>
           <w:ilvl w:val="0"/>
-          <w:numId w:val="1051"/>
+          <w:numId w:val="1052"/>
         </w:numPr>
       </w:pPr>
       <w:r>
         <w:t xml:space="preserve">A requirement for read support of a Parameter.</w:t>
-      </w:r>
-    </w:p>
-    <w:p>
-      <w:pPr>
-        <w:numPr>
-          <w:ilvl w:val="0"/>
-          <w:numId w:val="1051"/>
-        </w:numPr>
-      </w:pPr>
-      <w:r>
-        <w:t xml:space="preserve">A requirement for write support of a Parameter.</w:t>
-      </w:r>
-    </w:p>
-    <w:p>
-      <w:pPr>
-        <w:numPr>
-          <w:ilvl w:val="0"/>
-          <w:numId w:val="1051"/>
-        </w:numPr>
-      </w:pPr>
-      <w:r>
-        <w:t xml:space="preserve">A requirement for support of a Command.</w:t>
-      </w:r>
-    </w:p>
-    <w:p>
-      <w:pPr>
-        <w:numPr>
-          <w:ilvl w:val="0"/>
-          <w:numId w:val="1051"/>
-        </w:numPr>
-      </w:pPr>
-      <w:r>
-        <w:t xml:space="preserve">A requirement for support of a sub-Object contained within the</w:t>
-      </w:r>
-      <w:r>
-        <w:t xml:space="preserve"> </w:t>
-      </w:r>
-      <w:r>
-        <w:t xml:space="preserve">overall Object.</w:t>
-      </w:r>
-    </w:p>
-    <w:p>
-      <w:pPr>
-        <w:numPr>
-          <w:ilvl w:val="0"/>
-          <w:numId w:val="1051"/>
-        </w:numPr>
-      </w:pPr>
-      <w:r>
-        <w:t xml:space="preserve">A requirement for the ability to add or remove instances of a</w:t>
-      </w:r>
-      <w:r>
-        <w:t xml:space="preserve"> </w:t>
-      </w:r>
-      <w:r>
-        <w:t xml:space="preserve">sub-Object.</w:t>
-      </w:r>
-    </w:p>
-    <w:p>
-      <w:pPr>
-        <w:numPr>
-          <w:ilvl w:val="0"/>
-          <w:numId w:val="1051"/>
-        </w:numPr>
-      </w:pPr>
-      <w:r>
-        <w:t xml:space="preserve">A requirement to support active notification for a Parameter.</w:t>
-      </w:r>
-    </w:p>
-    <w:p>
-      <w:pPr>
-        <w:numPr>
-          <w:ilvl w:val="0"/>
-          <w:numId w:val="1051"/>
-        </w:numPr>
-      </w:pPr>
-      <w:r>
-        <w:t xml:space="preserve">A requirement to support access control for a given Parameter.</w:t>
-      </w:r>
-    </w:p>
-    <w:p>
-      <w:pPr>
-        <w:pStyle w:val="FirstParagraph"/>
-      </w:pPr>
-      <w:r>
-        <w:t xml:space="preserve">For each of the requirement categories listed above, a profile can</w:t>
-      </w:r>
-      <w:r>
-        <w:t xml:space="preserve"> </w:t>
-      </w:r>
-      <w:r>
-        <w:t xml:space="preserve">define the requirement unconditionally, or can place one or more</w:t>
-      </w:r>
-      <w:r>
-        <w:t xml:space="preserve"> </w:t>
-      </w:r>
-      <w:r>
-        <w:t xml:space="preserve">conditions on the requirement. For example, a profile might require that</w:t>
-      </w:r>
-      <w:r>
-        <w:t xml:space="preserve"> </w:t>
-      </w:r>
-      <w:r>
-        <w:t xml:space="preserve">a Parameter be supported for reading only if the device supports some</w:t>
-      </w:r>
-      <w:r>
-        <w:t xml:space="preserve"> </w:t>
-      </w:r>
-      <w:r>
-        <w:t xml:space="preserve">other Parameter or Object (one that is not itself REQUIRED by the</w:t>
-      </w:r>
-      <w:r>
-        <w:t xml:space="preserve"> </w:t>
-      </w:r>
-      <w:r>
-        <w:t xml:space="preserve">profile). Such conditions will be directly related to the data model of</w:t>
-      </w:r>
-      <w:r>
-        <w:t xml:space="preserve"> </w:t>
-      </w:r>
-      <w:r>
-        <w:t xml:space="preserve">the overall object associated with the profile.</w:t>
-      </w:r>
-    </w:p>
-    <w:p>
-      <w:pPr>
-        <w:pStyle w:val="BodyText"/>
-      </w:pPr>
-      <w:r>
-        <w:t xml:space="preserve">Because a device has to be able to support multiple profiles, all</w:t>
-      </w:r>
-      <w:r>
-        <w:t xml:space="preserve"> </w:t>
-      </w:r>
-      <w:r>
-        <w:t xml:space="preserve">profiles MUST be defined such that they are non-contradictory. As a</w:t>
-      </w:r>
-      <w:r>
-        <w:t xml:space="preserve"> </w:t>
-      </w:r>
-      <w:r>
-        <w:t xml:space="preserve">result, profiles MUST only define minimum requirements to be met, and</w:t>
-      </w:r>
-      <w:r>
-        <w:t xml:space="preserve"> </w:t>
-      </w:r>
-      <w:r>
-        <w:t xml:space="preserve">MUST NOT specify negative requirements. That is, profiles will not</w:t>
-      </w:r>
-      <w:r>
-        <w:t xml:space="preserve"> </w:t>
-      </w:r>
-      <w:r>
-        <w:t xml:space="preserve">include requirements that specify something that is not to be supported</w:t>
-      </w:r>
-      <w:r>
-        <w:t xml:space="preserve"> </w:t>
-      </w:r>
-      <w:r>
-        <w:t xml:space="preserve">by the device, or requirements that exclude a range of values.</w:t>
-      </w:r>
-    </w:p>
-    <w:bookmarkEnd w:id="81"/>
-    <w:bookmarkEnd w:id="82"/>
-    <w:bookmarkStart w:id="85" w:name="sec:deprecated-and-obsoleted-items"/>
-    <w:p>
-      <w:pPr>
-        <w:pStyle w:val="Heading2"/>
-      </w:pPr>
-      <w:r>
-        <w:t xml:space="preserve">2.4 DEPRECATED and OBSOLETED Items</w:t>
-      </w:r>
-    </w:p>
-    <w:p>
-      <w:pPr>
-        <w:pStyle w:val="FirstParagraph"/>
-      </w:pPr>
-      <w:r>
-        <w:t xml:space="preserve">The key word</w:t>
-      </w:r>
-      <w:r>
-        <w:t xml:space="preserve"> </w:t>
-      </w:r>
-      <w:r>
-        <w:t xml:space="preserve">“DEPRECATED”</w:t>
-      </w:r>
-      <w:r>
-        <w:t xml:space="preserve"> </w:t>
-      </w:r>
-      <w:r>
-        <w:t xml:space="preserve">in a data model definition is to be</w:t>
-      </w:r>
-      <w:r>
-        <w:t xml:space="preserve"> </w:t>
-      </w:r>
-      <w:r>
-        <w:t xml:space="preserve">interpreted as follows: This term refers to an object, parameter or</w:t>
-      </w:r>
-      <w:r>
-        <w:t xml:space="preserve"> </w:t>
-      </w:r>
-      <w:r>
-        <w:t xml:space="preserve">parameter value that is defined in the current version of the standard</w:t>
-      </w:r>
-      <w:r>
-        <w:t xml:space="preserve"> </w:t>
-      </w:r>
-      <w:r>
-        <w:t xml:space="preserve">but is meaningless, inappropriate, or otherwise unnecessary. It is</w:t>
-      </w:r>
-      <w:r>
-        <w:t xml:space="preserve"> </w:t>
-      </w:r>
-      <w:r>
-        <w:t xml:space="preserve">intended that such objects, parameters or parameter values will be</w:t>
-      </w:r>
-      <w:r>
-        <w:t xml:space="preserve"> </w:t>
-      </w:r>
-      <w:r>
-        <w:t xml:space="preserve">removed from the next major version of the data model. Requirements on</w:t>
-      </w:r>
-      <w:r>
-        <w:t xml:space="preserve"> </w:t>
-      </w:r>
-      <w:r>
-        <w:t xml:space="preserve">how to interpret or implement deprecated objects, parameters or</w:t>
-      </w:r>
-      <w:r>
-        <w:t xml:space="preserve"> </w:t>
-      </w:r>
-      <w:r>
-        <w:t xml:space="preserve">parameter values are given below. For more information on how to</w:t>
-      </w:r>
-      <w:r>
-        <w:t xml:space="preserve"> </w:t>
-      </w:r>
-      <w:r>
-        <w:t xml:space="preserve">interpret or implement specific deprecated objects, parameters or</w:t>
-      </w:r>
-      <w:r>
-        <w:t xml:space="preserve"> </w:t>
-      </w:r>
-      <w:r>
-        <w:t xml:space="preserve">parameter values, refer to the definition of the object or parameter.</w:t>
-      </w:r>
-    </w:p>
-    <w:p>
-      <w:pPr>
-        <w:pStyle w:val="BodyText"/>
-      </w:pPr>
-      <w:r>
-        <w:t xml:space="preserve">The key word</w:t>
-      </w:r>
-      <w:r>
-        <w:t xml:space="preserve"> </w:t>
-      </w:r>
-      <w:r>
-        <w:t xml:space="preserve">“OBSOLETED”</w:t>
-      </w:r>
-      <w:r>
-        <w:t xml:space="preserve"> </w:t>
-      </w:r>
-      <w:r>
-        <w:t xml:space="preserve">in a data model definition is to be interpreted</w:t>
-      </w:r>
-      <w:r>
-        <w:t xml:space="preserve"> </w:t>
-      </w:r>
-      <w:r>
-        <w:t xml:space="preserve">as follows: This term refers to an object, parameter or parameter value</w:t>
-      </w:r>
-      <w:r>
-        <w:t xml:space="preserve"> </w:t>
-      </w:r>
-      <w:r>
-        <w:t xml:space="preserve">that meets the requirements for being deprecated, and in addition is</w:t>
-      </w:r>
-      <w:r>
-        <w:t xml:space="preserve"> </w:t>
-      </w:r>
-      <w:r>
-        <w:t xml:space="preserve">obsolete. Such objects, parameters or parameter values can be removed</w:t>
-      </w:r>
-      <w:r>
-        <w:t xml:space="preserve"> </w:t>
-      </w:r>
-      <w:r>
-        <w:t xml:space="preserve">from a later minor version of a data model, or from a later version of a</w:t>
-      </w:r>
-      <w:r>
-        <w:t xml:space="preserve"> </w:t>
-      </w:r>
-      <w:r>
-        <w:t xml:space="preserve">profile, without this being regarded as breaking backwards compatibility</w:t>
-      </w:r>
-      <w:r>
-        <w:t xml:space="preserve"> </w:t>
-      </w:r>
-      <w:r>
-        <w:t xml:space="preserve">rules. Requirements on how to interpret or implement obsoleted objects,</w:t>
-      </w:r>
-      <w:r>
-        <w:t xml:space="preserve"> </w:t>
-      </w:r>
-      <w:r>
-        <w:t xml:space="preserve">parameters or parameter values are given below. For more information on</w:t>
-      </w:r>
-      <w:r>
-        <w:t xml:space="preserve"> </w:t>
-      </w:r>
-      <w:r>
-        <w:t xml:space="preserve">how to interpret or implement specific obsoleted objects, parameters or</w:t>
-      </w:r>
-      <w:r>
-        <w:t xml:space="preserve"> </w:t>
-      </w:r>
-      <w:r>
-        <w:t xml:space="preserve">parameter values, refer to the definition of the object or parameter.</w:t>
-      </w:r>
-    </w:p>
-    <w:p>
-      <w:pPr>
-        <w:pStyle w:val="BodyText"/>
-      </w:pPr>
-      <w:r>
-        <w:t xml:space="preserve">If any items within a profile are DEPRECATED or OBSOLETED, then the profile</w:t>
-      </w:r>
-      <w:r>
-        <w:t xml:space="preserve"> </w:t>
-      </w:r>
-      <w:r>
-        <w:t xml:space="preserve">MUST be (correspondingly) DEPRECATED or OBSOLETED, and it will be necessary to</w:t>
-      </w:r>
-      <w:r>
-        <w:t xml:space="preserve"> </w:t>
-      </w:r>
-      <w:r>
-        <w:t xml:space="preserve">define a new profile version that omits any DEPRECATED or OBSOLETED items.</w:t>
-      </w:r>
-    </w:p>
-    <w:bookmarkStart w:id="83" w:name="sec:requirements-for-deprecated-items"/>
-    <w:p>
-      <w:pPr>
-        <w:pStyle w:val="Heading3"/>
-      </w:pPr>
-      <w:r>
-        <w:t xml:space="preserve">2.4.1 Requirements for DEPRECATED Items</w:t>
-      </w:r>
-    </w:p>
-    <w:p>
-      <w:pPr>
-        <w:pStyle w:val="FirstParagraph"/>
-      </w:pPr>
-      <w:r>
-        <w:t xml:space="preserve">This section defines requirements that apply to all DEPRECATED objects,</w:t>
-      </w:r>
-      <w:r>
-        <w:t xml:space="preserve"> </w:t>
-      </w:r>
-      <w:r>
-        <w:t xml:space="preserve">parameters and parameter values unless specifically overridden by the</w:t>
-      </w:r>
-      <w:r>
-        <w:t xml:space="preserve"> </w:t>
-      </w:r>
-      <w:r>
-        <w:t xml:space="preserve">object or parameter definition.</w:t>
-      </w:r>
-    </w:p>
-    <w:p>
-      <w:pPr>
-        <w:pStyle w:val="BodyText"/>
-      </w:pPr>
-      <w:r>
-        <w:t xml:space="preserve">Data model requirements:</w:t>
       </w:r>
     </w:p>
     <w:p>
@@ -10400,13 +10074,7 @@
         </w:numPr>
       </w:pPr>
       <w:r>
-        <w:t xml:space="preserve">The definition of a DEPRECATED parameter, object or parameter value</w:t>
-      </w:r>
-      <w:r>
-        <w:t xml:space="preserve"> </w:t>
-      </w:r>
-      <w:r>
-        <w:t xml:space="preserve">MUST include an explanation of why the item is deprecated.</w:t>
+        <w:t xml:space="preserve">A requirement for write support of a Parameter.</w:t>
       </w:r>
     </w:p>
     <w:p>
@@ -10414,6 +10082,388 @@
         <w:numPr>
           <w:ilvl w:val="0"/>
           <w:numId w:val="1052"/>
+        </w:numPr>
+      </w:pPr>
+      <w:r>
+        <w:t xml:space="preserve">A requirement for support of a Command.</w:t>
+      </w:r>
+    </w:p>
+    <w:p>
+      <w:pPr>
+        <w:numPr>
+          <w:ilvl w:val="0"/>
+          <w:numId w:val="1052"/>
+        </w:numPr>
+      </w:pPr>
+      <w:r>
+        <w:t xml:space="preserve">A requirement for support of a sub-Object contained within the</w:t>
+      </w:r>
+      <w:r>
+        <w:t xml:space="preserve"> </w:t>
+      </w:r>
+      <w:r>
+        <w:t xml:space="preserve">overall Object.</w:t>
+      </w:r>
+    </w:p>
+    <w:p>
+      <w:pPr>
+        <w:numPr>
+          <w:ilvl w:val="0"/>
+          <w:numId w:val="1052"/>
+        </w:numPr>
+      </w:pPr>
+      <w:r>
+        <w:t xml:space="preserve">A requirement for the ability to add or remove instances of a</w:t>
+      </w:r>
+      <w:r>
+        <w:t xml:space="preserve"> </w:t>
+      </w:r>
+      <w:r>
+        <w:t xml:space="preserve">sub-Object.</w:t>
+      </w:r>
+    </w:p>
+    <w:p>
+      <w:pPr>
+        <w:numPr>
+          <w:ilvl w:val="0"/>
+          <w:numId w:val="1052"/>
+        </w:numPr>
+      </w:pPr>
+      <w:r>
+        <w:t xml:space="preserve">A requirement to support active notification for a Parameter.</w:t>
+      </w:r>
+    </w:p>
+    <w:p>
+      <w:pPr>
+        <w:numPr>
+          <w:ilvl w:val="0"/>
+          <w:numId w:val="1052"/>
+        </w:numPr>
+      </w:pPr>
+      <w:r>
+        <w:t xml:space="preserve">A requirement to support access control for a given Parameter.</w:t>
+      </w:r>
+    </w:p>
+    <w:p>
+      <w:pPr>
+        <w:pStyle w:val="FirstParagraph"/>
+      </w:pPr>
+      <w:r>
+        <w:t xml:space="preserve">For each of the requirement categories listed above, a profile can</w:t>
+      </w:r>
+      <w:r>
+        <w:t xml:space="preserve"> </w:t>
+      </w:r>
+      <w:r>
+        <w:t xml:space="preserve">define the requirement unconditionally, or can place one or more</w:t>
+      </w:r>
+      <w:r>
+        <w:t xml:space="preserve"> </w:t>
+      </w:r>
+      <w:r>
+        <w:t xml:space="preserve">conditions on the requirement. For example, a profile might require that</w:t>
+      </w:r>
+      <w:r>
+        <w:t xml:space="preserve"> </w:t>
+      </w:r>
+      <w:r>
+        <w:t xml:space="preserve">a Parameter be supported for reading only if the device supports some</w:t>
+      </w:r>
+      <w:r>
+        <w:t xml:space="preserve"> </w:t>
+      </w:r>
+      <w:r>
+        <w:t xml:space="preserve">other Parameter or Object (one that is not itself REQUIRED by the</w:t>
+      </w:r>
+      <w:r>
+        <w:t xml:space="preserve"> </w:t>
+      </w:r>
+      <w:r>
+        <w:t xml:space="preserve">profile). Such conditions will be directly related to the data model of</w:t>
+      </w:r>
+      <w:r>
+        <w:t xml:space="preserve"> </w:t>
+      </w:r>
+      <w:r>
+        <w:t xml:space="preserve">the overall object associated with the profile.</w:t>
+      </w:r>
+    </w:p>
+    <w:p>
+      <w:pPr>
+        <w:pStyle w:val="BodyText"/>
+      </w:pPr>
+      <w:r>
+        <w:t xml:space="preserve">Because a device has to be able to support multiple profiles, all</w:t>
+      </w:r>
+      <w:r>
+        <w:t xml:space="preserve"> </w:t>
+      </w:r>
+      <w:r>
+        <w:t xml:space="preserve">profiles MUST be defined such that they are non-contradictory. As a</w:t>
+      </w:r>
+      <w:r>
+        <w:t xml:space="preserve"> </w:t>
+      </w:r>
+      <w:r>
+        <w:t xml:space="preserve">result, profiles MUST only define minimum requirements to be met, and</w:t>
+      </w:r>
+      <w:r>
+        <w:t xml:space="preserve"> </w:t>
+      </w:r>
+      <w:r>
+        <w:t xml:space="preserve">MUST NOT specify negative requirements. That is, profiles will not</w:t>
+      </w:r>
+      <w:r>
+        <w:t xml:space="preserve"> </w:t>
+      </w:r>
+      <w:r>
+        <w:t xml:space="preserve">include requirements that specify something that is not to be supported</w:t>
+      </w:r>
+      <w:r>
+        <w:t xml:space="preserve"> </w:t>
+      </w:r>
+      <w:r>
+        <w:t xml:space="preserve">by the device, or requirements that exclude a range of values.</w:t>
+      </w:r>
+    </w:p>
+    <w:bookmarkEnd w:id="81"/>
+    <w:bookmarkEnd w:id="82"/>
+    <w:bookmarkStart w:id="85" w:name="sec:deprecated-and-obsoleted-items"/>
+    <w:p>
+      <w:pPr>
+        <w:pStyle w:val="Heading2"/>
+      </w:pPr>
+      <w:r>
+        <w:t xml:space="preserve">2.4 DEPRECATED and OBSOLETED Items</w:t>
+      </w:r>
+    </w:p>
+    <w:p>
+      <w:pPr>
+        <w:pStyle w:val="FirstParagraph"/>
+      </w:pPr>
+      <w:r>
+        <w:t xml:space="preserve">The key word</w:t>
+      </w:r>
+      <w:r>
+        <w:t xml:space="preserve"> </w:t>
+      </w:r>
+      <w:r>
+        <w:t xml:space="preserve">“DEPRECATED”</w:t>
+      </w:r>
+      <w:r>
+        <w:t xml:space="preserve"> </w:t>
+      </w:r>
+      <w:r>
+        <w:t xml:space="preserve">in a data model definition is to be</w:t>
+      </w:r>
+      <w:r>
+        <w:t xml:space="preserve"> </w:t>
+      </w:r>
+      <w:r>
+        <w:t xml:space="preserve">interpreted as follows: This term refers to an object, parameter or</w:t>
+      </w:r>
+      <w:r>
+        <w:t xml:space="preserve"> </w:t>
+      </w:r>
+      <w:r>
+        <w:t xml:space="preserve">parameter value that is defined in the current version of the standard</w:t>
+      </w:r>
+      <w:r>
+        <w:t xml:space="preserve"> </w:t>
+      </w:r>
+      <w:r>
+        <w:t xml:space="preserve">but is meaningless, inappropriate, or otherwise unnecessary. It is</w:t>
+      </w:r>
+      <w:r>
+        <w:t xml:space="preserve"> </w:t>
+      </w:r>
+      <w:r>
+        <w:t xml:space="preserve">intended that such objects, parameters or parameter values will be</w:t>
+      </w:r>
+      <w:r>
+        <w:t xml:space="preserve"> </w:t>
+      </w:r>
+      <w:r>
+        <w:t xml:space="preserve">removed from the next major version of the data model. Requirements on</w:t>
+      </w:r>
+      <w:r>
+        <w:t xml:space="preserve"> </w:t>
+      </w:r>
+      <w:r>
+        <w:t xml:space="preserve">how to interpret or implement deprecated objects, parameters or</w:t>
+      </w:r>
+      <w:r>
+        <w:t xml:space="preserve"> </w:t>
+      </w:r>
+      <w:r>
+        <w:t xml:space="preserve">parameter values are given below. For more information on how to</w:t>
+      </w:r>
+      <w:r>
+        <w:t xml:space="preserve"> </w:t>
+      </w:r>
+      <w:r>
+        <w:t xml:space="preserve">interpret or implement specific deprecated objects, parameters or</w:t>
+      </w:r>
+      <w:r>
+        <w:t xml:space="preserve"> </w:t>
+      </w:r>
+      <w:r>
+        <w:t xml:space="preserve">parameter values, refer to the definition of the object or parameter.</w:t>
+      </w:r>
+    </w:p>
+    <w:p>
+      <w:pPr>
+        <w:pStyle w:val="BodyText"/>
+      </w:pPr>
+      <w:r>
+        <w:t xml:space="preserve">The key word</w:t>
+      </w:r>
+      <w:r>
+        <w:t xml:space="preserve"> </w:t>
+      </w:r>
+      <w:r>
+        <w:t xml:space="preserve">“OBSOLETED”</w:t>
+      </w:r>
+      <w:r>
+        <w:t xml:space="preserve"> </w:t>
+      </w:r>
+      <w:r>
+        <w:t xml:space="preserve">in a data model definition is to be interpreted</w:t>
+      </w:r>
+      <w:r>
+        <w:t xml:space="preserve"> </w:t>
+      </w:r>
+      <w:r>
+        <w:t xml:space="preserve">as follows: This term refers to an object, parameter or parameter value</w:t>
+      </w:r>
+      <w:r>
+        <w:t xml:space="preserve"> </w:t>
+      </w:r>
+      <w:r>
+        <w:t xml:space="preserve">that meets the requirements for being deprecated, and in addition is</w:t>
+      </w:r>
+      <w:r>
+        <w:t xml:space="preserve"> </w:t>
+      </w:r>
+      <w:r>
+        <w:t xml:space="preserve">obsolete. Such objects, parameters or parameter values can be removed</w:t>
+      </w:r>
+      <w:r>
+        <w:t xml:space="preserve"> </w:t>
+      </w:r>
+      <w:r>
+        <w:t xml:space="preserve">from a later minor version of a data model, or from a later version of a</w:t>
+      </w:r>
+      <w:r>
+        <w:t xml:space="preserve"> </w:t>
+      </w:r>
+      <w:r>
+        <w:t xml:space="preserve">profile, without this being regarded as breaking backwards compatibility</w:t>
+      </w:r>
+      <w:r>
+        <w:t xml:space="preserve"> </w:t>
+      </w:r>
+      <w:r>
+        <w:t xml:space="preserve">rules. Requirements on how to interpret or implement obsoleted objects,</w:t>
+      </w:r>
+      <w:r>
+        <w:t xml:space="preserve"> </w:t>
+      </w:r>
+      <w:r>
+        <w:t xml:space="preserve">parameters or parameter values are given below. For more information on</w:t>
+      </w:r>
+      <w:r>
+        <w:t xml:space="preserve"> </w:t>
+      </w:r>
+      <w:r>
+        <w:t xml:space="preserve">how to interpret or implement specific obsoleted objects, parameters or</w:t>
+      </w:r>
+      <w:r>
+        <w:t xml:space="preserve"> </w:t>
+      </w:r>
+      <w:r>
+        <w:t xml:space="preserve">parameter values, refer to the definition of the object or parameter.</w:t>
+      </w:r>
+    </w:p>
+    <w:p>
+      <w:pPr>
+        <w:pStyle w:val="BodyText"/>
+      </w:pPr>
+      <w:r>
+        <w:t xml:space="preserve">If any items within a profile are DEPRECATED or OBSOLETED, then the profile</w:t>
+      </w:r>
+      <w:r>
+        <w:t xml:space="preserve"> </w:t>
+      </w:r>
+      <w:r>
+        <w:t xml:space="preserve">MUST be (correspondingly) DEPRECATED or OBSOLETED, and it will be necessary to</w:t>
+      </w:r>
+      <w:r>
+        <w:t xml:space="preserve"> </w:t>
+      </w:r>
+      <w:r>
+        <w:t xml:space="preserve">define a new profile version that omits any DEPRECATED or OBSOLETED items.</w:t>
+      </w:r>
+    </w:p>
+    <w:bookmarkStart w:id="83" w:name="sec:requirements-for-deprecated-items"/>
+    <w:p>
+      <w:pPr>
+        <w:pStyle w:val="Heading3"/>
+      </w:pPr>
+      <w:r>
+        <w:t xml:space="preserve">2.4.1 Requirements for DEPRECATED Items</w:t>
+      </w:r>
+    </w:p>
+    <w:p>
+      <w:pPr>
+        <w:pStyle w:val="FirstParagraph"/>
+      </w:pPr>
+      <w:r>
+        <w:t xml:space="preserve">This section defines requirements that apply to all DEPRECATED objects,</w:t>
+      </w:r>
+      <w:r>
+        <w:t xml:space="preserve"> </w:t>
+      </w:r>
+      <w:r>
+        <w:t xml:space="preserve">parameters and parameter values unless specifically overridden by the</w:t>
+      </w:r>
+      <w:r>
+        <w:t xml:space="preserve"> </w:t>
+      </w:r>
+      <w:r>
+        <w:t xml:space="preserve">object or parameter definition.</w:t>
+      </w:r>
+    </w:p>
+    <w:p>
+      <w:pPr>
+        <w:pStyle w:val="BodyText"/>
+      </w:pPr>
+      <w:r>
+        <w:t xml:space="preserve">Data model requirements:</w:t>
+      </w:r>
+    </w:p>
+    <w:p>
+      <w:pPr>
+        <w:numPr>
+          <w:ilvl w:val="0"/>
+          <w:numId w:val="1053"/>
+        </w:numPr>
+      </w:pPr>
+      <w:r>
+        <w:t xml:space="preserve">The definition of a DEPRECATED parameter, object or parameter value</w:t>
+      </w:r>
+      <w:r>
+        <w:t xml:space="preserve"> </w:t>
+      </w:r>
+      <w:r>
+        <w:t xml:space="preserve">MUST include an explanation of why the item is deprecated.</w:t>
+      </w:r>
+    </w:p>
+    <w:p>
+      <w:pPr>
+        <w:numPr>
+          <w:ilvl w:val="0"/>
+          <w:numId w:val="1053"/>
         </w:numPr>
       </w:pPr>
       <w:r>
@@ -10481,7 +10531,7 @@
       <w:pPr>
         <w:numPr>
           <w:ilvl w:val="0"/>
-          <w:numId w:val="1053"/>
+          <w:numId w:val="1054"/>
         </w:numPr>
       </w:pPr>
       <w:r>
@@ -10504,118 +10554,6 @@
       </w:r>
       <w:r>
         <w:t xml:space="preserve">string parameters) requirements.</w:t>
-      </w:r>
-    </w:p>
-    <w:p>
-      <w:pPr>
-        <w:numPr>
-          <w:ilvl w:val="0"/>
-          <w:numId w:val="1053"/>
-        </w:numPr>
-      </w:pPr>
-      <w:r>
-        <w:t xml:space="preserve">Detailed behavioral requirements for a DEPRECATED parameter, e.g.</w:t>
-      </w:r>
-      <w:r>
-        <w:t xml:space="preserve"> </w:t>
-      </w:r>
-      <w:r>
-        <w:t xml:space="preserve">that its value is a unique key, MAY be ignored by the Agent.</w:t>
-      </w:r>
-    </w:p>
-    <w:p>
-      <w:pPr>
-        <w:numPr>
-          <w:ilvl w:val="0"/>
-          <w:numId w:val="1053"/>
-        </w:numPr>
-      </w:pPr>
-      <w:r>
-        <w:t xml:space="preserve">The Agent MUST, if such operations are permitted by the data model</w:t>
-      </w:r>
-      <w:r>
-        <w:t xml:space="preserve"> </w:t>
-      </w:r>
-      <w:r>
-        <w:t xml:space="preserve">definition, permit creation of DEPRECATED objects, modification of</w:t>
-      </w:r>
-      <w:r>
-        <w:t xml:space="preserve"> </w:t>
-      </w:r>
-      <w:r>
-        <w:t xml:space="preserve">DEPRECATED parameters, and setting of DEPRECATED parameter values.</w:t>
-      </w:r>
-      <w:r>
-        <w:t xml:space="preserve"> </w:t>
-      </w:r>
-      <w:r>
-        <w:t xml:space="preserve">However, it MAY choose not to apply such changes to its operational</w:t>
-      </w:r>
-      <w:r>
-        <w:t xml:space="preserve"> </w:t>
-      </w:r>
-      <w:r>
-        <w:t xml:space="preserve">state.</w:t>
-      </w:r>
-    </w:p>
-    <w:p>
-      <w:pPr>
-        <w:numPr>
-          <w:ilvl w:val="0"/>
-          <w:numId w:val="1053"/>
-        </w:numPr>
-      </w:pPr>
-      <w:r>
-        <w:t xml:space="preserve">Regardless of whether DEPRECATED changes are applied to the Agent’s</w:t>
-      </w:r>
-      <w:r>
-        <w:t xml:space="preserve"> </w:t>
-      </w:r>
-      <w:r>
-        <w:t xml:space="preserve">operational state, a read of a DEPRECATED writable parameter SHOULD</w:t>
-      </w:r>
-      <w:r>
-        <w:t xml:space="preserve"> </w:t>
-      </w:r>
-      <w:r>
-        <w:t xml:space="preserve">return the value that was last written, i.e. the Agent is expected</w:t>
-      </w:r>
-      <w:r>
-        <w:t xml:space="preserve"> </w:t>
-      </w:r>
-      <w:r>
-        <w:t xml:space="preserve">to store the value even if it chooses not to apply it to its</w:t>
-      </w:r>
-      <w:r>
-        <w:t xml:space="preserve"> </w:t>
-      </w:r>
-      <w:r>
-        <w:t xml:space="preserve">operational state.</w:t>
-      </w:r>
-    </w:p>
-    <w:p>
-      <w:pPr>
-        <w:numPr>
-          <w:ilvl w:val="0"/>
-          <w:numId w:val="1053"/>
-        </w:numPr>
-      </w:pPr>
-      <w:r>
-        <w:t xml:space="preserve">The Agent MAY reject an attempt by a Controller to set any parameter</w:t>
-      </w:r>
-      <w:r>
-        <w:t xml:space="preserve"> </w:t>
-      </w:r>
-      <w:r>
-        <w:t xml:space="preserve">to a DEPRECATED value.</w:t>
-      </w:r>
-    </w:p>
-    <w:p>
-      <w:pPr>
-        <w:pStyle w:val="FirstParagraph"/>
-      </w:pPr>
-      <w:r>
-        <w:t xml:space="preserve">Controller requirements:</w:t>
       </w:r>
     </w:p>
     <w:p>
@@ -10626,13 +10564,13 @@
         </w:numPr>
       </w:pPr>
       <w:r>
-        <w:t xml:space="preserve">The Controller SHOULD NOT create DEPRECATED objects, modify</w:t>
-      </w:r>
-      <w:r>
-        <w:t xml:space="preserve"> </w:t>
-      </w:r>
-      <w:r>
-        <w:t xml:space="preserve">DEPRECATED parameters, or set DEPRECATED parameter values.</w:t>
+        <w:t xml:space="preserve">Detailed behavioral requirements for a DEPRECATED parameter, e.g.</w:t>
+      </w:r>
+      <w:r>
+        <w:t xml:space="preserve"> </w:t>
+      </w:r>
+      <w:r>
+        <w:t xml:space="preserve">that its value is a unique key, MAY be ignored by the Agent.</w:t>
       </w:r>
     </w:p>
     <w:p>
@@ -10643,13 +10581,31 @@
         </w:numPr>
       </w:pPr>
       <w:r>
-        <w:t xml:space="preserve">The Controller SHOULD ignore DEPRECATED objects, parameters and</w:t>
-      </w:r>
-      <w:r>
-        <w:t xml:space="preserve"> </w:t>
-      </w:r>
-      <w:r>
-        <w:t xml:space="preserve">parameter values.</w:t>
+        <w:t xml:space="preserve">The Agent MUST, if such operations are permitted by the data model</w:t>
+      </w:r>
+      <w:r>
+        <w:t xml:space="preserve"> </w:t>
+      </w:r>
+      <w:r>
+        <w:t xml:space="preserve">definition, permit creation of DEPRECATED objects, modification of</w:t>
+      </w:r>
+      <w:r>
+        <w:t xml:space="preserve"> </w:t>
+      </w:r>
+      <w:r>
+        <w:t xml:space="preserve">DEPRECATED parameters, and setting of DEPRECATED parameter values.</w:t>
+      </w:r>
+      <w:r>
+        <w:t xml:space="preserve"> </w:t>
+      </w:r>
+      <w:r>
+        <w:t xml:space="preserve">However, it MAY choose not to apply such changes to its operational</w:t>
+      </w:r>
+      <w:r>
+        <w:t xml:space="preserve"> </w:t>
+      </w:r>
+      <w:r>
+        <w:t xml:space="preserve">state.</w:t>
       </w:r>
     </w:p>
     <w:p>
@@ -10660,31 +10616,31 @@
         </w:numPr>
       </w:pPr>
       <w:r>
-        <w:t xml:space="preserve">The Controller SHOULD NOT set a DEPRECATED parameter to a value that</w:t>
-      </w:r>
-      <w:r>
-        <w:t xml:space="preserve"> </w:t>
-      </w:r>
-      <w:r>
-        <w:t xml:space="preserve">is invalid for its data type or fails to fulfill any range (for</w:t>
-      </w:r>
-      <w:r>
-        <w:t xml:space="preserve"> </w:t>
-      </w:r>
-      <w:r>
-        <w:t xml:space="preserve">numeric parameters), length (for string, base64 or hexBinary</w:t>
-      </w:r>
-      <w:r>
-        <w:t xml:space="preserve"> </w:t>
-      </w:r>
-      <w:r>
-        <w:t xml:space="preserve">parameters) or enumerated value (for string parameters)</w:t>
-      </w:r>
-      <w:r>
-        <w:t xml:space="preserve"> </w:t>
-      </w:r>
-      <w:r>
-        <w:t xml:space="preserve">requirements.</w:t>
+        <w:t xml:space="preserve">Regardless of whether DEPRECATED changes are applied to the Agent’s</w:t>
+      </w:r>
+      <w:r>
+        <w:t xml:space="preserve"> </w:t>
+      </w:r>
+      <w:r>
+        <w:t xml:space="preserve">operational state, a read of a DEPRECATED writable parameter SHOULD</w:t>
+      </w:r>
+      <w:r>
+        <w:t xml:space="preserve"> </w:t>
+      </w:r>
+      <w:r>
+        <w:t xml:space="preserve">return the value that was last written, i.e. the Agent is expected</w:t>
+      </w:r>
+      <w:r>
+        <w:t xml:space="preserve"> </w:t>
+      </w:r>
+      <w:r>
+        <w:t xml:space="preserve">to store the value even if it chooses not to apply it to its</w:t>
+      </w:r>
+      <w:r>
+        <w:t xml:space="preserve"> </w:t>
+      </w:r>
+      <w:r>
+        <w:t xml:space="preserve">operational state.</w:t>
       </w:r>
     </w:p>
     <w:p>
@@ -10695,17 +10651,13 @@
         </w:numPr>
       </w:pPr>
       <w:r>
-        <w:t xml:space="preserve">The Controller SHOULD NOT set any parameter to a DEPRECATED value.</w:t>
-      </w:r>
-    </w:p>
-    <w:bookmarkEnd w:id="83"/>
-    <w:bookmarkStart w:id="84" w:name="sec:requirements-for-obsoleted-items"/>
-    <w:p>
-      <w:pPr>
-        <w:pStyle w:val="Heading3"/>
-      </w:pPr>
-      <w:r>
-        <w:t xml:space="preserve">2.4.2 Requirements for OBSOLETED Items</w:t>
+        <w:t xml:space="preserve">The Agent MAY reject an attempt by a Controller to set any parameter</w:t>
+      </w:r>
+      <w:r>
+        <w:t xml:space="preserve"> </w:t>
+      </w:r>
+      <w:r>
+        <w:t xml:space="preserve">to a DEPRECATED value.</w:t>
       </w:r>
     </w:p>
     <w:p>
@@ -10713,39 +10665,7 @@
         <w:pStyle w:val="FirstParagraph"/>
       </w:pPr>
       <w:r>
-        <w:t xml:space="preserve">This section defines requirements that apply to all OBSOLETED objects,</w:t>
-      </w:r>
-      <w:r>
-        <w:t xml:space="preserve"> </w:t>
-      </w:r>
-      <w:r>
-        <w:t xml:space="preserve">parameters or parameter values unless specifically overridden by the</w:t>
-      </w:r>
-      <w:r>
-        <w:t xml:space="preserve"> </w:t>
-      </w:r>
-      <w:r>
-        <w:t xml:space="preserve">object or parameter definition.</w:t>
-      </w:r>
-    </w:p>
-    <w:p>
-      <w:pPr>
-        <w:pStyle w:val="BodyText"/>
-      </w:pPr>
-      <w:r>
-        <w:t xml:space="preserve">An OBSOLETED object, parameter or parameter value MUST meet all the</w:t>
-      </w:r>
-      <w:r>
-        <w:t xml:space="preserve"> </w:t>
-      </w:r>
-      <w:r>
-        <w:t xml:space="preserve">requirements of the previous section. In addition, the following</w:t>
-      </w:r>
-      <w:r>
-        <w:t xml:space="preserve"> </w:t>
-      </w:r>
-      <w:r>
-        <w:t xml:space="preserve">requirements apply.</w:t>
+        <w:t xml:space="preserve">Controller requirements:</w:t>
       </w:r>
     </w:p>
     <w:p>
@@ -10756,19 +10676,13 @@
         </w:numPr>
       </w:pPr>
       <w:r>
-        <w:t xml:space="preserve">An OBSOLETED object, parameter or parameter value MAY be removed</w:t>
-      </w:r>
-      <w:r>
-        <w:t xml:space="preserve"> </w:t>
-      </w:r>
-      <w:r>
-        <w:t xml:space="preserve">from a later minor version of a data model without this being</w:t>
-      </w:r>
-      <w:r>
-        <w:t xml:space="preserve"> </w:t>
-      </w:r>
-      <w:r>
-        <w:t xml:space="preserve">regarded as breaking backwards compatibility rules.</w:t>
+        <w:t xml:space="preserve">The Controller SHOULD NOT create DEPRECATED objects, modify</w:t>
+      </w:r>
+      <w:r>
+        <w:t xml:space="preserve"> </w:t>
+      </w:r>
+      <w:r>
+        <w:t xml:space="preserve">DEPRECATED parameters, or set DEPRECATED parameter values.</w:t>
       </w:r>
     </w:p>
     <w:p>
@@ -10779,25 +10693,13 @@
         </w:numPr>
       </w:pPr>
       <w:r>
-        <w:t xml:space="preserve">An OBSOLETED object, parameter or parameter value MUST NOT be</w:t>
-      </w:r>
-      <w:r>
-        <w:t xml:space="preserve"> </w:t>
-      </w:r>
-      <w:r>
-        <w:t xml:space="preserve">removed from the current version of a profile, but MAY be removed</w:t>
-      </w:r>
-      <w:r>
-        <w:t xml:space="preserve"> </w:t>
-      </w:r>
-      <w:r>
-        <w:t xml:space="preserve">from a later version of a profile without this being regarded as</w:t>
-      </w:r>
-      <w:r>
-        <w:t xml:space="preserve"> </w:t>
-      </w:r>
-      <w:r>
-        <w:t xml:space="preserve">breaking backwards compatibility rules.</w:t>
+        <w:t xml:space="preserve">The Controller SHOULD ignore DEPRECATED objects, parameters and</w:t>
+      </w:r>
+      <w:r>
+        <w:t xml:space="preserve"> </w:t>
+      </w:r>
+      <w:r>
+        <w:t xml:space="preserve">parameter values.</w:t>
       </w:r>
     </w:p>
     <w:p>
@@ -10805,6 +10707,154 @@
         <w:numPr>
           <w:ilvl w:val="0"/>
           <w:numId w:val="1055"/>
+        </w:numPr>
+      </w:pPr>
+      <w:r>
+        <w:t xml:space="preserve">The Controller SHOULD NOT set a DEPRECATED parameter to a value that</w:t>
+      </w:r>
+      <w:r>
+        <w:t xml:space="preserve"> </w:t>
+      </w:r>
+      <w:r>
+        <w:t xml:space="preserve">is invalid for its data type or fails to fulfill any range (for</w:t>
+      </w:r>
+      <w:r>
+        <w:t xml:space="preserve"> </w:t>
+      </w:r>
+      <w:r>
+        <w:t xml:space="preserve">numeric parameters), length (for string, base64 or hexBinary</w:t>
+      </w:r>
+      <w:r>
+        <w:t xml:space="preserve"> </w:t>
+      </w:r>
+      <w:r>
+        <w:t xml:space="preserve">parameters) or enumerated value (for string parameters)</w:t>
+      </w:r>
+      <w:r>
+        <w:t xml:space="preserve"> </w:t>
+      </w:r>
+      <w:r>
+        <w:t xml:space="preserve">requirements.</w:t>
+      </w:r>
+    </w:p>
+    <w:p>
+      <w:pPr>
+        <w:numPr>
+          <w:ilvl w:val="0"/>
+          <w:numId w:val="1055"/>
+        </w:numPr>
+      </w:pPr>
+      <w:r>
+        <w:t xml:space="preserve">The Controller SHOULD NOT set any parameter to a DEPRECATED value.</w:t>
+      </w:r>
+    </w:p>
+    <w:bookmarkEnd w:id="83"/>
+    <w:bookmarkStart w:id="84" w:name="sec:requirements-for-obsoleted-items"/>
+    <w:p>
+      <w:pPr>
+        <w:pStyle w:val="Heading3"/>
+      </w:pPr>
+      <w:r>
+        <w:t xml:space="preserve">2.4.2 Requirements for OBSOLETED Items</w:t>
+      </w:r>
+    </w:p>
+    <w:p>
+      <w:pPr>
+        <w:pStyle w:val="FirstParagraph"/>
+      </w:pPr>
+      <w:r>
+        <w:t xml:space="preserve">This section defines requirements that apply to all OBSOLETED objects,</w:t>
+      </w:r>
+      <w:r>
+        <w:t xml:space="preserve"> </w:t>
+      </w:r>
+      <w:r>
+        <w:t xml:space="preserve">parameters or parameter values unless specifically overridden by the</w:t>
+      </w:r>
+      <w:r>
+        <w:t xml:space="preserve"> </w:t>
+      </w:r>
+      <w:r>
+        <w:t xml:space="preserve">object or parameter definition.</w:t>
+      </w:r>
+    </w:p>
+    <w:p>
+      <w:pPr>
+        <w:pStyle w:val="BodyText"/>
+      </w:pPr>
+      <w:r>
+        <w:t xml:space="preserve">An OBSOLETED object, parameter or parameter value MUST meet all the</w:t>
+      </w:r>
+      <w:r>
+        <w:t xml:space="preserve"> </w:t>
+      </w:r>
+      <w:r>
+        <w:t xml:space="preserve">requirements of the previous section. In addition, the following</w:t>
+      </w:r>
+      <w:r>
+        <w:t xml:space="preserve"> </w:t>
+      </w:r>
+      <w:r>
+        <w:t xml:space="preserve">requirements apply.</w:t>
+      </w:r>
+    </w:p>
+    <w:p>
+      <w:pPr>
+        <w:numPr>
+          <w:ilvl w:val="0"/>
+          <w:numId w:val="1056"/>
+        </w:numPr>
+      </w:pPr>
+      <w:r>
+        <w:t xml:space="preserve">An OBSOLETED object, parameter or parameter value MAY be removed</w:t>
+      </w:r>
+      <w:r>
+        <w:t xml:space="preserve"> </w:t>
+      </w:r>
+      <w:r>
+        <w:t xml:space="preserve">from a later minor version of a data model without this being</w:t>
+      </w:r>
+      <w:r>
+        <w:t xml:space="preserve"> </w:t>
+      </w:r>
+      <w:r>
+        <w:t xml:space="preserve">regarded as breaking backwards compatibility rules.</w:t>
+      </w:r>
+    </w:p>
+    <w:p>
+      <w:pPr>
+        <w:numPr>
+          <w:ilvl w:val="0"/>
+          <w:numId w:val="1056"/>
+        </w:numPr>
+      </w:pPr>
+      <w:r>
+        <w:t xml:space="preserve">An OBSOLETED object, parameter or parameter value MUST NOT be</w:t>
+      </w:r>
+      <w:r>
+        <w:t xml:space="preserve"> </w:t>
+      </w:r>
+      <w:r>
+        <w:t xml:space="preserve">removed from the current version of a profile, but MAY be removed</w:t>
+      </w:r>
+      <w:r>
+        <w:t xml:space="preserve"> </w:t>
+      </w:r>
+      <w:r>
+        <w:t xml:space="preserve">from a later version of a profile without this being regarded as</w:t>
+      </w:r>
+      <w:r>
+        <w:t xml:space="preserve"> </w:t>
+      </w:r>
+      <w:r>
+        <w:t xml:space="preserve">breaking backwards compatibility rules.</w:t>
+      </w:r>
+    </w:p>
+    <w:p>
+      <w:pPr>
+        <w:numPr>
+          <w:ilvl w:val="0"/>
+          <w:numId w:val="1056"/>
         </w:numPr>
       </w:pPr>
       <w:r>
@@ -13799,7 +13849,7 @@
       <w:pPr>
         <w:numPr>
           <w:ilvl w:val="0"/>
-          <w:numId w:val="1056"/>
+          <w:numId w:val="1057"/>
         </w:numPr>
       </w:pPr>
       <w:r>
@@ -13810,7 +13860,7 @@
       <w:pPr>
         <w:numPr>
           <w:ilvl w:val="0"/>
-          <w:numId w:val="1056"/>
+          <w:numId w:val="1057"/>
         </w:numPr>
       </w:pPr>
       <w:r>
@@ -13821,7 +13871,7 @@
       <w:pPr>
         <w:numPr>
           <w:ilvl w:val="0"/>
-          <w:numId w:val="1056"/>
+          <w:numId w:val="1057"/>
         </w:numPr>
       </w:pPr>
       <w:r>
@@ -13832,7 +13882,7 @@
       <w:pPr>
         <w:numPr>
           <w:ilvl w:val="0"/>
-          <w:numId w:val="1056"/>
+          <w:numId w:val="1057"/>
         </w:numPr>
       </w:pPr>
       <w:r>
@@ -13843,7 +13893,7 @@
       <w:pPr>
         <w:numPr>
           <w:ilvl w:val="0"/>
-          <w:numId w:val="1056"/>
+          <w:numId w:val="1057"/>
         </w:numPr>
       </w:pPr>
       <w:r>
@@ -14459,7 +14509,7 @@
       <w:pPr>
         <w:numPr>
           <w:ilvl w:val="0"/>
-          <w:numId w:val="1057"/>
+          <w:numId w:val="1058"/>
         </w:numPr>
       </w:pPr>
       <w:r>
@@ -14485,7 +14535,7 @@
       <w:pPr>
         <w:numPr>
           <w:ilvl w:val="0"/>
-          <w:numId w:val="1057"/>
+          <w:numId w:val="1058"/>
         </w:numPr>
       </w:pPr>
       <w:r>
@@ -14496,7 +14546,7 @@
       <w:pPr>
         <w:numPr>
           <w:ilvl w:val="0"/>
-          <w:numId w:val="1057"/>
+          <w:numId w:val="1058"/>
         </w:numPr>
       </w:pPr>
       <w:r>
@@ -14573,7 +14623,7 @@
       <w:pPr>
         <w:numPr>
           <w:ilvl w:val="0"/>
-          <w:numId w:val="1057"/>
+          <w:numId w:val="1058"/>
         </w:numPr>
       </w:pPr>
       <w:r>
@@ -14612,7 +14662,7 @@
       <w:pPr>
         <w:numPr>
           <w:ilvl w:val="0"/>
-          <w:numId w:val="1058"/>
+          <w:numId w:val="1059"/>
         </w:numPr>
       </w:pPr>
       <w:r>
@@ -14623,106 +14673,6 @@
       </w:r>
       <w:r>
         <w:t xml:space="preserve">remains normative.</w:t>
-      </w:r>
-    </w:p>
-    <w:p>
-      <w:pPr>
-        <w:numPr>
-          <w:ilvl w:val="0"/>
-          <w:numId w:val="1058"/>
-        </w:numPr>
-      </w:pPr>
-      <w:r>
-        <w:t xml:space="preserve">The DM Schema, and the additional requirements therein, are</w:t>
-      </w:r>
-      <w:r>
-        <w:t xml:space="preserve"> </w:t>
-      </w:r>
-      <w:r>
-        <w:t xml:space="preserve">normative. Some of these additional requirements are duplicated (for</w:t>
-      </w:r>
-      <w:r>
-        <w:t xml:space="preserve"> </w:t>
-      </w:r>
-      <w:r>
-        <w:t xml:space="preserve">emphasis) in this Annex.</w:t>
-      </w:r>
-    </w:p>
-    <w:p>
-      <w:pPr>
-        <w:numPr>
-          <w:ilvl w:val="0"/>
-          <w:numId w:val="1058"/>
-        </w:numPr>
-      </w:pPr>
-      <w:r>
-        <w:t xml:space="preserve">The DM Schema references additional material in this Annex. Such</w:t>
-      </w:r>
-      <w:r>
-        <w:t xml:space="preserve"> </w:t>
-      </w:r>
-      <w:r>
-        <w:t xml:space="preserve">material is normative.</w:t>
-      </w:r>
-    </w:p>
-    <w:p>
-      <w:pPr>
-        <w:numPr>
-          <w:ilvl w:val="0"/>
-          <w:numId w:val="1058"/>
-        </w:numPr>
-      </w:pPr>
-      <w:r>
-        <w:t xml:space="preserve">If the DM Schema conflicts with a normative requirement in the main</w:t>
-      </w:r>
-      <w:r>
-        <w:t xml:space="preserve"> </w:t>
-      </w:r>
-      <w:r>
-        <w:t xml:space="preserve">part of the document, this is an error in the DM Schema, and the</w:t>
-      </w:r>
-      <w:r>
-        <w:t xml:space="preserve"> </w:t>
-      </w:r>
-      <w:r>
-        <w:t xml:space="preserve">requirement in the main part of the document takes precedence.</w:t>
-      </w:r>
-    </w:p>
-    <w:bookmarkStart w:id="136" w:name="sec:importing-dm-instances"/>
-    <w:p>
-      <w:pPr>
-        <w:pStyle w:val="Heading3"/>
-      </w:pPr>
-      <w:r>
-        <w:t xml:space="preserve">A.2.1 Importing DM Instances</w:t>
-      </w:r>
-    </w:p>
-    <w:p>
-      <w:pPr>
-        <w:pStyle w:val="FirstParagraph"/>
-      </w:pPr>
-      <w:r>
-        <w:t xml:space="preserve">DM Instances are imported using the top-level import element. The DM</w:t>
-      </w:r>
-      <w:r>
-        <w:t xml:space="preserve"> </w:t>
-      </w:r>
-      <w:r>
-        <w:t xml:space="preserve">Schema specifies that the DM Instance is located via the file attribute.</w:t>
-      </w:r>
-    </w:p>
-    <w:p>
-      <w:pPr>
-        <w:pStyle w:val="BodyText"/>
-      </w:pPr>
-      <w:r>
-        <w:t xml:space="preserve">The rules governing the file attribute’s value and its use for locating</w:t>
-      </w:r>
-      <w:r>
-        <w:t xml:space="preserve"> </w:t>
-      </w:r>
-      <w:r>
-        <w:t xml:space="preserve">the DM Instance are as follows:</w:t>
       </w:r>
     </w:p>
     <w:p>
@@ -14730,6 +14680,106 @@
         <w:numPr>
           <w:ilvl w:val="0"/>
           <w:numId w:val="1059"/>
+        </w:numPr>
+      </w:pPr>
+      <w:r>
+        <w:t xml:space="preserve">The DM Schema, and the additional requirements therein, are</w:t>
+      </w:r>
+      <w:r>
+        <w:t xml:space="preserve"> </w:t>
+      </w:r>
+      <w:r>
+        <w:t xml:space="preserve">normative. Some of these additional requirements are duplicated (for</w:t>
+      </w:r>
+      <w:r>
+        <w:t xml:space="preserve"> </w:t>
+      </w:r>
+      <w:r>
+        <w:t xml:space="preserve">emphasis) in this Annex.</w:t>
+      </w:r>
+    </w:p>
+    <w:p>
+      <w:pPr>
+        <w:numPr>
+          <w:ilvl w:val="0"/>
+          <w:numId w:val="1059"/>
+        </w:numPr>
+      </w:pPr>
+      <w:r>
+        <w:t xml:space="preserve">The DM Schema references additional material in this Annex. Such</w:t>
+      </w:r>
+      <w:r>
+        <w:t xml:space="preserve"> </w:t>
+      </w:r>
+      <w:r>
+        <w:t xml:space="preserve">material is normative.</w:t>
+      </w:r>
+    </w:p>
+    <w:p>
+      <w:pPr>
+        <w:numPr>
+          <w:ilvl w:val="0"/>
+          <w:numId w:val="1059"/>
+        </w:numPr>
+      </w:pPr>
+      <w:r>
+        <w:t xml:space="preserve">If the DM Schema conflicts with a normative requirement in the main</w:t>
+      </w:r>
+      <w:r>
+        <w:t xml:space="preserve"> </w:t>
+      </w:r>
+      <w:r>
+        <w:t xml:space="preserve">part of the document, this is an error in the DM Schema, and the</w:t>
+      </w:r>
+      <w:r>
+        <w:t xml:space="preserve"> </w:t>
+      </w:r>
+      <w:r>
+        <w:t xml:space="preserve">requirement in the main part of the document takes precedence.</w:t>
+      </w:r>
+    </w:p>
+    <w:bookmarkStart w:id="136" w:name="sec:importing-dm-instances"/>
+    <w:p>
+      <w:pPr>
+        <w:pStyle w:val="Heading3"/>
+      </w:pPr>
+      <w:r>
+        <w:t xml:space="preserve">A.2.1 Importing DM Instances</w:t>
+      </w:r>
+    </w:p>
+    <w:p>
+      <w:pPr>
+        <w:pStyle w:val="FirstParagraph"/>
+      </w:pPr>
+      <w:r>
+        <w:t xml:space="preserve">DM Instances are imported using the top-level import element. The DM</w:t>
+      </w:r>
+      <w:r>
+        <w:t xml:space="preserve"> </w:t>
+      </w:r>
+      <w:r>
+        <w:t xml:space="preserve">Schema specifies that the DM Instance is located via the file attribute.</w:t>
+      </w:r>
+    </w:p>
+    <w:p>
+      <w:pPr>
+        <w:pStyle w:val="BodyText"/>
+      </w:pPr>
+      <w:r>
+        <w:t xml:space="preserve">The rules governing the file attribute’s value and its use for locating</w:t>
+      </w:r>
+      <w:r>
+        <w:t xml:space="preserve"> </w:t>
+      </w:r>
+      <w:r>
+        <w:t xml:space="preserve">the DM Instance are as follows:</w:t>
+      </w:r>
+    </w:p>
+    <w:p>
+      <w:pPr>
+        <w:numPr>
+          <w:ilvl w:val="0"/>
+          <w:numId w:val="1060"/>
         </w:numPr>
       </w:pPr>
       <w:r>
@@ -14754,7 +14804,7 @@
       <w:pPr>
         <w:numPr>
           <w:ilvl w:val="0"/>
-          <w:numId w:val="1059"/>
+          <w:numId w:val="1060"/>
         </w:numPr>
       </w:pPr>
       <w:r>
@@ -14765,7 +14815,7 @@
       <w:pPr>
         <w:numPr>
           <w:ilvl w:val="0"/>
-          <w:numId w:val="1059"/>
+          <w:numId w:val="1060"/>
         </w:numPr>
       </w:pPr>
       <w:r>
@@ -14776,7 +14826,7 @@
       <w:pPr>
         <w:numPr>
           <w:ilvl w:val="0"/>
-          <w:numId w:val="1059"/>
+          <w:numId w:val="1060"/>
         </w:numPr>
       </w:pPr>
       <w:r>
@@ -14839,7 +14889,7 @@
       <w:pPr>
         <w:numPr>
           <w:ilvl w:val="0"/>
-          <w:numId w:val="1059"/>
+          <w:numId w:val="1060"/>
         </w:numPr>
       </w:pPr>
       <w:r>
@@ -14921,7 +14971,7 @@
       <w:pPr>
         <w:numPr>
           <w:ilvl w:val="0"/>
-          <w:numId w:val="1060"/>
+          <w:numId w:val="1061"/>
         </w:numPr>
       </w:pPr>
       <w:r>
@@ -15045,7 +15095,7 @@
       <w:pPr>
         <w:numPr>
           <w:ilvl w:val="0"/>
-          <w:numId w:val="1060"/>
+          <w:numId w:val="1061"/>
         </w:numPr>
       </w:pPr>
       <w:r>
@@ -15085,7 +15135,7 @@
       <w:pPr>
         <w:numPr>
           <w:ilvl w:val="0"/>
-          <w:numId w:val="1060"/>
+          <w:numId w:val="1061"/>
         </w:numPr>
       </w:pPr>
       <w:r>
@@ -15116,7 +15166,7 @@
       <w:pPr>
         <w:numPr>
           <w:ilvl w:val="0"/>
-          <w:numId w:val="1061"/>
+          <w:numId w:val="1062"/>
         </w:numPr>
       </w:pPr>
       <w:r>
@@ -15207,7 +15257,7 @@
       <w:pPr>
         <w:numPr>
           <w:ilvl w:val="0"/>
-          <w:numId w:val="1061"/>
+          <w:numId w:val="1062"/>
         </w:numPr>
       </w:pPr>
       <w:r>
@@ -15597,7 +15647,7 @@
       <w:pPr>
         <w:numPr>
           <w:ilvl w:val="0"/>
-          <w:numId w:val="1062"/>
+          <w:numId w:val="1063"/>
         </w:numPr>
       </w:pPr>
       <w:r>
@@ -15662,7 +15712,7 @@
       <w:pPr>
         <w:numPr>
           <w:ilvl w:val="0"/>
-          <w:numId w:val="1062"/>
+          <w:numId w:val="1063"/>
         </w:numPr>
       </w:pPr>
       <w:r>
@@ -15709,7 +15759,7 @@
       <w:pPr>
         <w:numPr>
           <w:ilvl w:val="0"/>
-          <w:numId w:val="1062"/>
+          <w:numId w:val="1063"/>
         </w:numPr>
       </w:pPr>
       <w:r>
@@ -23265,7 +23315,7 @@
       <w:pPr>
         <w:numPr>
           <w:ilvl w:val="0"/>
-          <w:numId w:val="1063"/>
+          <w:numId w:val="1064"/>
         </w:numPr>
       </w:pPr>
       <w:r>
@@ -23296,7 +23346,7 @@
       <w:pPr>
         <w:numPr>
           <w:ilvl w:val="0"/>
-          <w:numId w:val="1063"/>
+          <w:numId w:val="1064"/>
         </w:numPr>
       </w:pPr>
       <w:r>
@@ -23409,7 +23459,7 @@
       <w:pPr>
         <w:numPr>
           <w:ilvl w:val="0"/>
-          <w:numId w:val="1064"/>
+          <w:numId w:val="1065"/>
         </w:numPr>
       </w:pPr>
       <w:r>
@@ -23456,7 +23506,7 @@
       <w:pPr>
         <w:numPr>
           <w:ilvl w:val="0"/>
-          <w:numId w:val="1064"/>
+          <w:numId w:val="1065"/>
         </w:numPr>
       </w:pPr>
       <w:r>
@@ -23699,7 +23749,7 @@
       <w:pPr>
         <w:numPr>
           <w:ilvl w:val="0"/>
-          <w:numId w:val="1065"/>
+          <w:numId w:val="1066"/>
         </w:numPr>
       </w:pPr>
       <w:r>
@@ -23716,7 +23766,7 @@
       <w:pPr>
         <w:numPr>
           <w:ilvl w:val="0"/>
-          <w:numId w:val="1065"/>
+          <w:numId w:val="1066"/>
         </w:numPr>
       </w:pPr>
       <w:r>
@@ -23745,260 +23795,212 @@
       <w:pPr>
         <w:numPr>
           <w:ilvl w:val="0"/>
-          <w:numId w:val="1065"/>
-        </w:numPr>
-      </w:pPr>
-      <w:r>
-        <w:t xml:space="preserve">Otherwise, if the path begins with a dot (</w:t>
-      </w:r>
-      <w:r>
-        <w:t xml:space="preserve">“.”</w:t>
-      </w:r>
-      <w:r>
-        <w:t xml:space="preserve">), it MUST be regarded as a</w:t>
-      </w:r>
-      <w:r>
-        <w:t xml:space="preserve"> </w:t>
-      </w:r>
-      <w:r>
-        <w:t xml:space="preserve">path relative to the Mount Point (if mounted) or to the</w:t>
-      </w:r>
-      <w:r>
-        <w:t xml:space="preserve"> </w:t>
-      </w:r>
-      <w:r>
-        <w:t xml:space="preserve">Root or Service Object (otherwise). For example:</w:t>
-      </w:r>
-    </w:p>
-    <w:p>
-      <w:pPr>
-        <w:numPr>
-          <w:ilvl w:val="1"/>
           <w:numId w:val="1066"/>
         </w:numPr>
       </w:pPr>
       <w:r>
-        <w:t xml:space="preserve">Device.LocalAgent.MTP.{i}.STOMP.Reference uses</w:t>
-      </w:r>
-      <w:r>
-        <w:t xml:space="preserve"> </w:t>
-      </w:r>
-      <w:r>
-        <w:t xml:space="preserve">“.STOMP.Connection.”</w:t>
-      </w:r>
-      <w:r>
-        <w:t xml:space="preserve"> </w:t>
-      </w:r>
-      <w:r>
-        <w:t xml:space="preserve">to</w:t>
-      </w:r>
-      <w:r>
-        <w:t xml:space="preserve"> </w:t>
-      </w:r>
-      <w:r>
-        <w:t xml:space="preserve">reference the Device.STOMP.Connection. table, but if Device.LocalAgent</w:t>
-      </w:r>
-      <w:r>
-        <w:t xml:space="preserve"> </w:t>
-      </w:r>
-      <w:r>
-        <w:t xml:space="preserve">was mounted at Device.ProxiedDevice.{i}. then</w:t>
-      </w:r>
-      <w:r>
-        <w:t xml:space="preserve"> </w:t>
-      </w:r>
-      <w:r>
-        <w:t xml:space="preserve">Device.ProxiedDevice.{i}.LocalAgent.MTP.{i}.STOMP.Reference would</w:t>
-      </w:r>
-      <w:r>
-        <w:t xml:space="preserve"> </w:t>
-      </w:r>
-      <w:r>
-        <w:t xml:space="preserve">reference the Device.ProxiedDevice.{i}.STOMP.Connection. table.</w:t>
-      </w:r>
-    </w:p>
-    <w:p>
-      <w:pPr>
-        <w:numPr>
-          <w:ilvl w:val="1"/>
-          <w:numId w:val="1066"/>
-        </w:numPr>
-      </w:pPr>
-      <w:r>
-        <w:t xml:space="preserve">In the Device Root Object,</w:t>
-      </w:r>
-      <w:r>
-        <w:t xml:space="preserve"> </w:t>
-      </w:r>
-      <w:r>
-        <w:t xml:space="preserve">“.DeviceInfo.”</w:t>
-      </w:r>
-      <w:r>
-        <w:t xml:space="preserve"> </w:t>
-      </w:r>
-      <w:r>
-        <w:t xml:space="preserve">means Device.DeviceInfo., but</w:t>
-      </w:r>
-      <w:r>
-        <w:t xml:space="preserve"> </w:t>
-      </w:r>
-      <w:r>
-        <w:t xml:space="preserve">in the Device.Services.ABCService.1 Service Object it means</w:t>
-      </w:r>
-      <w:r>
-        <w:t xml:space="preserve"> </w:t>
-      </w:r>
-      <w:r>
-        <w:t xml:space="preserve">Device.Services.ABCService.1.DeviceInfo..</w:t>
-      </w:r>
-    </w:p>
-    <w:p>
-      <w:pPr>
-        <w:numPr>
-          <w:ilvl w:val="0"/>
-          <w:numId w:val="1065"/>
-        </w:numPr>
-      </w:pPr>
-      <w:r>
-        <w:t xml:space="preserve">Otherwise, it MUST be regarded as a path relative to the current</w:t>
-      </w:r>
-      <w:r>
-        <w:t xml:space="preserve"> </w:t>
-      </w:r>
-      <w:r>
-        <w:t xml:space="preserve">object. Any leading hash characters (</w:t>
-      </w:r>
-      <w:r>
-        <w:t xml:space="preserve">“#”</w:t>
-      </w:r>
-      <w:r>
-        <w:t xml:space="preserve">) cause it to be relative</w:t>
-      </w:r>
-      <w:r>
-        <w:t xml:space="preserve"> </w:t>
-      </w:r>
-      <w:r>
-        <w:t xml:space="preserve">to the parent of the current object (or the parent’s parent, and so</w:t>
-      </w:r>
-      <w:r>
-        <w:t xml:space="preserve"> </w:t>
-      </w:r>
-      <w:r>
-        <w:t xml:space="preserve">on) as described below. For example:</w:t>
-      </w:r>
-    </w:p>
-    <w:p>
-      <w:pPr>
-        <w:pStyle w:val="Compact"/>
+        <w:t xml:space="preserve">Otherwise, if the path begins with a dot (</w:t>
+      </w:r>
+      <w:r>
+        <w:t xml:space="preserve">“.”</w:t>
+      </w:r>
+      <w:r>
+        <w:t xml:space="preserve">), it MUST be regarded as a</w:t>
+      </w:r>
+      <w:r>
+        <w:t xml:space="preserve"> </w:t>
+      </w:r>
+      <w:r>
+        <w:t xml:space="preserve">path relative to the Mount Point (if mounted) or to the</w:t>
+      </w:r>
+      <w:r>
+        <w:t xml:space="preserve"> </w:t>
+      </w:r>
+      <w:r>
+        <w:t xml:space="preserve">Root or Service Object (otherwise). For example:</w:t>
+      </w:r>
+    </w:p>
+    <w:p>
+      <w:pPr>
         <w:numPr>
           <w:ilvl w:val="1"/>
           <w:numId w:val="1067"/>
         </w:numPr>
       </w:pPr>
       <w:r>
-        <w:t xml:space="preserve">If the current object is Device.LAN.,</w:t>
-      </w:r>
-      <w:r>
-        <w:t xml:space="preserve"> </w:t>
-      </w:r>
-      <w:r>
-        <w:t xml:space="preserve">“IPAddress”</w:t>
-      </w:r>
-      <w:r>
-        <w:t xml:space="preserve"> </w:t>
-      </w:r>
-      <w:r>
-        <w:t xml:space="preserve">means</w:t>
-      </w:r>
-      <w:r>
-        <w:t xml:space="preserve"> </w:t>
-      </w:r>
-      <w:r>
-        <w:t xml:space="preserve">Device.LAN.IPAddress,</w:t>
-      </w:r>
-      <w:r>
-        <w:t xml:space="preserve"> </w:t>
-      </w:r>
-      <w:r>
-        <w:t xml:space="preserve">“Stats.”</w:t>
-      </w:r>
-      <w:r>
-        <w:t xml:space="preserve"> </w:t>
-      </w:r>
-      <w:r>
-        <w:t xml:space="preserve">means Device.LAN.Stats. and</w:t>
-      </w:r>
-      <w:r>
-        <w:t xml:space="preserve"> </w:t>
-      </w:r>
-      <w:r>
-        <w:t xml:space="preserve">“#.DeviceInfo.”</w:t>
-      </w:r>
-      <w:r>
-        <w:t xml:space="preserve"> </w:t>
-      </w:r>
-      <w:r>
-        <w:t xml:space="preserve">means Device.DeviceInfo (see below for more</w:t>
-      </w:r>
-      <w:r>
-        <w:t xml:space="preserve"> </w:t>
-      </w:r>
-      <w:r>
-        <w:t xml:space="preserve">“#”</w:t>
-      </w:r>
-      <w:r>
-        <w:t xml:space="preserve"> </w:t>
-      </w:r>
-      <w:r>
-        <w:t xml:space="preserve">examples).</w:t>
-      </w:r>
-    </w:p>
-    <w:p>
-      <w:pPr>
-        <w:pStyle w:val="FirstParagraph"/>
-      </w:pPr>
-      <w:r>
-        <w:t xml:space="preserve">If the path name scope is model:</w:t>
+        <w:t xml:space="preserve">Device.LocalAgent.MTP.{i}.STOMP.Reference uses</w:t>
+      </w:r>
+      <w:r>
+        <w:t xml:space="preserve"> </w:t>
+      </w:r>
+      <w:r>
+        <w:t xml:space="preserve">“.STOMP.Connection.”</w:t>
+      </w:r>
+      <w:r>
+        <w:t xml:space="preserve"> </w:t>
+      </w:r>
+      <w:r>
+        <w:t xml:space="preserve">to</w:t>
+      </w:r>
+      <w:r>
+        <w:t xml:space="preserve"> </w:t>
+      </w:r>
+      <w:r>
+        <w:t xml:space="preserve">reference the Device.STOMP.Connection. table, but if Device.LocalAgent</w:t>
+      </w:r>
+      <w:r>
+        <w:t xml:space="preserve"> </w:t>
+      </w:r>
+      <w:r>
+        <w:t xml:space="preserve">was mounted at Device.ProxiedDevice.{i}. then</w:t>
+      </w:r>
+      <w:r>
+        <w:t xml:space="preserve"> </w:t>
+      </w:r>
+      <w:r>
+        <w:t xml:space="preserve">Device.ProxiedDevice.{i}.LocalAgent.MTP.{i}.STOMP.Reference would</w:t>
+      </w:r>
+      <w:r>
+        <w:t xml:space="preserve"> </w:t>
+      </w:r>
+      <w:r>
+        <w:t xml:space="preserve">reference the Device.ProxiedDevice.{i}.STOMP.Connection. table.</w:t>
+      </w:r>
+    </w:p>
+    <w:p>
+      <w:pPr>
+        <w:numPr>
+          <w:ilvl w:val="1"/>
+          <w:numId w:val="1067"/>
+        </w:numPr>
+      </w:pPr>
+      <w:r>
+        <w:t xml:space="preserve">In the Device Root Object,</w:t>
+      </w:r>
+      <w:r>
+        <w:t xml:space="preserve"> </w:t>
+      </w:r>
+      <w:r>
+        <w:t xml:space="preserve">“.DeviceInfo.”</w:t>
+      </w:r>
+      <w:r>
+        <w:t xml:space="preserve"> </w:t>
+      </w:r>
+      <w:r>
+        <w:t xml:space="preserve">means Device.DeviceInfo., but</w:t>
+      </w:r>
+      <w:r>
+        <w:t xml:space="preserve"> </w:t>
+      </w:r>
+      <w:r>
+        <w:t xml:space="preserve">in the Device.Services.ABCService.1 Service Object it means</w:t>
+      </w:r>
+      <w:r>
+        <w:t xml:space="preserve"> </w:t>
+      </w:r>
+      <w:r>
+        <w:t xml:space="preserve">Device.Services.ABCService.1.DeviceInfo..</w:t>
       </w:r>
     </w:p>
     <w:p>
       <w:pPr>
         <w:numPr>
           <w:ilvl w:val="0"/>
+          <w:numId w:val="1066"/>
+        </w:numPr>
+      </w:pPr>
+      <w:r>
+        <w:t xml:space="preserve">Otherwise, it MUST be regarded as a path relative to the current</w:t>
+      </w:r>
+      <w:r>
+        <w:t xml:space="preserve"> </w:t>
+      </w:r>
+      <w:r>
+        <w:t xml:space="preserve">object. Any leading hash characters (</w:t>
+      </w:r>
+      <w:r>
+        <w:t xml:space="preserve">“#”</w:t>
+      </w:r>
+      <w:r>
+        <w:t xml:space="preserve">) cause it to be relative</w:t>
+      </w:r>
+      <w:r>
+        <w:t xml:space="preserve"> </w:t>
+      </w:r>
+      <w:r>
+        <w:t xml:space="preserve">to the parent of the current object (or the parent’s parent, and so</w:t>
+      </w:r>
+      <w:r>
+        <w:t xml:space="preserve"> </w:t>
+      </w:r>
+      <w:r>
+        <w:t xml:space="preserve">on) as described below. For example:</w:t>
+      </w:r>
+    </w:p>
+    <w:p>
+      <w:pPr>
+        <w:pStyle w:val="Compact"/>
+        <w:numPr>
+          <w:ilvl w:val="1"/>
           <w:numId w:val="1068"/>
         </w:numPr>
       </w:pPr>
       <w:r>
-        <w:t xml:space="preserve">If the path is empty, it MUST be regarded as referring to the Root</w:t>
-      </w:r>
-      <w:r>
-        <w:t xml:space="preserve"> </w:t>
-      </w:r>
-      <w:r>
-        <w:t xml:space="preserve">or Service Object.</w:t>
-      </w:r>
-    </w:p>
-    <w:p>
-      <w:pPr>
-        <w:numPr>
-          <w:ilvl w:val="0"/>
-          <w:numId w:val="1068"/>
-        </w:numPr>
-      </w:pPr>
-      <w:r>
-        <w:t xml:space="preserve">Otherwise, it MUST be regarded as a path relative to the Root or</w:t>
-      </w:r>
-      <w:r>
-        <w:t xml:space="preserve"> </w:t>
-      </w:r>
-      <w:r>
-        <w:t xml:space="preserve">Service Object. Any leading dot MUST be ignored. Leading hash</w:t>
-      </w:r>
-      <w:r>
-        <w:t xml:space="preserve"> </w:t>
-      </w:r>
-      <w:r>
-        <w:t xml:space="preserve">characters are not permitted.</w:t>
+        <w:t xml:space="preserve">If the current object is Device.LAN.,</w:t>
+      </w:r>
+      <w:r>
+        <w:t xml:space="preserve"> </w:t>
+      </w:r>
+      <w:r>
+        <w:t xml:space="preserve">“IPAddress”</w:t>
+      </w:r>
+      <w:r>
+        <w:t xml:space="preserve"> </w:t>
+      </w:r>
+      <w:r>
+        <w:t xml:space="preserve">means</w:t>
+      </w:r>
+      <w:r>
+        <w:t xml:space="preserve"> </w:t>
+      </w:r>
+      <w:r>
+        <w:t xml:space="preserve">Device.LAN.IPAddress,</w:t>
+      </w:r>
+      <w:r>
+        <w:t xml:space="preserve"> </w:t>
+      </w:r>
+      <w:r>
+        <w:t xml:space="preserve">“Stats.”</w:t>
+      </w:r>
+      <w:r>
+        <w:t xml:space="preserve"> </w:t>
+      </w:r>
+      <w:r>
+        <w:t xml:space="preserve">means Device.LAN.Stats. and</w:t>
+      </w:r>
+      <w:r>
+        <w:t xml:space="preserve"> </w:t>
+      </w:r>
+      <w:r>
+        <w:t xml:space="preserve">“#.DeviceInfo.”</w:t>
+      </w:r>
+      <w:r>
+        <w:t xml:space="preserve"> </w:t>
+      </w:r>
+      <w:r>
+        <w:t xml:space="preserve">means Device.DeviceInfo (see below for more</w:t>
+      </w:r>
+      <w:r>
+        <w:t xml:space="preserve"> </w:t>
+      </w:r>
+      <w:r>
+        <w:t xml:space="preserve">“#”</w:t>
+      </w:r>
+      <w:r>
+        <w:t xml:space="preserve"> </w:t>
+      </w:r>
+      <w:r>
+        <w:t xml:space="preserve">examples).</w:t>
       </w:r>
     </w:p>
     <w:p>
@@ -24006,7 +24008,7 @@
         <w:pStyle w:val="FirstParagraph"/>
       </w:pPr>
       <w:r>
-        <w:t xml:space="preserve">If the path name scope is object:</w:t>
+        <w:t xml:space="preserve">If the path name scope is model:</w:t>
       </w:r>
     </w:p>
     <w:p>
@@ -24017,13 +24019,13 @@
         </w:numPr>
       </w:pPr>
       <w:r>
-        <w:t xml:space="preserve">If the path is empty, it MUST be regarded as referring to the</w:t>
-      </w:r>
-      <w:r>
-        <w:t xml:space="preserve"> </w:t>
-      </w:r>
-      <w:r>
-        <w:t xml:space="preserve">current object.</w:t>
+        <w:t xml:space="preserve">If the path is empty, it MUST be regarded as referring to the Root</w:t>
+      </w:r>
+      <w:r>
+        <w:t xml:space="preserve"> </w:t>
+      </w:r>
+      <w:r>
+        <w:t xml:space="preserve">or Service Object.</w:t>
       </w:r>
     </w:p>
     <w:p>
@@ -24034,19 +24036,19 @@
         </w:numPr>
       </w:pPr>
       <w:r>
-        <w:t xml:space="preserve">Otherwise, it MUST be regarded as a path relative to the current</w:t>
-      </w:r>
-      <w:r>
-        <w:t xml:space="preserve"> </w:t>
-      </w:r>
-      <w:r>
-        <w:t xml:space="preserve">object. Any leading dot MUST be ignored. Leading hash characters are</w:t>
-      </w:r>
-      <w:r>
-        <w:t xml:space="preserve"> </w:t>
-      </w:r>
-      <w:r>
-        <w:t xml:space="preserve">not permitted.</w:t>
+        <w:t xml:space="preserve">Otherwise, it MUST be regarded as a path relative to the Root or</w:t>
+      </w:r>
+      <w:r>
+        <w:t xml:space="preserve"> </w:t>
+      </w:r>
+      <w:r>
+        <w:t xml:space="preserve">Service Object. Any leading dot MUST be ignored. Leading hash</w:t>
+      </w:r>
+      <w:r>
+        <w:t xml:space="preserve"> </w:t>
+      </w:r>
+      <w:r>
+        <w:t xml:space="preserve">characters are not permitted.</w:t>
       </w:r>
     </w:p>
     <w:p>
@@ -24054,92 +24056,7 @@
         <w:pStyle w:val="FirstParagraph"/>
       </w:pPr>
       <w:r>
-        <w:t xml:space="preserve">As mentioned above, if the path name scope is normal, a leading hash</w:t>
-      </w:r>
-      <w:r>
-        <w:t xml:space="preserve"> </w:t>
-      </w:r>
-      <w:r>
-        <w:t xml:space="preserve">character causes the path to be relative to the parent of the current</w:t>
-      </w:r>
-      <w:r>
-        <w:t xml:space="preserve"> </w:t>
-      </w:r>
-      <w:r>
-        <w:t xml:space="preserve">object. Additional hash characters reference the parent’s parent, and so</w:t>
-      </w:r>
-      <w:r>
-        <w:t xml:space="preserve"> </w:t>
-      </w:r>
-      <w:r>
-        <w:t xml:space="preserve">on, but they MUST NOT be used to reference beyond the Root or Service</w:t>
-      </w:r>
-      <w:r>
-        <w:t xml:space="preserve"> </w:t>
-      </w:r>
-      <w:r>
-        <w:t xml:space="preserve">Object. Also, for object instances,</w:t>
-      </w:r>
-      <w:r>
-        <w:t xml:space="preserve"> </w:t>
-      </w:r>
-      <w:r>
-        <w:t xml:space="preserve">“#.”</w:t>
-      </w:r>
-      <w:r>
-        <w:t xml:space="preserve"> </w:t>
-      </w:r>
-      <w:r>
-        <w:t xml:space="preserve">always means the</w:t>
-      </w:r>
-      <w:r>
-        <w:t xml:space="preserve"> </w:t>
-      </w:r>
-      <w:r>
-        <w:t xml:space="preserve">Multi-Instance Object’s (table’s) parent rather than the Multi-Instance</w:t>
-      </w:r>
-      <w:r>
-        <w:t xml:space="preserve"> </w:t>
-      </w:r>
-      <w:r>
-        <w:t xml:space="preserve">Object (table).</w:t>
-      </w:r>
-    </w:p>
-    <w:p>
-      <w:pPr>
-        <w:pStyle w:val="BodyText"/>
-      </w:pPr>
-      <w:r>
-        <w:t xml:space="preserve">In addition, within a component definition, items that are defined</w:t>
-      </w:r>
-      <w:r>
-        <w:t xml:space="preserve"> </w:t>
-      </w:r>
-      <w:r>
-        <w:t xml:space="preserve">outside the component MUST NOT be referenced via relative paths. This is</w:t>
-      </w:r>
-      <w:r>
-        <w:t xml:space="preserve"> </w:t>
-      </w:r>
-      <w:r>
-        <w:t xml:space="preserve">because components can be included anywhere within the data model tree.</w:t>
-      </w:r>
-    </w:p>
-    <w:p>
-      <w:pPr>
-        <w:pStyle w:val="BodyText"/>
-      </w:pPr>
-      <w:r>
-        <w:t xml:space="preserve">For example, if the current object is</w:t>
-      </w:r>
-      <w:r>
-        <w:t xml:space="preserve"> </w:t>
-      </w:r>
-      <w:r>
-        <w:t xml:space="preserve">“Device.LAN.DHCPOption.{i}.”</w:t>
-      </w:r>
-      <w:r>
-        <w:t xml:space="preserve">:</w:t>
+        <w:t xml:space="preserve">If the path name scope is object:</w:t>
       </w:r>
     </w:p>
     <w:p>
@@ -24150,25 +24067,13 @@
         </w:numPr>
       </w:pPr>
       <w:r>
-        <w:t xml:space="preserve">“#.”</w:t>
-      </w:r>
-      <w:r>
-        <w:t xml:space="preserve"> </w:t>
-      </w:r>
-      <w:r>
-        <w:t xml:space="preserve">means</w:t>
-      </w:r>
-      <w:r>
-        <w:t xml:space="preserve"> </w:t>
-      </w:r>
-      <w:r>
-        <w:t xml:space="preserve">“Device.LAN.”</w:t>
-      </w:r>
-      <w:r>
-        <w:t xml:space="preserve"> </w:t>
-      </w:r>
-      <w:r>
-        <w:t xml:space="preserve">(the table’s parent, not the table).</w:t>
+        <w:t xml:space="preserve">If the path is empty, it MUST be regarded as referring to the</w:t>
+      </w:r>
+      <w:r>
+        <w:t xml:space="preserve"> </w:t>
+      </w:r>
+      <w:r>
+        <w:t xml:space="preserve">current object.</w:t>
       </w:r>
     </w:p>
     <w:p>
@@ -24179,77 +24084,19 @@
         </w:numPr>
       </w:pPr>
       <w:r>
-        <w:t xml:space="preserve">“#.DHCPOption.”</w:t>
-      </w:r>
-      <w:r>
-        <w:t xml:space="preserve"> </w:t>
-      </w:r>
-      <w:r>
-        <w:t xml:space="preserve">means</w:t>
-      </w:r>
-      <w:r>
-        <w:t xml:space="preserve"> </w:t>
-      </w:r>
-      <w:r>
-        <w:t xml:space="preserve">“Device.LAN.DHCPOption.”</w:t>
-      </w:r>
-      <w:r>
-        <w:t xml:space="preserve"> </w:t>
-      </w:r>
-      <w:r>
-        <w:t xml:space="preserve">(the table).</w:t>
-      </w:r>
-    </w:p>
-    <w:p>
-      <w:pPr>
-        <w:numPr>
-          <w:ilvl w:val="0"/>
-          <w:numId w:val="1070"/>
-        </w:numPr>
-      </w:pPr>
-      <w:r>
-        <w:t xml:space="preserve">“#.Stats.”</w:t>
-      </w:r>
-      <w:r>
-        <w:t xml:space="preserve"> </w:t>
-      </w:r>
-      <w:r>
-        <w:t xml:space="preserve">means</w:t>
-      </w:r>
-      <w:r>
-        <w:t xml:space="preserve"> </w:t>
-      </w:r>
-      <w:r>
-        <w:t xml:space="preserve">“Device.LAN.Stats.”</w:t>
-      </w:r>
-      <w:r>
-        <w:t xml:space="preserve">.</w:t>
-      </w:r>
-    </w:p>
-    <w:p>
-      <w:pPr>
-        <w:numPr>
-          <w:ilvl w:val="0"/>
-          <w:numId w:val="1070"/>
-        </w:numPr>
-      </w:pPr>
-      <w:r>
-        <w:t xml:space="preserve">“#.Stats.TotalBytesSent”</w:t>
-      </w:r>
-      <w:r>
-        <w:t xml:space="preserve"> </w:t>
-      </w:r>
-      <w:r>
-        <w:t xml:space="preserve">means</w:t>
-      </w:r>
-      <w:r>
-        <w:t xml:space="preserve"> </w:t>
-      </w:r>
-      <w:r>
-        <w:t xml:space="preserve">“Device.LAN.Stats.TotalBytesSent”</w:t>
-      </w:r>
-      <w:r>
-        <w:t xml:space="preserve">.</w:t>
+        <w:t xml:space="preserve">Otherwise, it MUST be regarded as a path relative to the current</w:t>
+      </w:r>
+      <w:r>
+        <w:t xml:space="preserve"> </w:t>
+      </w:r>
+      <w:r>
+        <w:t xml:space="preserve">object. Any leading dot MUST be ignored. Leading hash characters are</w:t>
+      </w:r>
+      <w:r>
+        <w:t xml:space="preserve"> </w:t>
+      </w:r>
+      <w:r>
+        <w:t xml:space="preserve">not permitted.</w:t>
       </w:r>
     </w:p>
     <w:p>
@@ -24257,13 +24104,92 @@
         <w:pStyle w:val="FirstParagraph"/>
       </w:pPr>
       <w:r>
-        <w:t xml:space="preserve">The following examples would be invalid if LAN was defined within a</w:t>
-      </w:r>
-      <w:r>
-        <w:t xml:space="preserve"> </w:t>
-      </w:r>
-      <w:r>
-        <w:t xml:space="preserve">component:</w:t>
+        <w:t xml:space="preserve">As mentioned above, if the path name scope is normal, a leading hash</w:t>
+      </w:r>
+      <w:r>
+        <w:t xml:space="preserve"> </w:t>
+      </w:r>
+      <w:r>
+        <w:t xml:space="preserve">character causes the path to be relative to the parent of the current</w:t>
+      </w:r>
+      <w:r>
+        <w:t xml:space="preserve"> </w:t>
+      </w:r>
+      <w:r>
+        <w:t xml:space="preserve">object. Additional hash characters reference the parent’s parent, and so</w:t>
+      </w:r>
+      <w:r>
+        <w:t xml:space="preserve"> </w:t>
+      </w:r>
+      <w:r>
+        <w:t xml:space="preserve">on, but they MUST NOT be used to reference beyond the Root or Service</w:t>
+      </w:r>
+      <w:r>
+        <w:t xml:space="preserve"> </w:t>
+      </w:r>
+      <w:r>
+        <w:t xml:space="preserve">Object. Also, for object instances,</w:t>
+      </w:r>
+      <w:r>
+        <w:t xml:space="preserve"> </w:t>
+      </w:r>
+      <w:r>
+        <w:t xml:space="preserve">“#.”</w:t>
+      </w:r>
+      <w:r>
+        <w:t xml:space="preserve"> </w:t>
+      </w:r>
+      <w:r>
+        <w:t xml:space="preserve">always means the</w:t>
+      </w:r>
+      <w:r>
+        <w:t xml:space="preserve"> </w:t>
+      </w:r>
+      <w:r>
+        <w:t xml:space="preserve">Multi-Instance Object’s (table’s) parent rather than the Multi-Instance</w:t>
+      </w:r>
+      <w:r>
+        <w:t xml:space="preserve"> </w:t>
+      </w:r>
+      <w:r>
+        <w:t xml:space="preserve">Object (table).</w:t>
+      </w:r>
+    </w:p>
+    <w:p>
+      <w:pPr>
+        <w:pStyle w:val="BodyText"/>
+      </w:pPr>
+      <w:r>
+        <w:t xml:space="preserve">In addition, within a component definition, items that are defined</w:t>
+      </w:r>
+      <w:r>
+        <w:t xml:space="preserve"> </w:t>
+      </w:r>
+      <w:r>
+        <w:t xml:space="preserve">outside the component MUST NOT be referenced via relative paths. This is</w:t>
+      </w:r>
+      <w:r>
+        <w:t xml:space="preserve"> </w:t>
+      </w:r>
+      <w:r>
+        <w:t xml:space="preserve">because components can be included anywhere within the data model tree.</w:t>
+      </w:r>
+    </w:p>
+    <w:p>
+      <w:pPr>
+        <w:pStyle w:val="BodyText"/>
+      </w:pPr>
+      <w:r>
+        <w:t xml:space="preserve">For example, if the current object is</w:t>
+      </w:r>
+      <w:r>
+        <w:t xml:space="preserve"> </w:t>
+      </w:r>
+      <w:r>
+        <w:t xml:space="preserve">“Device.LAN.DHCPOption.{i}.”</w:t>
+      </w:r>
+      <w:r>
+        <w:t xml:space="preserve">:</w:t>
       </w:r>
     </w:p>
     <w:p>
@@ -24274,7 +24200,7 @@
         </w:numPr>
       </w:pPr>
       <w:r>
-        <w:t xml:space="preserve">“##.”</w:t>
+        <w:t xml:space="preserve">“#.”</w:t>
       </w:r>
       <w:r>
         <w:t xml:space="preserve"> </w:t>
@@ -24286,10 +24212,13 @@
         <w:t xml:space="preserve"> </w:t>
       </w:r>
       <w:r>
-        <w:t xml:space="preserve">“Device.”</w:t>
-      </w:r>
-      <w:r>
-        <w:t xml:space="preserve">.</w:t>
+        <w:t xml:space="preserve">“Device.LAN.”</w:t>
+      </w:r>
+      <w:r>
+        <w:t xml:space="preserve"> </w:t>
+      </w:r>
+      <w:r>
+        <w:t xml:space="preserve">(the table’s parent, not the table).</w:t>
       </w:r>
     </w:p>
     <w:p>
@@ -24300,7 +24229,7 @@
         </w:numPr>
       </w:pPr>
       <w:r>
-        <w:t xml:space="preserve">“##.DeviceInfo.”</w:t>
+        <w:t xml:space="preserve">“#.DHCPOption.”</w:t>
       </w:r>
       <w:r>
         <w:t xml:space="preserve"> </w:t>
@@ -24312,10 +24241,13 @@
         <w:t xml:space="preserve"> </w:t>
       </w:r>
       <w:r>
-        <w:t xml:space="preserve">“Device.DeviceInfo.”</w:t>
-      </w:r>
-      <w:r>
-        <w:t xml:space="preserve">.</w:t>
+        <w:t xml:space="preserve">“Device.LAN.DHCPOption.”</w:t>
+      </w:r>
+      <w:r>
+        <w:t xml:space="preserve"> </w:t>
+      </w:r>
+      <w:r>
+        <w:t xml:space="preserve">(the table).</w:t>
       </w:r>
     </w:p>
     <w:p>
@@ -24326,6 +24258,124 @@
         </w:numPr>
       </w:pPr>
       <w:r>
+        <w:t xml:space="preserve">“#.Stats.”</w:t>
+      </w:r>
+      <w:r>
+        <w:t xml:space="preserve"> </w:t>
+      </w:r>
+      <w:r>
+        <w:t xml:space="preserve">means</w:t>
+      </w:r>
+      <w:r>
+        <w:t xml:space="preserve"> </w:t>
+      </w:r>
+      <w:r>
+        <w:t xml:space="preserve">“Device.LAN.Stats.”</w:t>
+      </w:r>
+      <w:r>
+        <w:t xml:space="preserve">.</w:t>
+      </w:r>
+    </w:p>
+    <w:p>
+      <w:pPr>
+        <w:numPr>
+          <w:ilvl w:val="0"/>
+          <w:numId w:val="1071"/>
+        </w:numPr>
+      </w:pPr>
+      <w:r>
+        <w:t xml:space="preserve">“#.Stats.TotalBytesSent”</w:t>
+      </w:r>
+      <w:r>
+        <w:t xml:space="preserve"> </w:t>
+      </w:r>
+      <w:r>
+        <w:t xml:space="preserve">means</w:t>
+      </w:r>
+      <w:r>
+        <w:t xml:space="preserve"> </w:t>
+      </w:r>
+      <w:r>
+        <w:t xml:space="preserve">“Device.LAN.Stats.TotalBytesSent”</w:t>
+      </w:r>
+      <w:r>
+        <w:t xml:space="preserve">.</w:t>
+      </w:r>
+    </w:p>
+    <w:p>
+      <w:pPr>
+        <w:pStyle w:val="FirstParagraph"/>
+      </w:pPr>
+      <w:r>
+        <w:t xml:space="preserve">The following examples would be invalid if LAN was defined within a</w:t>
+      </w:r>
+      <w:r>
+        <w:t xml:space="preserve"> </w:t>
+      </w:r>
+      <w:r>
+        <w:t xml:space="preserve">component:</w:t>
+      </w:r>
+    </w:p>
+    <w:p>
+      <w:pPr>
+        <w:numPr>
+          <w:ilvl w:val="0"/>
+          <w:numId w:val="1072"/>
+        </w:numPr>
+      </w:pPr>
+      <w:r>
+        <w:t xml:space="preserve">“##.”</w:t>
+      </w:r>
+      <w:r>
+        <w:t xml:space="preserve"> </w:t>
+      </w:r>
+      <w:r>
+        <w:t xml:space="preserve">means</w:t>
+      </w:r>
+      <w:r>
+        <w:t xml:space="preserve"> </w:t>
+      </w:r>
+      <w:r>
+        <w:t xml:space="preserve">“Device.”</w:t>
+      </w:r>
+      <w:r>
+        <w:t xml:space="preserve">.</w:t>
+      </w:r>
+    </w:p>
+    <w:p>
+      <w:pPr>
+        <w:numPr>
+          <w:ilvl w:val="0"/>
+          <w:numId w:val="1072"/>
+        </w:numPr>
+      </w:pPr>
+      <w:r>
+        <w:t xml:space="preserve">“##.DeviceInfo.”</w:t>
+      </w:r>
+      <w:r>
+        <w:t xml:space="preserve"> </w:t>
+      </w:r>
+      <w:r>
+        <w:t xml:space="preserve">means</w:t>
+      </w:r>
+      <w:r>
+        <w:t xml:space="preserve"> </w:t>
+      </w:r>
+      <w:r>
+        <w:t xml:space="preserve">“Device.DeviceInfo.”</w:t>
+      </w:r>
+      <w:r>
+        <w:t xml:space="preserve">.</w:t>
+      </w:r>
+    </w:p>
+    <w:p>
+      <w:pPr>
+        <w:numPr>
+          <w:ilvl w:val="0"/>
+          <w:numId w:val="1072"/>
+        </w:numPr>
+      </w:pPr>
+      <w:r>
         <w:t xml:space="preserve">“##.DeviceInfo.Manufacturer”</w:t>
       </w:r>
       <w:r>
@@ -24357,7 +24407,7 @@
         <w:pStyle w:val="Compact"/>
         <w:numPr>
           <w:ilvl w:val="0"/>
-          <w:numId w:val="1072"/>
+          <w:numId w:val="1073"/>
         </w:numPr>
       </w:pPr>
       <w:r>
@@ -24520,7 +24570,7 @@
       <w:pPr>
         <w:numPr>
           <w:ilvl w:val="0"/>
-          <w:numId w:val="1073"/>
+          <w:numId w:val="1074"/>
         </w:numPr>
       </w:pPr>
       <w:r>
@@ -24541,7 +24591,7 @@
       <w:pPr>
         <w:numPr>
           <w:ilvl w:val="0"/>
-          <w:numId w:val="1073"/>
+          <w:numId w:val="1074"/>
         </w:numPr>
       </w:pPr>
       <w:r>
@@ -24562,7 +24612,7 @@
       <w:pPr>
         <w:numPr>
           <w:ilvl w:val="0"/>
-          <w:numId w:val="1073"/>
+          <w:numId w:val="1074"/>
         </w:numPr>
       </w:pPr>
       <w:r>
@@ -24583,7 +24633,7 @@
       <w:pPr>
         <w:numPr>
           <w:ilvl w:val="0"/>
-          <w:numId w:val="1073"/>
+          <w:numId w:val="1074"/>
         </w:numPr>
       </w:pPr>
       <w:r>
@@ -24604,7 +24654,7 @@
       <w:pPr>
         <w:numPr>
           <w:ilvl w:val="0"/>
-          <w:numId w:val="1073"/>
+          <w:numId w:val="1074"/>
         </w:numPr>
       </w:pPr>
       <w:r>
@@ -24659,7 +24709,7 @@
       <w:pPr>
         <w:numPr>
           <w:ilvl w:val="0"/>
-          <w:numId w:val="1074"/>
+          <w:numId w:val="1075"/>
         </w:numPr>
       </w:pPr>
       <w:r>
@@ -24671,60 +24721,6 @@
       </w:r>
       <w:r>
         <w:t xml:space="preserve">: an empty string</w:t>
-      </w:r>
-    </w:p>
-    <w:p>
-      <w:pPr>
-        <w:numPr>
-          <w:ilvl w:val="0"/>
-          <w:numId w:val="1074"/>
-        </w:numPr>
-      </w:pPr>
-      <w:r>
-        <w:rPr>
-          <w:b/>
-          <w:bCs/>
-        </w:rPr>
-        <w:t xml:space="preserve">unsignedInt</w:t>
-      </w:r>
-      <w:r>
-        <w:t xml:space="preserve">: 0</w:t>
-      </w:r>
-    </w:p>
-    <w:p>
-      <w:pPr>
-        <w:numPr>
-          <w:ilvl w:val="0"/>
-          <w:numId w:val="1074"/>
-        </w:numPr>
-      </w:pPr>
-      <w:r>
-        <w:rPr>
-          <w:b/>
-          <w:bCs/>
-        </w:rPr>
-        <w:t xml:space="preserve">int</w:t>
-      </w:r>
-      <w:r>
-        <w:t xml:space="preserve">: -1</w:t>
-      </w:r>
-    </w:p>
-    <w:bookmarkEnd w:id="155"/>
-    <w:bookmarkStart w:id="156" w:name="sec:reference-types"/>
-    <w:p>
-      <w:pPr>
-        <w:pStyle w:val="Heading4"/>
-      </w:pPr>
-      <w:r>
-        <w:t xml:space="preserve">A.2.3.6 Reference Types</w:t>
-      </w:r>
-    </w:p>
-    <w:p>
-      <w:pPr>
-        <w:pStyle w:val="FirstParagraph"/>
-      </w:pPr>
-      <w:r>
-        <w:t xml:space="preserve">A reference to another parameter or object can be weak or strong:</w:t>
       </w:r>
     </w:p>
     <w:p>
@@ -24739,28 +24735,10 @@
           <w:b/>
           <w:bCs/>
         </w:rPr>
-        <w:t xml:space="preserve">weak</w:t>
-      </w:r>
-      <w:r>
-        <w:t xml:space="preserve">: it does not necessarily reference an existing parameter or</w:t>
-      </w:r>
-      <w:r>
-        <w:t xml:space="preserve"> </w:t>
-      </w:r>
-      <w:r>
-        <w:t xml:space="preserve">object. For example, if the referenced parameter or object is</w:t>
-      </w:r>
-      <w:r>
-        <w:t xml:space="preserve"> </w:t>
-      </w:r>
-      <w:r>
-        <w:t xml:space="preserve">deleted, the value of the reference parameter might not get updated.</w:t>
-      </w:r>
-      <w:r>
-        <w:t xml:space="preserve"> </w:t>
-      </w:r>
-      <w:r>
-        <w:t xml:space="preserve">All weak reference parameters MUST be declared as writable.</w:t>
+        <w:t xml:space="preserve">unsignedInt</w:t>
+      </w:r>
+      <w:r>
+        <w:t xml:space="preserve">: 0</w:t>
       </w:r>
     </w:p>
     <w:p>
@@ -24768,6 +24746,78 @@
         <w:numPr>
           <w:ilvl w:val="0"/>
           <w:numId w:val="1075"/>
+        </w:numPr>
+      </w:pPr>
+      <w:r>
+        <w:rPr>
+          <w:b/>
+          <w:bCs/>
+        </w:rPr>
+        <w:t xml:space="preserve">int</w:t>
+      </w:r>
+      <w:r>
+        <w:t xml:space="preserve">: -1</w:t>
+      </w:r>
+    </w:p>
+    <w:bookmarkEnd w:id="155"/>
+    <w:bookmarkStart w:id="156" w:name="sec:reference-types"/>
+    <w:p>
+      <w:pPr>
+        <w:pStyle w:val="Heading4"/>
+      </w:pPr>
+      <w:r>
+        <w:t xml:space="preserve">A.2.3.6 Reference Types</w:t>
+      </w:r>
+    </w:p>
+    <w:p>
+      <w:pPr>
+        <w:pStyle w:val="FirstParagraph"/>
+      </w:pPr>
+      <w:r>
+        <w:t xml:space="preserve">A reference to another parameter or object can be weak or strong:</w:t>
+      </w:r>
+    </w:p>
+    <w:p>
+      <w:pPr>
+        <w:numPr>
+          <w:ilvl w:val="0"/>
+          <w:numId w:val="1076"/>
+        </w:numPr>
+      </w:pPr>
+      <w:r>
+        <w:rPr>
+          <w:b/>
+          <w:bCs/>
+        </w:rPr>
+        <w:t xml:space="preserve">weak</w:t>
+      </w:r>
+      <w:r>
+        <w:t xml:space="preserve">: it does not necessarily reference an existing parameter or</w:t>
+      </w:r>
+      <w:r>
+        <w:t xml:space="preserve"> </w:t>
+      </w:r>
+      <w:r>
+        <w:t xml:space="preserve">object. For example, if the referenced parameter or object is</w:t>
+      </w:r>
+      <w:r>
+        <w:t xml:space="preserve"> </w:t>
+      </w:r>
+      <w:r>
+        <w:t xml:space="preserve">deleted, the value of the reference parameter might not get updated.</w:t>
+      </w:r>
+      <w:r>
+        <w:t xml:space="preserve"> </w:t>
+      </w:r>
+      <w:r>
+        <w:t xml:space="preserve">All weak reference parameters MUST be declared as writable.</w:t>
+      </w:r>
+    </w:p>
+    <w:p>
+      <w:pPr>
+        <w:numPr>
+          <w:ilvl w:val="0"/>
+          <w:numId w:val="1076"/>
         </w:numPr>
       </w:pPr>
       <w:r>
@@ -24869,7 +24919,7 @@
       <w:pPr>
         <w:numPr>
           <w:ilvl w:val="0"/>
-          <w:numId w:val="1076"/>
+          <w:numId w:val="1077"/>
         </w:numPr>
       </w:pPr>
       <w:r>
@@ -24899,7 +24949,7 @@
       <w:pPr>
         <w:numPr>
           <w:ilvl w:val="0"/>
-          <w:numId w:val="1076"/>
+          <w:numId w:val="1077"/>
         </w:numPr>
       </w:pPr>
       <w:r>
@@ -24929,7 +24979,7 @@
       <w:pPr>
         <w:numPr>
           <w:ilvl w:val="0"/>
-          <w:numId w:val="1076"/>
+          <w:numId w:val="1077"/>
         </w:numPr>
       </w:pPr>
       <w:r>
@@ -26809,7 +26859,7 @@
       <w:pPr>
         <w:numPr>
           <w:ilvl w:val="0"/>
-          <w:numId w:val="1077"/>
+          <w:numId w:val="1078"/>
         </w:numPr>
       </w:pPr>
       <w:r>
@@ -26820,7 +26870,7 @@
       <w:pPr>
         <w:numPr>
           <w:ilvl w:val="0"/>
-          <w:numId w:val="1077"/>
+          <w:numId w:val="1078"/>
         </w:numPr>
       </w:pPr>
       <w:r>
@@ -26831,7 +26881,7 @@
       <w:pPr>
         <w:numPr>
           <w:ilvl w:val="0"/>
-          <w:numId w:val="1077"/>
+          <w:numId w:val="1078"/>
         </w:numPr>
       </w:pPr>
       <w:r>
@@ -32660,7 +32710,7 @@
       <w:pPr>
         <w:numPr>
           <w:ilvl w:val="0"/>
-          <w:numId w:val="1078"/>
+          <w:numId w:val="1079"/>
         </w:numPr>
       </w:pPr>
       <w:r>
@@ -32671,7 +32721,7 @@
       <w:pPr>
         <w:numPr>
           <w:ilvl w:val="0"/>
-          <w:numId w:val="1078"/>
+          <w:numId w:val="1079"/>
         </w:numPr>
       </w:pPr>
       <w:r>
@@ -33132,7 +33182,7 @@
       <w:pPr>
         <w:numPr>
           <w:ilvl w:val="0"/>
-          <w:numId w:val="1079"/>
+          <w:numId w:val="1080"/>
         </w:numPr>
       </w:pPr>
       <w:r>
@@ -33149,7 +33199,7 @@
       <w:pPr>
         <w:numPr>
           <w:ilvl w:val="0"/>
-          <w:numId w:val="1079"/>
+          <w:numId w:val="1080"/>
         </w:numPr>
       </w:pPr>
       <w:r>
@@ -35293,7 +35343,7 @@
         <w:pStyle w:val="Compact"/>
         <w:numPr>
           <w:ilvl w:val="0"/>
-          <w:numId w:val="1080"/>
+          <w:numId w:val="1081"/>
         </w:numPr>
       </w:pPr>
       <w:r>
@@ -35316,7 +35366,7 @@
         <w:pStyle w:val="Compact"/>
         <w:numPr>
           <w:ilvl w:val="0"/>
-          <w:numId w:val="1080"/>
+          <w:numId w:val="1081"/>
         </w:numPr>
       </w:pPr>
       <w:r>
@@ -35429,43 +35479,11 @@
         <w:pStyle w:val="Compact"/>
         <w:numPr>
           <w:ilvl w:val="0"/>
-          <w:numId w:val="1081"/>
+          <w:numId w:val="1082"/>
         </w:numPr>
       </w:pPr>
       <w:r>
         <w:t xml:space="preserve">On model definitions when the corrigendum number (p) is greater than zero (because the model element’s name attribute can’t indicate an m.n.p version)</w:t>
-      </w:r>
-    </w:p>
-    <w:p>
-      <w:pPr>
-        <w:pStyle w:val="Compact"/>
-        <w:numPr>
-          <w:ilvl w:val="0"/>
-          <w:numId w:val="1081"/>
-        </w:numPr>
-      </w:pPr>
-      <w:r>
-        <w:t xml:space="preserve">On all object and profile definitions (this is checked by schema validation)</w:t>
-      </w:r>
-    </w:p>
-    <w:p>
-      <w:pPr>
-        <w:pStyle w:val="Compact"/>
-        <w:numPr>
-          <w:ilvl w:val="0"/>
-          <w:numId w:val="1081"/>
-        </w:numPr>
-      </w:pPr>
-      <w:r>
-        <w:t xml:space="preserve">On all other item definitions (parameters, enumerations, patterns, commands, events, arguments) that were defined in a later version than their parent</w:t>
-      </w:r>
-    </w:p>
-    <w:p>
-      <w:pPr>
-        <w:pStyle w:val="FirstParagraph"/>
-      </w:pPr>
-      <w:r>
-        <w:t xml:space="preserve">The version attribute is sometimes needed in the following case:</w:t>
       </w:r>
     </w:p>
     <w:p>
@@ -35477,16 +35495,19 @@
         </w:numPr>
       </w:pPr>
       <w:r>
-        <w:t xml:space="preserve">On a component reference, in which case it’s a</w:t>
-      </w:r>
-      <w:r>
-        <w:t xml:space="preserve"> </w:t>
-      </w:r>
-      <w:r>
-        <w:t xml:space="preserve">“clamp version”</w:t>
-      </w:r>
-      <w:r>
-        <w:t xml:space="preserve">, which means that any component item versions less than the clamp version are set to the clamp version</w:t>
+        <w:t xml:space="preserve">On all object and profile definitions (this is checked by schema validation)</w:t>
+      </w:r>
+    </w:p>
+    <w:p>
+      <w:pPr>
+        <w:pStyle w:val="Compact"/>
+        <w:numPr>
+          <w:ilvl w:val="0"/>
+          <w:numId w:val="1082"/>
+        </w:numPr>
+      </w:pPr>
+      <w:r>
+        <w:t xml:space="preserve">On all other item definitions (parameters, enumerations, patterns, commands, events, arguments) that were defined in a later version than their parent</w:t>
       </w:r>
     </w:p>
     <w:p>
@@ -35494,7 +35515,7 @@
         <w:pStyle w:val="FirstParagraph"/>
       </w:pPr>
       <w:r>
-        <w:t xml:space="preserve">The version attribute is forbidden in the following cases:</w:t>
+        <w:t xml:space="preserve">The version attribute is sometimes needed in the following case:</w:t>
       </w:r>
     </w:p>
     <w:p>
@@ -35506,7 +35527,24 @@
         </w:numPr>
       </w:pPr>
       <w:r>
-        <w:t xml:space="preserve">On item definitions (other than objects and profiles) that were defined in the same version as their parent</w:t>
+        <w:t xml:space="preserve">On a component reference, in which case it’s a</w:t>
+      </w:r>
+      <w:r>
+        <w:t xml:space="preserve"> </w:t>
+      </w:r>
+      <w:r>
+        <w:t xml:space="preserve">“clamp version”</w:t>
+      </w:r>
+      <w:r>
+        <w:t xml:space="preserve">, which means that any component item versions less than the clamp version are set to the clamp version</w:t>
+      </w:r>
+    </w:p>
+    <w:p>
+      <w:pPr>
+        <w:pStyle w:val="FirstParagraph"/>
+      </w:pPr>
+      <w:r>
+        <w:t xml:space="preserve">The version attribute is forbidden in the following cases:</w:t>
       </w:r>
     </w:p>
     <w:p>
@@ -35514,7 +35552,19 @@
         <w:pStyle w:val="Compact"/>
         <w:numPr>
           <w:ilvl w:val="0"/>
-          <w:numId w:val="1083"/>
+          <w:numId w:val="1084"/>
+        </w:numPr>
+      </w:pPr>
+      <w:r>
+        <w:t xml:space="preserve">On item definitions (other than objects and profiles) that were defined in the same version as their parent</w:t>
+      </w:r>
+    </w:p>
+    <w:p>
+      <w:pPr>
+        <w:pStyle w:val="Compact"/>
+        <w:numPr>
+          <w:ilvl w:val="0"/>
+          <w:numId w:val="1084"/>
         </w:numPr>
       </w:pPr>
       <w:r>
@@ -35973,7 +36023,7 @@
               <w:pStyle w:val="Compact"/>
               <w:numPr>
                 <w:ilvl w:val="0"/>
-                <w:numId w:val="1084"/>
+                <w:numId w:val="1085"/>
               </w:numPr>
             </w:pPr>
             <w:r>
@@ -35991,7 +36041,7 @@
               <w:pStyle w:val="Compact"/>
               <w:numPr>
                 <w:ilvl w:val="0"/>
-                <w:numId w:val="1084"/>
+                <w:numId w:val="1085"/>
               </w:numPr>
             </w:pPr>
             <w:r>
@@ -36400,7 +36450,7 @@
               <w:pStyle w:val="Compact"/>
               <w:numPr>
                 <w:ilvl w:val="0"/>
-                <w:numId w:val="1085"/>
+                <w:numId w:val="1086"/>
               </w:numPr>
             </w:pPr>
             <w:r>
@@ -36411,71 +36461,6 @@
             </w:r>
             <w:r>
               <w:t xml:space="preserve">existing object</w:t>
-            </w:r>
-          </w:p>
-          <w:p>
-            <w:pPr>
-              <w:pStyle w:val="Compact"/>
-              <w:numPr>
-                <w:ilvl w:val="0"/>
-                <w:numId w:val="1085"/>
-              </w:numPr>
-            </w:pPr>
-            <w:r>
-              <w:t xml:space="preserve">It specifies the name of the existing parameter (or command or event)</w:t>
-            </w:r>
-            <w:r>
-              <w:t xml:space="preserve"> </w:t>
-            </w:r>
-            <w:r>
-              <w:t xml:space="preserve">that should ideally precede the new one in the report</w:t>
-            </w:r>
-          </w:p>
-          <w:p>
-            <w:pPr>
-              <w:pStyle w:val="Compact"/>
-              <w:numPr>
-                <w:ilvl w:val="0"/>
-                <w:numId w:val="1085"/>
-              </w:numPr>
-            </w:pPr>
-            <w:r>
-              <w:t xml:space="preserve">Use an empty to string to request insertion at the beginning</w:t>
-            </w:r>
-          </w:p>
-        </w:tc>
-      </w:tr>
-      <w:tr>
-        <w:tc>
-          <w:tcPr/>
-          <w:p>
-            <w:pPr>
-              <w:pStyle w:val="Compact"/>
-            </w:pPr>
-            <w:r>
-              <w:t xml:space="preserve">dmr:previousObject</w:t>
-            </w:r>
-          </w:p>
-        </w:tc>
-        <w:tc>
-          <w:tcPr/>
-          <w:p>
-            <w:pPr>
-              <w:pStyle w:val="Compact"/>
-            </w:pPr>
-            <w:r>
-              <w:t xml:space="preserve">string</w:t>
-            </w:r>
-          </w:p>
-        </w:tc>
-        <w:tc>
-          <w:tcPr/>
-          <w:p>
-            <w:pPr>
-              <w:pStyle w:val="Compact"/>
-            </w:pPr>
-            <w:r>
-              <w:t xml:space="preserve">Previous object location hint</w:t>
             </w:r>
           </w:p>
           <w:p>
@@ -36487,7 +36472,13 @@
               </w:numPr>
             </w:pPr>
             <w:r>
-              <w:t xml:space="preserve">This can be used when adding an object</w:t>
+              <w:t xml:space="preserve">It specifies the name of the existing parameter (or command or event)</w:t>
+            </w:r>
+            <w:r>
+              <w:t xml:space="preserve"> </w:t>
+            </w:r>
+            <w:r>
+              <w:t xml:space="preserve">that should ideally precede the new one in the report</w:t>
             </w:r>
           </w:p>
           <w:p>
@@ -36499,24 +36490,6 @@
               </w:numPr>
             </w:pPr>
             <w:r>
-              <w:t xml:space="preserve">It specifies the name of the existing object that should ideally</w:t>
-            </w:r>
-            <w:r>
-              <w:t xml:space="preserve"> </w:t>
-            </w:r>
-            <w:r>
-              <w:t xml:space="preserve">precede the new one in the report</w:t>
-            </w:r>
-          </w:p>
-          <w:p>
-            <w:pPr>
-              <w:pStyle w:val="Compact"/>
-              <w:numPr>
-                <w:ilvl w:val="0"/>
-                <w:numId w:val="1086"/>
-              </w:numPr>
-            </w:pPr>
-            <w:r>
               <w:t xml:space="preserve">Use an empty to string to request insertion at the beginning</w:t>
             </w:r>
           </w:p>
@@ -36530,7 +36503,7 @@
               <w:pStyle w:val="Compact"/>
             </w:pPr>
             <w:r>
-              <w:t xml:space="preserve">dmr:previousProfile</w:t>
+              <w:t xml:space="preserve">dmr:previousObject</w:t>
             </w:r>
           </w:p>
         </w:tc>
@@ -36552,7 +36525,7 @@
               <w:pStyle w:val="Compact"/>
             </w:pPr>
             <w:r>
-              <w:t xml:space="preserve">Previous profile location hint</w:t>
+              <w:t xml:space="preserve">Previous object location hint</w:t>
             </w:r>
           </w:p>
           <w:p>
@@ -36564,7 +36537,7 @@
               </w:numPr>
             </w:pPr>
             <w:r>
-              <w:t xml:space="preserve">This can be used when adding a profile</w:t>
+              <w:t xml:space="preserve">This can be used when adding an object</w:t>
             </w:r>
           </w:p>
           <w:p>
@@ -36576,13 +36549,13 @@
               </w:numPr>
             </w:pPr>
             <w:r>
-              <w:t xml:space="preserve">It specifies the name of the existing profile that should ideally precede</w:t>
-            </w:r>
-            <w:r>
-              <w:t xml:space="preserve"> </w:t>
-            </w:r>
-            <w:r>
-              <w:t xml:space="preserve">the new one in the report</w:t>
+              <w:t xml:space="preserve">It specifies the name of the existing object that should ideally</w:t>
+            </w:r>
+            <w:r>
+              <w:t xml:space="preserve"> </w:t>
+            </w:r>
+            <w:r>
+              <w:t xml:space="preserve">precede the new one in the report</w:t>
             </w:r>
           </w:p>
           <w:p>
@@ -36607,29 +36580,29 @@
               <w:pStyle w:val="Compact"/>
             </w:pPr>
             <w:r>
-              <w:t xml:space="preserve">dmr:version</w:t>
-            </w:r>
-          </w:p>
-        </w:tc>
-        <w:tc>
-          <w:tcPr/>
-          <w:p>
-            <w:pPr>
-              <w:pStyle w:val="Compact"/>
-            </w:pPr>
-            <w:r>
-              <w:t xml:space="preserve">string (m.n)</w:t>
-            </w:r>
-          </w:p>
-        </w:tc>
-        <w:tc>
-          <w:tcPr/>
-          <w:p>
-            <w:pPr>
-              <w:pStyle w:val="Compact"/>
-            </w:pPr>
-            <w:r>
-              <w:t xml:space="preserve">Do not use this!</w:t>
+              <w:t xml:space="preserve">dmr:previousProfile</w:t>
+            </w:r>
+          </w:p>
+        </w:tc>
+        <w:tc>
+          <w:tcPr/>
+          <w:p>
+            <w:pPr>
+              <w:pStyle w:val="Compact"/>
+            </w:pPr>
+            <w:r>
+              <w:t xml:space="preserve">string</w:t>
+            </w:r>
+          </w:p>
+        </w:tc>
+        <w:tc>
+          <w:tcPr/>
+          <w:p>
+            <w:pPr>
+              <w:pStyle w:val="Compact"/>
+            </w:pPr>
+            <w:r>
+              <w:t xml:space="preserve">Previous profile location hint</w:t>
             </w:r>
           </w:p>
           <w:p>
@@ -36638,6 +36611,83 @@
               <w:numPr>
                 <w:ilvl w:val="0"/>
                 <w:numId w:val="1088"/>
+              </w:numPr>
+            </w:pPr>
+            <w:r>
+              <w:t xml:space="preserve">This can be used when adding a profile</w:t>
+            </w:r>
+          </w:p>
+          <w:p>
+            <w:pPr>
+              <w:pStyle w:val="Compact"/>
+              <w:numPr>
+                <w:ilvl w:val="0"/>
+                <w:numId w:val="1088"/>
+              </w:numPr>
+            </w:pPr>
+            <w:r>
+              <w:t xml:space="preserve">It specifies the name of the existing profile that should ideally precede</w:t>
+            </w:r>
+            <w:r>
+              <w:t xml:space="preserve"> </w:t>
+            </w:r>
+            <w:r>
+              <w:t xml:space="preserve">the new one in the report</w:t>
+            </w:r>
+          </w:p>
+          <w:p>
+            <w:pPr>
+              <w:pStyle w:val="Compact"/>
+              <w:numPr>
+                <w:ilvl w:val="0"/>
+                <w:numId w:val="1088"/>
+              </w:numPr>
+            </w:pPr>
+            <w:r>
+              <w:t xml:space="preserve">Use an empty to string to request insertion at the beginning</w:t>
+            </w:r>
+          </w:p>
+        </w:tc>
+      </w:tr>
+      <w:tr>
+        <w:tc>
+          <w:tcPr/>
+          <w:p>
+            <w:pPr>
+              <w:pStyle w:val="Compact"/>
+            </w:pPr>
+            <w:r>
+              <w:t xml:space="preserve">dmr:version</w:t>
+            </w:r>
+          </w:p>
+        </w:tc>
+        <w:tc>
+          <w:tcPr/>
+          <w:p>
+            <w:pPr>
+              <w:pStyle w:val="Compact"/>
+            </w:pPr>
+            <w:r>
+              <w:t xml:space="preserve">string (m.n)</w:t>
+            </w:r>
+          </w:p>
+        </w:tc>
+        <w:tc>
+          <w:tcPr/>
+          <w:p>
+            <w:pPr>
+              <w:pStyle w:val="Compact"/>
+            </w:pPr>
+            <w:r>
+              <w:t xml:space="preserve">Do not use this!</w:t>
+            </w:r>
+          </w:p>
+          <w:p>
+            <w:pPr>
+              <w:pStyle w:val="Compact"/>
+              <w:numPr>
+                <w:ilvl w:val="0"/>
+                <w:numId w:val="1089"/>
               </w:numPr>
             </w:pPr>
             <w:r>
@@ -36708,7 +36758,7 @@
       <w:pPr>
         <w:numPr>
           <w:ilvl w:val="0"/>
-          <w:numId w:val="1089"/>
+          <w:numId w:val="1090"/>
         </w:numPr>
       </w:pPr>
       <w:r>
@@ -36719,111 +36769,6 @@
       </w:r>
       <w:r>
         <w:t xml:space="preserve">Object definitions</w:t>
-      </w:r>
-    </w:p>
-    <w:p>
-      <w:pPr>
-        <w:numPr>
-          <w:ilvl w:val="0"/>
-          <w:numId w:val="1089"/>
-        </w:numPr>
-      </w:pPr>
-      <w:r>
-        <w:t xml:space="preserve">Declarations of which features of imported Root or Service Objects</w:t>
-      </w:r>
-      <w:r>
-        <w:t xml:space="preserve"> </w:t>
-      </w:r>
-      <w:r>
-        <w:t xml:space="preserve">are supported</w:t>
-      </w:r>
-    </w:p>
-    <w:p>
-      <w:pPr>
-        <w:pStyle w:val="FirstParagraph"/>
-      </w:pPr>
-      <w:r>
-        <w:t xml:space="preserve">DT Schema instance documents cannot contain definitions of Root or</w:t>
-      </w:r>
-      <w:r>
-        <w:t xml:space="preserve"> </w:t>
-      </w:r>
-      <w:r>
-        <w:t xml:space="preserve">Service Objects. All such definitions have to reside in DM Schema</w:t>
-      </w:r>
-      <w:r>
-        <w:t xml:space="preserve"> </w:t>
-      </w:r>
-      <w:r>
-        <w:t xml:space="preserve">instance documents.</w:t>
-      </w:r>
-    </w:p>
-    <w:bookmarkEnd w:id="212"/>
-    <w:bookmarkStart w:id="217" w:name="sec:normative-information-1"/>
-    <w:p>
-      <w:pPr>
-        <w:pStyle w:val="Heading2"/>
-      </w:pPr>
-      <w:r>
-        <w:t xml:space="preserve">B.2 Normative Information</w:t>
-      </w:r>
-    </w:p>
-    <w:p>
-      <w:pPr>
-        <w:pStyle w:val="FirstParagraph"/>
-      </w:pPr>
-      <w:r>
-        <w:t xml:space="preserve">It is possible to create instance documents that conform to the DT</w:t>
-      </w:r>
-      <w:r>
-        <w:t xml:space="preserve"> </w:t>
-      </w:r>
-      <w:r>
-        <w:t xml:space="preserve">Schema but nevertheless are not valid device type specifications. This</w:t>
-      </w:r>
-      <w:r>
-        <w:t xml:space="preserve"> </w:t>
-      </w:r>
-      <w:r>
-        <w:t xml:space="preserve">is because it is not possible to specify all the normative device type</w:t>
-      </w:r>
-      <w:r>
-        <w:t xml:space="preserve"> </w:t>
-      </w:r>
-      <w:r>
-        <w:t xml:space="preserve">specification requirements using the XML Schema language. Therefore, the</w:t>
-      </w:r>
-      <w:r>
-        <w:t xml:space="preserve"> </w:t>
-      </w:r>
-      <w:r>
-        <w:t xml:space="preserve">schema contains additional requirements written using the usual</w:t>
-      </w:r>
-      <w:r>
-        <w:t xml:space="preserve"> </w:t>
-      </w:r>
-      <w:r>
-        <w:t xml:space="preserve">normative language. Instance documents that conform to the DT Schema and</w:t>
-      </w:r>
-      <w:r>
-        <w:t xml:space="preserve"> </w:t>
-      </w:r>
-      <w:r>
-        <w:t xml:space="preserve">meet these additional requirements are referred to as DT Instances.</w:t>
-      </w:r>
-    </w:p>
-    <w:p>
-      <w:pPr>
-        <w:pStyle w:val="BodyText"/>
-      </w:pPr>
-      <w:r>
-        <w:t xml:space="preserve">The question of the location of the definitive normative information</w:t>
-      </w:r>
-      <w:r>
-        <w:t xml:space="preserve"> </w:t>
-      </w:r>
-      <w:r>
-        <w:t xml:space="preserve">therefore arises. The answer is as follows:</w:t>
       </w:r>
     </w:p>
     <w:p>
@@ -36834,60 +36779,165 @@
         </w:numPr>
       </w:pPr>
       <w:r>
-        <w:t xml:space="preserve">All the normative information in the main part of the document</w:t>
-      </w:r>
-      <w:r>
-        <w:t xml:space="preserve"> </w:t>
-      </w:r>
-      <w:r>
-        <w:t xml:space="preserve">remains normative.</w:t>
+        <w:t xml:space="preserve">Declarations of which features of imported Root or Service Objects</w:t>
+      </w:r>
+      <w:r>
+        <w:t xml:space="preserve"> </w:t>
+      </w:r>
+      <w:r>
+        <w:t xml:space="preserve">are supported</w:t>
+      </w:r>
+    </w:p>
+    <w:p>
+      <w:pPr>
+        <w:pStyle w:val="FirstParagraph"/>
+      </w:pPr>
+      <w:r>
+        <w:t xml:space="preserve">DT Schema instance documents cannot contain definitions of Root or</w:t>
+      </w:r>
+      <w:r>
+        <w:t xml:space="preserve"> </w:t>
+      </w:r>
+      <w:r>
+        <w:t xml:space="preserve">Service Objects. All such definitions have to reside in DM Schema</w:t>
+      </w:r>
+      <w:r>
+        <w:t xml:space="preserve"> </w:t>
+      </w:r>
+      <w:r>
+        <w:t xml:space="preserve">instance documents.</w:t>
+      </w:r>
+    </w:p>
+    <w:bookmarkEnd w:id="212"/>
+    <w:bookmarkStart w:id="217" w:name="sec:normative-information-1"/>
+    <w:p>
+      <w:pPr>
+        <w:pStyle w:val="Heading2"/>
+      </w:pPr>
+      <w:r>
+        <w:t xml:space="preserve">B.2 Normative Information</w:t>
+      </w:r>
+    </w:p>
+    <w:p>
+      <w:pPr>
+        <w:pStyle w:val="FirstParagraph"/>
+      </w:pPr>
+      <w:r>
+        <w:t xml:space="preserve">It is possible to create instance documents that conform to the DT</w:t>
+      </w:r>
+      <w:r>
+        <w:t xml:space="preserve"> </w:t>
+      </w:r>
+      <w:r>
+        <w:t xml:space="preserve">Schema but nevertheless are not valid device type specifications. This</w:t>
+      </w:r>
+      <w:r>
+        <w:t xml:space="preserve"> </w:t>
+      </w:r>
+      <w:r>
+        <w:t xml:space="preserve">is because it is not possible to specify all the normative device type</w:t>
+      </w:r>
+      <w:r>
+        <w:t xml:space="preserve"> </w:t>
+      </w:r>
+      <w:r>
+        <w:t xml:space="preserve">specification requirements using the XML Schema language. Therefore, the</w:t>
+      </w:r>
+      <w:r>
+        <w:t xml:space="preserve"> </w:t>
+      </w:r>
+      <w:r>
+        <w:t xml:space="preserve">schema contains additional requirements written using the usual</w:t>
+      </w:r>
+      <w:r>
+        <w:t xml:space="preserve"> </w:t>
+      </w:r>
+      <w:r>
+        <w:t xml:space="preserve">normative language. Instance documents that conform to the DT Schema and</w:t>
+      </w:r>
+      <w:r>
+        <w:t xml:space="preserve"> </w:t>
+      </w:r>
+      <w:r>
+        <w:t xml:space="preserve">meet these additional requirements are referred to as DT Instances.</w:t>
+      </w:r>
+    </w:p>
+    <w:p>
+      <w:pPr>
+        <w:pStyle w:val="BodyText"/>
+      </w:pPr>
+      <w:r>
+        <w:t xml:space="preserve">The question of the location of the definitive normative information</w:t>
+      </w:r>
+      <w:r>
+        <w:t xml:space="preserve"> </w:t>
+      </w:r>
+      <w:r>
+        <w:t xml:space="preserve">therefore arises. The answer is as follows:</w:t>
       </w:r>
     </w:p>
     <w:p>
       <w:pPr>
         <w:numPr>
           <w:ilvl w:val="0"/>
-          <w:numId w:val="1090"/>
+          <w:numId w:val="1091"/>
         </w:numPr>
       </w:pPr>
       <w:r>
-        <w:t xml:space="preserve">The DT Schema, and the additional requirements therein, are</w:t>
-      </w:r>
-      <w:r>
-        <w:t xml:space="preserve"> </w:t>
-      </w:r>
-      <w:r>
-        <w:t xml:space="preserve">normative. Some of these additional requirements are duplicated (for</w:t>
-      </w:r>
-      <w:r>
-        <w:t xml:space="preserve"> </w:t>
-      </w:r>
-      <w:r>
-        <w:t xml:space="preserve">emphasis) in this Annex.</w:t>
+        <w:t xml:space="preserve">All the normative information in the main part of the document</w:t>
+      </w:r>
+      <w:r>
+        <w:t xml:space="preserve"> </w:t>
+      </w:r>
+      <w:r>
+        <w:t xml:space="preserve">remains normative.</w:t>
       </w:r>
     </w:p>
     <w:p>
       <w:pPr>
         <w:numPr>
           <w:ilvl w:val="0"/>
-          <w:numId w:val="1090"/>
+          <w:numId w:val="1091"/>
         </w:numPr>
       </w:pPr>
       <w:r>
-        <w:t xml:space="preserve">The DT Schema references additional material in this Annex. Such</w:t>
-      </w:r>
-      <w:r>
-        <w:t xml:space="preserve"> </w:t>
-      </w:r>
-      <w:r>
-        <w:t xml:space="preserve">material is normative.</w:t>
+        <w:t xml:space="preserve">The DT Schema, and the additional requirements therein, are</w:t>
+      </w:r>
+      <w:r>
+        <w:t xml:space="preserve"> </w:t>
+      </w:r>
+      <w:r>
+        <w:t xml:space="preserve">normative. Some of these additional requirements are duplicated (for</w:t>
+      </w:r>
+      <w:r>
+        <w:t xml:space="preserve"> </w:t>
+      </w:r>
+      <w:r>
+        <w:t xml:space="preserve">emphasis) in this Annex.</w:t>
       </w:r>
     </w:p>
     <w:p>
       <w:pPr>
         <w:numPr>
           <w:ilvl w:val="0"/>
-          <w:numId w:val="1090"/>
+          <w:numId w:val="1091"/>
+        </w:numPr>
+      </w:pPr>
+      <w:r>
+        <w:t xml:space="preserve">The DT Schema references additional material in this Annex. Such</w:t>
+      </w:r>
+      <w:r>
+        <w:t xml:space="preserve"> </w:t>
+      </w:r>
+      <w:r>
+        <w:t xml:space="preserve">material is normative.</w:t>
+      </w:r>
+    </w:p>
+    <w:p>
+      <w:pPr>
+        <w:numPr>
+          <w:ilvl w:val="0"/>
+          <w:numId w:val="1091"/>
         </w:numPr>
       </w:pPr>
       <w:r>
@@ -37016,7 +37066,7 @@
       <w:pPr>
         <w:numPr>
           <w:ilvl w:val="0"/>
-          <w:numId w:val="1091"/>
+          <w:numId w:val="1092"/>
         </w:numPr>
       </w:pPr>
       <w:r>
@@ -37041,7 +37091,7 @@
       <w:pPr>
         <w:numPr>
           <w:ilvl w:val="0"/>
-          <w:numId w:val="1091"/>
+          <w:numId w:val="1092"/>
         </w:numPr>
       </w:pPr>
       <w:r>
@@ -37052,7 +37102,7 @@
       <w:pPr>
         <w:numPr>
           <w:ilvl w:val="0"/>
-          <w:numId w:val="1091"/>
+          <w:numId w:val="1092"/>
         </w:numPr>
       </w:pPr>
       <w:r>
@@ -37063,7 +37113,7 @@
       <w:pPr>
         <w:numPr>
           <w:ilvl w:val="0"/>
-          <w:numId w:val="1091"/>
+          <w:numId w:val="1092"/>
         </w:numPr>
       </w:pPr>
       <w:r>
@@ -37109,7 +37159,7 @@
       <w:pPr>
         <w:numPr>
           <w:ilvl w:val="0"/>
-          <w:numId w:val="1091"/>
+          <w:numId w:val="1092"/>
         </w:numPr>
       </w:pPr>
       <w:r>
@@ -39398,7 +39448,7 @@
       <w:pPr>
         <w:numPr>
           <w:ilvl w:val="0"/>
-          <w:numId w:val="1092"/>
+          <w:numId w:val="1093"/>
         </w:numPr>
       </w:pPr>
       <w:r>
@@ -39426,7 +39476,7 @@
       <w:pPr>
         <w:numPr>
           <w:ilvl w:val="0"/>
-          <w:numId w:val="1092"/>
+          <w:numId w:val="1093"/>
         </w:numPr>
       </w:pPr>
       <w:r>
@@ -39527,7 +39577,7 @@
       <w:pPr>
         <w:numPr>
           <w:ilvl w:val="0"/>
-          <w:numId w:val="1093"/>
+          <w:numId w:val="1094"/>
         </w:numPr>
       </w:pPr>
       <w:r>
@@ -39538,7 +39588,7 @@
       <w:pPr>
         <w:numPr>
           <w:ilvl w:val="0"/>
-          <w:numId w:val="1093"/>
+          <w:numId w:val="1094"/>
         </w:numPr>
       </w:pPr>
       <w:r>
@@ -39549,7 +39599,7 @@
       <w:pPr>
         <w:numPr>
           <w:ilvl w:val="0"/>
-          <w:numId w:val="1093"/>
+          <w:numId w:val="1094"/>
         </w:numPr>
       </w:pPr>
       <w:r>
@@ -39560,7 +39610,7 @@
       <w:pPr>
         <w:numPr>
           <w:ilvl w:val="0"/>
-          <w:numId w:val="1093"/>
+          <w:numId w:val="1094"/>
         </w:numPr>
       </w:pPr>
       <w:r>
@@ -39855,7 +39905,7 @@
       <w:pPr>
         <w:numPr>
           <w:ilvl w:val="0"/>
-          <w:numId w:val="1094"/>
+          <w:numId w:val="1095"/>
         </w:numPr>
       </w:pPr>
       <w:r>
@@ -39872,7 +39922,7 @@
       <w:pPr>
         <w:numPr>
           <w:ilvl w:val="0"/>
-          <w:numId w:val="1094"/>
+          <w:numId w:val="1095"/>
         </w:numPr>
       </w:pPr>
       <w:r>
@@ -41156,6 +41206,9 @@
     <w:abstractNumId w:val="991"/>
   </w:num>
   <w:num w:numId="1041">
+    <w:abstractNumId w:val="991"/>
+  </w:num>
+  <w:num w:numId="1042">
     <w:abstractNumId w:val="99421"/>
     <w:lvlOverride w:ilvl="0">
       <w:startOverride w:val="1"/>
@@ -41185,38 +41238,8 @@
       <w:startOverride w:val="1"/>
     </w:lvlOverride>
   </w:num>
-  <w:num w:numId="1042">
+  <w:num w:numId="1043">
     <w:abstractNumId w:val="991"/>
-  </w:num>
-  <w:num w:numId="1043">
-    <w:abstractNumId w:val="99421"/>
-    <w:lvlOverride w:ilvl="0">
-      <w:startOverride w:val="1"/>
-    </w:lvlOverride>
-    <w:lvlOverride w:ilvl="1">
-      <w:startOverride w:val="1"/>
-    </w:lvlOverride>
-    <w:lvlOverride w:ilvl="2">
-      <w:startOverride w:val="1"/>
-    </w:lvlOverride>
-    <w:lvlOverride w:ilvl="3">
-      <w:startOverride w:val="1"/>
-    </w:lvlOverride>
-    <w:lvlOverride w:ilvl="4">
-      <w:startOverride w:val="1"/>
-    </w:lvlOverride>
-    <w:lvlOverride w:ilvl="5">
-      <w:startOverride w:val="1"/>
-    </w:lvlOverride>
-    <w:lvlOverride w:ilvl="6">
-      <w:startOverride w:val="1"/>
-    </w:lvlOverride>
-    <w:lvlOverride w:ilvl="7">
-      <w:startOverride w:val="1"/>
-    </w:lvlOverride>
-    <w:lvlOverride w:ilvl="8">
-      <w:startOverride w:val="1"/>
-    </w:lvlOverride>
   </w:num>
   <w:num w:numId="1044">
     <w:abstractNumId w:val="99421"/>
@@ -41309,21 +41332,6 @@
     </w:lvlOverride>
   </w:num>
   <w:num w:numId="1047">
-    <w:abstractNumId w:val="991"/>
-  </w:num>
-  <w:num w:numId="1048">
-    <w:abstractNumId w:val="991"/>
-  </w:num>
-  <w:num w:numId="1049">
-    <w:abstractNumId w:val="991"/>
-  </w:num>
-  <w:num w:numId="1050">
-    <w:abstractNumId w:val="991"/>
-  </w:num>
-  <w:num w:numId="1051">
-    <w:abstractNumId w:val="991"/>
-  </w:num>
-  <w:num w:numId="1052">
     <w:abstractNumId w:val="99421"/>
     <w:lvlOverride w:ilvl="0">
       <w:startOverride w:val="1"/>
@@ -41352,6 +41360,21 @@
     <w:lvlOverride w:ilvl="8">
       <w:startOverride w:val="1"/>
     </w:lvlOverride>
+  </w:num>
+  <w:num w:numId="1048">
+    <w:abstractNumId w:val="991"/>
+  </w:num>
+  <w:num w:numId="1049">
+    <w:abstractNumId w:val="991"/>
+  </w:num>
+  <w:num w:numId="1050">
+    <w:abstractNumId w:val="991"/>
+  </w:num>
+  <w:num w:numId="1051">
+    <w:abstractNumId w:val="991"/>
+  </w:num>
+  <w:num w:numId="1052">
+    <w:abstractNumId w:val="991"/>
   </w:num>
   <w:num w:numId="1053">
     <w:abstractNumId w:val="99421"/>
@@ -41444,24 +41467,6 @@
     </w:lvlOverride>
   </w:num>
   <w:num w:numId="1056">
-    <w:abstractNumId w:val="991"/>
-  </w:num>
-  <w:num w:numId="1057">
-    <w:abstractNumId w:val="991"/>
-  </w:num>
-  <w:num w:numId="1058">
-    <w:abstractNumId w:val="991"/>
-  </w:num>
-  <w:num w:numId="1059">
-    <w:abstractNumId w:val="991"/>
-  </w:num>
-  <w:num w:numId="1060">
-    <w:abstractNumId w:val="991"/>
-  </w:num>
-  <w:num w:numId="1061">
-    <w:abstractNumId w:val="991"/>
-  </w:num>
-  <w:num w:numId="1062">
     <w:abstractNumId w:val="99421"/>
     <w:lvlOverride w:ilvl="0">
       <w:startOverride w:val="1"/>
@@ -41491,8 +41496,53 @@
       <w:startOverride w:val="1"/>
     </w:lvlOverride>
   </w:num>
+  <w:num w:numId="1057">
+    <w:abstractNumId w:val="991"/>
+  </w:num>
+  <w:num w:numId="1058">
+    <w:abstractNumId w:val="991"/>
+  </w:num>
+  <w:num w:numId="1059">
+    <w:abstractNumId w:val="991"/>
+  </w:num>
+  <w:num w:numId="1060">
+    <w:abstractNumId w:val="991"/>
+  </w:num>
+  <w:num w:numId="1061">
+    <w:abstractNumId w:val="991"/>
+  </w:num>
+  <w:num w:numId="1062">
+    <w:abstractNumId w:val="991"/>
+  </w:num>
   <w:num w:numId="1063">
-    <w:abstractNumId w:val="991"/>
+    <w:abstractNumId w:val="99421"/>
+    <w:lvlOverride w:ilvl="0">
+      <w:startOverride w:val="1"/>
+    </w:lvlOverride>
+    <w:lvlOverride w:ilvl="1">
+      <w:startOverride w:val="1"/>
+    </w:lvlOverride>
+    <w:lvlOverride w:ilvl="2">
+      <w:startOverride w:val="1"/>
+    </w:lvlOverride>
+    <w:lvlOverride w:ilvl="3">
+      <w:startOverride w:val="1"/>
+    </w:lvlOverride>
+    <w:lvlOverride w:ilvl="4">
+      <w:startOverride w:val="1"/>
+    </w:lvlOverride>
+    <w:lvlOverride w:ilvl="5">
+      <w:startOverride w:val="1"/>
+    </w:lvlOverride>
+    <w:lvlOverride w:ilvl="6">
+      <w:startOverride w:val="1"/>
+    </w:lvlOverride>
+    <w:lvlOverride w:ilvl="7">
+      <w:startOverride w:val="1"/>
+    </w:lvlOverride>
+    <w:lvlOverride w:ilvl="8">
+      <w:startOverride w:val="1"/>
+    </w:lvlOverride>
   </w:num>
   <w:num w:numId="1064">
     <w:abstractNumId w:val="991"/>
@@ -41591,6 +41641,9 @@
     <w:abstractNumId w:val="991"/>
   </w:num>
   <w:num w:numId="1096">
+    <w:abstractNumId w:val="991"/>
+  </w:num>
+  <w:num w:numId="1097">
     <w:abstractNumId w:val="991"/>
   </w:num>
 </w:numbering>
